--- a/Chapter4_Results_and_Discussion.docx
+++ b/Chapter4_Results_and_Discussion.docx
@@ -266,7 +266,7 @@
           <w:sz w:val="24"/>
           <w:szCs w:val="24"/>
         </w:rPr>
-        <w:t xml:space="preserve">| near .1, .3, and .5 indicates a small, medium, and large effect, and give </w:t>
+        <w:t xml:space="preserve">| near .1, .3, and .5 indicates a small, medium, and large effect. The tables of Sections 4.2.1 to 4.2.3 add an Interpretation column that states, for each comparison, whether the Holm-adjusted </w:t>
       </w:r>
       <w:r>
         <w:rPr>
@@ -284,25 +284,7 @@
           <w:sz w:val="24"/>
           <w:szCs w:val="24"/>
         </w:rPr>
-        <w:t xml:space="preserve"> values only where they add information; unless a table states otherwise, every Holm-adjusted </w:t>
-      </w:r>
-      <w:r>
-        <w:rPr>
-          <w:rFonts w:ascii="Times New Roman" w:cs="Times New Roman" w:eastAsia="Times New Roman" w:hAnsi="Times New Roman"/>
-          <w:i/>
-          <w:iCs/>
-          <w:sz w:val="24"/>
-          <w:szCs w:val="24"/>
-        </w:rPr>
-        <w:t xml:space="preserve">p</w:t>
-      </w:r>
-      <w:r>
-        <w:rPr>
-          <w:rFonts w:ascii="Times New Roman" w:cs="Times New Roman" w:eastAsia="Times New Roman" w:hAnsi="Times New Roman"/>
-          <w:sz w:val="24"/>
-          <w:szCs w:val="24"/>
-        </w:rPr>
-        <w:t xml:space="preserve"> value is below .001. Means and medians are reported without standard deviations because per-slice DSC is bounded and bimodal (Figure 4.1); the standard deviations, test statistics, and confidence intervals of every comparison are given in the appendix workbooks.</w:t>
+        <w:t xml:space="preserve"> value is below .05 (significant), the size of the effect, and which configuration the result favors. Means and medians are reported without standard deviations because per-slice DSC is bounded and bimodal (Figure 4.1); the standard deviations, test statistics, and confidence intervals of every comparison are given in the appendix workbooks.</w:t>
       </w:r>
     </w:p>
     <w:p>
@@ -5465,12 +5447,13 @@
         </w:tblBorders>
       </w:tblPr>
       <w:tblGrid>
-        <w:gridCol w:w="2188"/>
-        <w:gridCol w:w="1337"/>
-        <w:gridCol w:w="1459"/>
-        <w:gridCol w:w="1094"/>
-        <w:gridCol w:w="1580"/>
-        <w:gridCol w:w="1702"/>
+        <w:gridCol w:w="1652"/>
+        <w:gridCol w:w="1101"/>
+        <w:gridCol w:w="1211"/>
+        <w:gridCol w:w="881"/>
+        <w:gridCol w:w="1321"/>
+        <w:gridCol w:w="1321"/>
+        <w:gridCol w:w="1873"/>
       </w:tblGrid>
       <w:tr>
         <w:trPr>
@@ -5479,7 +5462,7 @@
         </w:trPr>
         <w:tc>
           <w:tcPr>
-            <w:tcW w:type="dxa" w:w="2188"/>
+            <w:tcW w:type="dxa" w:w="1652"/>
             <w:tcBorders>
               <w:top w:val="single" w:color="000000" w:sz="6"/>
               <w:left w:val="none" w:color="FFFFFF" w:sz="0"/>
@@ -5516,7 +5499,7 @@
         </w:tc>
         <w:tc>
           <w:tcPr>
-            <w:tcW w:type="dxa" w:w="1337"/>
+            <w:tcW w:type="dxa" w:w="1101"/>
             <w:tcBorders>
               <w:top w:val="single" w:color="000000" w:sz="6"/>
               <w:left w:val="none" w:color="FFFFFF" w:sz="0"/>
@@ -5553,7 +5536,7 @@
         </w:tc>
         <w:tc>
           <w:tcPr>
-            <w:tcW w:type="dxa" w:w="1459"/>
+            <w:tcW w:type="dxa" w:w="1211"/>
             <w:tcBorders>
               <w:top w:val="single" w:color="000000" w:sz="6"/>
               <w:left w:val="none" w:color="FFFFFF" w:sz="0"/>
@@ -5615,7 +5598,7 @@
         </w:tc>
         <w:tc>
           <w:tcPr>
-            <w:tcW w:type="dxa" w:w="1094"/>
+            <w:tcW w:type="dxa" w:w="881"/>
             <w:tcBorders>
               <w:top w:val="single" w:color="000000" w:sz="6"/>
               <w:left w:val="none" w:color="FFFFFF" w:sz="0"/>
@@ -5652,7 +5635,7 @@
         </w:tc>
         <w:tc>
           <w:tcPr>
-            <w:tcW w:type="dxa" w:w="1580"/>
+            <w:tcW w:type="dxa" w:w="1321"/>
             <w:tcBorders>
               <w:top w:val="single" w:color="000000" w:sz="6"/>
               <w:left w:val="none" w:color="FFFFFF" w:sz="0"/>
@@ -5689,7 +5672,7 @@
         </w:tc>
         <w:tc>
           <w:tcPr>
-            <w:tcW w:type="dxa" w:w="1702"/>
+            <w:tcW w:type="dxa" w:w="1321"/>
             <w:tcBorders>
               <w:top w:val="single" w:color="000000" w:sz="6"/>
               <w:left w:val="none" w:color="FFFFFF" w:sz="0"/>
@@ -5745,6 +5728,43 @@
                 <w:szCs w:val="20"/>
               </w:rPr>
               <w:t xml:space="preserve">, px</w:t>
+            </w:r>
+          </w:p>
+        </w:tc>
+        <w:tc>
+          <w:tcPr>
+            <w:tcW w:type="dxa" w:w="1873"/>
+            <w:tcBorders>
+              <w:top w:val="single" w:color="000000" w:sz="6"/>
+              <w:left w:val="none" w:color="FFFFFF" w:sz="0"/>
+              <w:bottom w:val="single" w:color="000000" w:sz="6"/>
+              <w:right w:val="none" w:color="FFFFFF" w:sz="0"/>
+            </w:tcBorders>
+            <w:tcMar>
+              <w:top w:type="dxa" w:w="30"/>
+              <w:left w:type="dxa" w:w="80"/>
+              <w:bottom w:type="dxa" w:w="30"/>
+              <w:right w:type="dxa" w:w="80"/>
+            </w:tcMar>
+            <w:vAlign w:val="center"/>
+          </w:tcPr>
+          <w:p>
+            <w:pPr>
+              <w:keepNext/>
+              <w:spacing w:line="240"/>
+              <w:jc w:val="center"/>
+            </w:pPr>
+            <w:r>
+              <w:rPr>
+                <w:rFonts w:ascii="Times New Roman" w:cs="Times New Roman" w:eastAsia="Times New Roman" w:hAnsi="Times New Roman"/>
+                <w:b/>
+                <w:bCs/>
+                <w:i w:val="false"/>
+                <w:iCs w:val="false"/>
+                <w:sz w:val="20"/>
+                <w:szCs w:val="20"/>
+              </w:rPr>
+              <w:t xml:space="preserve">Interpretation</w:t>
             </w:r>
           </w:p>
         </w:tc>
@@ -5756,7 +5776,7 @@
         <w:tc>
           <w:tcPr>
             <w:tcW w:type="dxa" w:w="9360"/>
-            <w:gridSpan w:val="6"/>
+            <w:gridSpan w:val="7"/>
             <w:tcBorders>
               <w:top w:val="none" w:color="FFFFFF" w:sz="0"/>
               <w:left w:val="none" w:color="FFFFFF" w:sz="0"/>
@@ -5798,7 +5818,7 @@
         </w:trPr>
         <w:tc>
           <w:tcPr>
-            <w:tcW w:type="dxa" w:w="2188"/>
+            <w:tcW w:type="dxa" w:w="1652"/>
             <w:tcBorders>
               <w:top w:val="none" w:color="FFFFFF" w:sz="0"/>
               <w:left w:val="none" w:color="FFFFFF" w:sz="0"/>
@@ -5835,7 +5855,7 @@
         </w:tc>
         <w:tc>
           <w:tcPr>
-            <w:tcW w:type="dxa" w:w="1337"/>
+            <w:tcW w:type="dxa" w:w="1101"/>
             <w:tcBorders>
               <w:top w:val="none" w:color="FFFFFF" w:sz="0"/>
               <w:left w:val="none" w:color="FFFFFF" w:sz="0"/>
@@ -5872,7 +5892,7 @@
         </w:tc>
         <w:tc>
           <w:tcPr>
-            <w:tcW w:type="dxa" w:w="1459"/>
+            <w:tcW w:type="dxa" w:w="1211"/>
             <w:tcBorders>
               <w:top w:val="none" w:color="FFFFFF" w:sz="0"/>
               <w:left w:val="none" w:color="FFFFFF" w:sz="0"/>
@@ -5909,7 +5929,7 @@
         </w:tc>
         <w:tc>
           <w:tcPr>
-            <w:tcW w:type="dxa" w:w="1094"/>
+            <w:tcW w:type="dxa" w:w="881"/>
             <w:tcBorders>
               <w:top w:val="none" w:color="FFFFFF" w:sz="0"/>
               <w:left w:val="none" w:color="FFFFFF" w:sz="0"/>
@@ -5946,7 +5966,7 @@
         </w:tc>
         <w:tc>
           <w:tcPr>
-            <w:tcW w:type="dxa" w:w="1580"/>
+            <w:tcW w:type="dxa" w:w="1321"/>
             <w:tcBorders>
               <w:top w:val="none" w:color="FFFFFF" w:sz="0"/>
               <w:left w:val="none" w:color="FFFFFF" w:sz="0"/>
@@ -5983,7 +6003,7 @@
         </w:tc>
         <w:tc>
           <w:tcPr>
-            <w:tcW w:type="dxa" w:w="1702"/>
+            <w:tcW w:type="dxa" w:w="1321"/>
             <w:tcBorders>
               <w:top w:val="none" w:color="FFFFFF" w:sz="0"/>
               <w:left w:val="none" w:color="FFFFFF" w:sz="0"/>
@@ -6016,6 +6036,31 @@
               </w:rPr>
               <w:t xml:space="preserve">107.4</w:t>
             </w:r>
+          </w:p>
+        </w:tc>
+        <w:tc>
+          <w:tcPr>
+            <w:tcW w:type="dxa" w:w="1873"/>
+            <w:tcBorders>
+              <w:top w:val="none" w:color="FFFFFF" w:sz="0"/>
+              <w:left w:val="none" w:color="FFFFFF" w:sz="0"/>
+              <w:bottom w:val="none" w:color="FFFFFF" w:sz="0"/>
+              <w:right w:val="none" w:color="FFFFFF" w:sz="0"/>
+            </w:tcBorders>
+            <w:tcMar>
+              <w:top w:type="dxa" w:w="30"/>
+              <w:left w:type="dxa" w:w="80"/>
+              <w:bottom w:type="dxa" w:w="30"/>
+              <w:right w:type="dxa" w:w="80"/>
+            </w:tcMar>
+            <w:vAlign w:val="center"/>
+          </w:tcPr>
+          <w:p>
+            <w:pPr>
+              <w:keepNext/>
+              <w:spacing w:line="240"/>
+              <w:jc w:val="center"/>
+            </w:pPr>
           </w:p>
         </w:tc>
       </w:tr>
@@ -6025,7 +6070,7 @@
         </w:trPr>
         <w:tc>
           <w:tcPr>
-            <w:tcW w:type="dxa" w:w="2188"/>
+            <w:tcW w:type="dxa" w:w="1652"/>
             <w:tcBorders>
               <w:top w:val="none" w:color="FFFFFF" w:sz="0"/>
               <w:left w:val="none" w:color="FFFFFF" w:sz="0"/>
@@ -6062,7 +6107,7 @@
         </w:tc>
         <w:tc>
           <w:tcPr>
-            <w:tcW w:type="dxa" w:w="1337"/>
+            <w:tcW w:type="dxa" w:w="1101"/>
             <w:tcBorders>
               <w:top w:val="none" w:color="FFFFFF" w:sz="0"/>
               <w:left w:val="none" w:color="FFFFFF" w:sz="0"/>
@@ -6099,7 +6144,7 @@
         </w:tc>
         <w:tc>
           <w:tcPr>
-            <w:tcW w:type="dxa" w:w="1459"/>
+            <w:tcW w:type="dxa" w:w="1211"/>
             <w:tcBorders>
               <w:top w:val="none" w:color="FFFFFF" w:sz="0"/>
               <w:left w:val="none" w:color="FFFFFF" w:sz="0"/>
@@ -6136,7 +6181,7 @@
         </w:tc>
         <w:tc>
           <w:tcPr>
-            <w:tcW w:type="dxa" w:w="1094"/>
+            <w:tcW w:type="dxa" w:w="881"/>
             <w:tcBorders>
               <w:top w:val="none" w:color="FFFFFF" w:sz="0"/>
               <w:left w:val="none" w:color="FFFFFF" w:sz="0"/>
@@ -6173,7 +6218,7 @@
         </w:tc>
         <w:tc>
           <w:tcPr>
-            <w:tcW w:type="dxa" w:w="1580"/>
+            <w:tcW w:type="dxa" w:w="1321"/>
             <w:tcBorders>
               <w:top w:val="none" w:color="FFFFFF" w:sz="0"/>
               <w:left w:val="none" w:color="FFFFFF" w:sz="0"/>
@@ -6210,7 +6255,7 @@
         </w:tc>
         <w:tc>
           <w:tcPr>
-            <w:tcW w:type="dxa" w:w="1702"/>
+            <w:tcW w:type="dxa" w:w="1321"/>
             <w:tcBorders>
               <w:top w:val="none" w:color="FFFFFF" w:sz="0"/>
               <w:left w:val="none" w:color="FFFFFF" w:sz="0"/>
@@ -6243,6 +6288,31 @@
               </w:rPr>
               <w:t xml:space="preserve">0.0</w:t>
             </w:r>
+          </w:p>
+        </w:tc>
+        <w:tc>
+          <w:tcPr>
+            <w:tcW w:type="dxa" w:w="1873"/>
+            <w:tcBorders>
+              <w:top w:val="none" w:color="FFFFFF" w:sz="0"/>
+              <w:left w:val="none" w:color="FFFFFF" w:sz="0"/>
+              <w:bottom w:val="none" w:color="FFFFFF" w:sz="0"/>
+              <w:right w:val="none" w:color="FFFFFF" w:sz="0"/>
+            </w:tcBorders>
+            <w:tcMar>
+              <w:top w:type="dxa" w:w="30"/>
+              <w:left w:type="dxa" w:w="80"/>
+              <w:bottom w:type="dxa" w:w="30"/>
+              <w:right w:type="dxa" w:w="80"/>
+            </w:tcMar>
+            <w:vAlign w:val="center"/>
+          </w:tcPr>
+          <w:p>
+            <w:pPr>
+              <w:keepNext/>
+              <w:spacing w:line="240"/>
+              <w:jc w:val="center"/>
+            </w:pPr>
           </w:p>
         </w:tc>
       </w:tr>
@@ -6252,7 +6322,7 @@
         </w:trPr>
         <w:tc>
           <w:tcPr>
-            <w:tcW w:type="dxa" w:w="2188"/>
+            <w:tcW w:type="dxa" w:w="1652"/>
             <w:tcBorders>
               <w:top w:val="none" w:color="FFFFFF" w:sz="0"/>
               <w:left w:val="none" w:color="FFFFFF" w:sz="0"/>
@@ -6289,7 +6359,7 @@
         </w:tc>
         <w:tc>
           <w:tcPr>
-            <w:tcW w:type="dxa" w:w="1337"/>
+            <w:tcW w:type="dxa" w:w="1101"/>
             <w:tcBorders>
               <w:top w:val="none" w:color="FFFFFF" w:sz="0"/>
               <w:left w:val="none" w:color="FFFFFF" w:sz="0"/>
@@ -6326,7 +6396,7 @@
         </w:tc>
         <w:tc>
           <w:tcPr>
-            <w:tcW w:type="dxa" w:w="1459"/>
+            <w:tcW w:type="dxa" w:w="1211"/>
             <w:tcBorders>
               <w:top w:val="none" w:color="FFFFFF" w:sz="0"/>
               <w:left w:val="none" w:color="FFFFFF" w:sz="0"/>
@@ -6363,7 +6433,7 @@
         </w:tc>
         <w:tc>
           <w:tcPr>
-            <w:tcW w:type="dxa" w:w="1094"/>
+            <w:tcW w:type="dxa" w:w="881"/>
             <w:tcBorders>
               <w:top w:val="none" w:color="FFFFFF" w:sz="0"/>
               <w:left w:val="none" w:color="FFFFFF" w:sz="0"/>
@@ -6400,7 +6470,7 @@
         </w:tc>
         <w:tc>
           <w:tcPr>
-            <w:tcW w:type="dxa" w:w="1580"/>
+            <w:tcW w:type="dxa" w:w="1321"/>
             <w:tcBorders>
               <w:top w:val="none" w:color="FFFFFF" w:sz="0"/>
               <w:left w:val="none" w:color="FFFFFF" w:sz="0"/>
@@ -6437,7 +6507,7 @@
         </w:tc>
         <w:tc>
           <w:tcPr>
-            <w:tcW w:type="dxa" w:w="1702"/>
+            <w:tcW w:type="dxa" w:w="1321"/>
             <w:tcBorders>
               <w:top w:val="none" w:color="FFFFFF" w:sz="0"/>
               <w:left w:val="none" w:color="FFFFFF" w:sz="0"/>
@@ -6470,6 +6540,31 @@
               </w:rPr>
               <w:t xml:space="preserve">44.1</w:t>
             </w:r>
+          </w:p>
+        </w:tc>
+        <w:tc>
+          <w:tcPr>
+            <w:tcW w:type="dxa" w:w="1873"/>
+            <w:tcBorders>
+              <w:top w:val="none" w:color="FFFFFF" w:sz="0"/>
+              <w:left w:val="none" w:color="FFFFFF" w:sz="0"/>
+              <w:bottom w:val="none" w:color="FFFFFF" w:sz="0"/>
+              <w:right w:val="none" w:color="FFFFFF" w:sz="0"/>
+            </w:tcBorders>
+            <w:tcMar>
+              <w:top w:type="dxa" w:w="30"/>
+              <w:left w:type="dxa" w:w="80"/>
+              <w:bottom w:type="dxa" w:w="30"/>
+              <w:right w:type="dxa" w:w="80"/>
+            </w:tcMar>
+            <w:vAlign w:val="center"/>
+          </w:tcPr>
+          <w:p>
+            <w:pPr>
+              <w:keepNext/>
+              <w:spacing w:line="240"/>
+              <w:jc w:val="center"/>
+            </w:pPr>
           </w:p>
         </w:tc>
       </w:tr>
@@ -6479,7 +6574,7 @@
         </w:trPr>
         <w:tc>
           <w:tcPr>
-            <w:tcW w:type="dxa" w:w="2188"/>
+            <w:tcW w:type="dxa" w:w="1652"/>
             <w:tcBorders>
               <w:top w:val="none" w:color="FFFFFF" w:sz="0"/>
               <w:left w:val="none" w:color="FFFFFF" w:sz="0"/>
@@ -6516,7 +6611,7 @@
         </w:tc>
         <w:tc>
           <w:tcPr>
-            <w:tcW w:type="dxa" w:w="1337"/>
+            <w:tcW w:type="dxa" w:w="1101"/>
             <w:tcBorders>
               <w:top w:val="none" w:color="FFFFFF" w:sz="0"/>
               <w:left w:val="none" w:color="FFFFFF" w:sz="0"/>
@@ -6553,7 +6648,7 @@
         </w:tc>
         <w:tc>
           <w:tcPr>
-            <w:tcW w:type="dxa" w:w="1459"/>
+            <w:tcW w:type="dxa" w:w="1211"/>
             <w:tcBorders>
               <w:top w:val="none" w:color="FFFFFF" w:sz="0"/>
               <w:left w:val="none" w:color="FFFFFF" w:sz="0"/>
@@ -6590,7 +6685,7 @@
         </w:tc>
         <w:tc>
           <w:tcPr>
-            <w:tcW w:type="dxa" w:w="1094"/>
+            <w:tcW w:type="dxa" w:w="881"/>
             <w:tcBorders>
               <w:top w:val="none" w:color="FFFFFF" w:sz="0"/>
               <w:left w:val="none" w:color="FFFFFF" w:sz="0"/>
@@ -6627,7 +6722,7 @@
         </w:tc>
         <w:tc>
           <w:tcPr>
-            <w:tcW w:type="dxa" w:w="1580"/>
+            <w:tcW w:type="dxa" w:w="1321"/>
             <w:tcBorders>
               <w:top w:val="none" w:color="FFFFFF" w:sz="0"/>
               <w:left w:val="none" w:color="FFFFFF" w:sz="0"/>
@@ -6664,7 +6759,7 @@
         </w:tc>
         <w:tc>
           <w:tcPr>
-            <w:tcW w:type="dxa" w:w="1702"/>
+            <w:tcW w:type="dxa" w:w="1321"/>
             <w:tcBorders>
               <w:top w:val="none" w:color="FFFFFF" w:sz="0"/>
               <w:left w:val="none" w:color="FFFFFF" w:sz="0"/>
@@ -6696,6 +6791,43 @@
                 <w:szCs w:val="20"/>
               </w:rPr>
               <w:t xml:space="preserve">42.0</w:t>
+            </w:r>
+          </w:p>
+        </w:tc>
+        <w:tc>
+          <w:tcPr>
+            <w:tcW w:type="dxa" w:w="1873"/>
+            <w:tcBorders>
+              <w:top w:val="none" w:color="FFFFFF" w:sz="0"/>
+              <w:left w:val="none" w:color="FFFFFF" w:sz="0"/>
+              <w:bottom w:val="none" w:color="FFFFFF" w:sz="0"/>
+              <w:right w:val="none" w:color="FFFFFF" w:sz="0"/>
+            </w:tcBorders>
+            <w:tcMar>
+              <w:top w:type="dxa" w:w="30"/>
+              <w:left w:type="dxa" w:w="80"/>
+              <w:bottom w:type="dxa" w:w="30"/>
+              <w:right w:type="dxa" w:w="80"/>
+            </w:tcMar>
+            <w:vAlign w:val="center"/>
+          </w:tcPr>
+          <w:p>
+            <w:pPr>
+              <w:keepNext/>
+              <w:spacing w:line="240"/>
+              <w:jc w:val="center"/>
+            </w:pPr>
+            <w:r>
+              <w:rPr>
+                <w:rFonts w:ascii="Times New Roman" w:cs="Times New Roman" w:eastAsia="Times New Roman" w:hAnsi="Times New Roman"/>
+                <w:b w:val="false"/>
+                <w:bCs w:val="false"/>
+                <w:i w:val="false"/>
+                <w:iCs w:val="false"/>
+                <w:sz w:val="20"/>
+                <w:szCs w:val="20"/>
+              </w:rPr>
+              <w:t xml:space="preserve">Class differences: Significant</w:t>
             </w:r>
           </w:p>
         </w:tc>
@@ -6707,7 +6839,7 @@
         <w:tc>
           <w:tcPr>
             <w:tcW w:type="dxa" w:w="9360"/>
-            <w:gridSpan w:val="6"/>
+            <w:gridSpan w:val="7"/>
             <w:tcBorders>
               <w:top w:val="none" w:color="FFFFFF" w:sz="0"/>
               <w:left w:val="none" w:color="FFFFFF" w:sz="0"/>
@@ -6749,7 +6881,7 @@
         </w:trPr>
         <w:tc>
           <w:tcPr>
-            <w:tcW w:type="dxa" w:w="2188"/>
+            <w:tcW w:type="dxa" w:w="1652"/>
             <w:tcBorders>
               <w:top w:val="none" w:color="FFFFFF" w:sz="0"/>
               <w:left w:val="none" w:color="FFFFFF" w:sz="0"/>
@@ -6786,7 +6918,7 @@
         </w:tc>
         <w:tc>
           <w:tcPr>
-            <w:tcW w:type="dxa" w:w="1337"/>
+            <w:tcW w:type="dxa" w:w="1101"/>
             <w:tcBorders>
               <w:top w:val="none" w:color="FFFFFF" w:sz="0"/>
               <w:left w:val="none" w:color="FFFFFF" w:sz="0"/>
@@ -6823,7 +6955,7 @@
         </w:tc>
         <w:tc>
           <w:tcPr>
-            <w:tcW w:type="dxa" w:w="1459"/>
+            <w:tcW w:type="dxa" w:w="1211"/>
             <w:tcBorders>
               <w:top w:val="none" w:color="FFFFFF" w:sz="0"/>
               <w:left w:val="none" w:color="FFFFFF" w:sz="0"/>
@@ -6860,7 +6992,7 @@
         </w:tc>
         <w:tc>
           <w:tcPr>
-            <w:tcW w:type="dxa" w:w="1094"/>
+            <w:tcW w:type="dxa" w:w="881"/>
             <w:tcBorders>
               <w:top w:val="none" w:color="FFFFFF" w:sz="0"/>
               <w:left w:val="none" w:color="FFFFFF" w:sz="0"/>
@@ -6897,7 +7029,7 @@
         </w:tc>
         <w:tc>
           <w:tcPr>
-            <w:tcW w:type="dxa" w:w="1580"/>
+            <w:tcW w:type="dxa" w:w="1321"/>
             <w:tcBorders>
               <w:top w:val="none" w:color="FFFFFF" w:sz="0"/>
               <w:left w:val="none" w:color="FFFFFF" w:sz="0"/>
@@ -6934,7 +7066,7 @@
         </w:tc>
         <w:tc>
           <w:tcPr>
-            <w:tcW w:type="dxa" w:w="1702"/>
+            <w:tcW w:type="dxa" w:w="1321"/>
             <w:tcBorders>
               <w:top w:val="none" w:color="FFFFFF" w:sz="0"/>
               <w:left w:val="none" w:color="FFFFFF" w:sz="0"/>
@@ -6967,6 +7099,31 @@
               </w:rPr>
               <w:t xml:space="preserve">32.6</w:t>
             </w:r>
+          </w:p>
+        </w:tc>
+        <w:tc>
+          <w:tcPr>
+            <w:tcW w:type="dxa" w:w="1873"/>
+            <w:tcBorders>
+              <w:top w:val="none" w:color="FFFFFF" w:sz="0"/>
+              <w:left w:val="none" w:color="FFFFFF" w:sz="0"/>
+              <w:bottom w:val="none" w:color="FFFFFF" w:sz="0"/>
+              <w:right w:val="none" w:color="FFFFFF" w:sz="0"/>
+            </w:tcBorders>
+            <w:tcMar>
+              <w:top w:type="dxa" w:w="30"/>
+              <w:left w:type="dxa" w:w="80"/>
+              <w:bottom w:type="dxa" w:w="30"/>
+              <w:right w:type="dxa" w:w="80"/>
+            </w:tcMar>
+            <w:vAlign w:val="center"/>
+          </w:tcPr>
+          <w:p>
+            <w:pPr>
+              <w:keepNext/>
+              <w:spacing w:line="240"/>
+              <w:jc w:val="center"/>
+            </w:pPr>
           </w:p>
         </w:tc>
       </w:tr>
@@ -6976,7 +7133,7 @@
         </w:trPr>
         <w:tc>
           <w:tcPr>
-            <w:tcW w:type="dxa" w:w="2188"/>
+            <w:tcW w:type="dxa" w:w="1652"/>
             <w:tcBorders>
               <w:top w:val="none" w:color="FFFFFF" w:sz="0"/>
               <w:left w:val="none" w:color="FFFFFF" w:sz="0"/>
@@ -7013,7 +7170,7 @@
         </w:tc>
         <w:tc>
           <w:tcPr>
-            <w:tcW w:type="dxa" w:w="1337"/>
+            <w:tcW w:type="dxa" w:w="1101"/>
             <w:tcBorders>
               <w:top w:val="none" w:color="FFFFFF" w:sz="0"/>
               <w:left w:val="none" w:color="FFFFFF" w:sz="0"/>
@@ -7050,7 +7207,7 @@
         </w:tc>
         <w:tc>
           <w:tcPr>
-            <w:tcW w:type="dxa" w:w="1459"/>
+            <w:tcW w:type="dxa" w:w="1211"/>
             <w:tcBorders>
               <w:top w:val="none" w:color="FFFFFF" w:sz="0"/>
               <w:left w:val="none" w:color="FFFFFF" w:sz="0"/>
@@ -7087,7 +7244,7 @@
         </w:tc>
         <w:tc>
           <w:tcPr>
-            <w:tcW w:type="dxa" w:w="1094"/>
+            <w:tcW w:type="dxa" w:w="881"/>
             <w:tcBorders>
               <w:top w:val="none" w:color="FFFFFF" w:sz="0"/>
               <w:left w:val="none" w:color="FFFFFF" w:sz="0"/>
@@ -7124,7 +7281,7 @@
         </w:tc>
         <w:tc>
           <w:tcPr>
-            <w:tcW w:type="dxa" w:w="1580"/>
+            <w:tcW w:type="dxa" w:w="1321"/>
             <w:tcBorders>
               <w:top w:val="none" w:color="FFFFFF" w:sz="0"/>
               <w:left w:val="none" w:color="FFFFFF" w:sz="0"/>
@@ -7161,7 +7318,7 @@
         </w:tc>
         <w:tc>
           <w:tcPr>
-            <w:tcW w:type="dxa" w:w="1702"/>
+            <w:tcW w:type="dxa" w:w="1321"/>
             <w:tcBorders>
               <w:top w:val="none" w:color="FFFFFF" w:sz="0"/>
               <w:left w:val="none" w:color="FFFFFF" w:sz="0"/>
@@ -7194,6 +7351,31 @@
               </w:rPr>
               <w:t xml:space="preserve">0.0</w:t>
             </w:r>
+          </w:p>
+        </w:tc>
+        <w:tc>
+          <w:tcPr>
+            <w:tcW w:type="dxa" w:w="1873"/>
+            <w:tcBorders>
+              <w:top w:val="none" w:color="FFFFFF" w:sz="0"/>
+              <w:left w:val="none" w:color="FFFFFF" w:sz="0"/>
+              <w:bottom w:val="none" w:color="FFFFFF" w:sz="0"/>
+              <w:right w:val="none" w:color="FFFFFF" w:sz="0"/>
+            </w:tcBorders>
+            <w:tcMar>
+              <w:top w:type="dxa" w:w="30"/>
+              <w:left w:type="dxa" w:w="80"/>
+              <w:bottom w:type="dxa" w:w="30"/>
+              <w:right w:type="dxa" w:w="80"/>
+            </w:tcMar>
+            <w:vAlign w:val="center"/>
+          </w:tcPr>
+          <w:p>
+            <w:pPr>
+              <w:keepNext/>
+              <w:spacing w:line="240"/>
+              <w:jc w:val="center"/>
+            </w:pPr>
           </w:p>
         </w:tc>
       </w:tr>
@@ -7203,7 +7385,7 @@
         </w:trPr>
         <w:tc>
           <w:tcPr>
-            <w:tcW w:type="dxa" w:w="2188"/>
+            <w:tcW w:type="dxa" w:w="1652"/>
             <w:tcBorders>
               <w:top w:val="none" w:color="FFFFFF" w:sz="0"/>
               <w:left w:val="none" w:color="FFFFFF" w:sz="0"/>
@@ -7240,7 +7422,7 @@
         </w:tc>
         <w:tc>
           <w:tcPr>
-            <w:tcW w:type="dxa" w:w="1337"/>
+            <w:tcW w:type="dxa" w:w="1101"/>
             <w:tcBorders>
               <w:top w:val="none" w:color="FFFFFF" w:sz="0"/>
               <w:left w:val="none" w:color="FFFFFF" w:sz="0"/>
@@ -7277,7 +7459,7 @@
         </w:tc>
         <w:tc>
           <w:tcPr>
-            <w:tcW w:type="dxa" w:w="1459"/>
+            <w:tcW w:type="dxa" w:w="1211"/>
             <w:tcBorders>
               <w:top w:val="none" w:color="FFFFFF" w:sz="0"/>
               <w:left w:val="none" w:color="FFFFFF" w:sz="0"/>
@@ -7314,7 +7496,7 @@
         </w:tc>
         <w:tc>
           <w:tcPr>
-            <w:tcW w:type="dxa" w:w="1094"/>
+            <w:tcW w:type="dxa" w:w="881"/>
             <w:tcBorders>
               <w:top w:val="none" w:color="FFFFFF" w:sz="0"/>
               <w:left w:val="none" w:color="FFFFFF" w:sz="0"/>
@@ -7351,7 +7533,7 @@
         </w:tc>
         <w:tc>
           <w:tcPr>
-            <w:tcW w:type="dxa" w:w="1580"/>
+            <w:tcW w:type="dxa" w:w="1321"/>
             <w:tcBorders>
               <w:top w:val="none" w:color="FFFFFF" w:sz="0"/>
               <w:left w:val="none" w:color="FFFFFF" w:sz="0"/>
@@ -7388,7 +7570,7 @@
         </w:tc>
         <w:tc>
           <w:tcPr>
-            <w:tcW w:type="dxa" w:w="1702"/>
+            <w:tcW w:type="dxa" w:w="1321"/>
             <w:tcBorders>
               <w:top w:val="none" w:color="FFFFFF" w:sz="0"/>
               <w:left w:val="none" w:color="FFFFFF" w:sz="0"/>
@@ -7420,6 +7602,43 @@
                 <w:szCs w:val="20"/>
               </w:rPr>
               <w:t xml:space="preserve">81.5</w:t>
+            </w:r>
+          </w:p>
+        </w:tc>
+        <w:tc>
+          <w:tcPr>
+            <w:tcW w:type="dxa" w:w="1873"/>
+            <w:tcBorders>
+              <w:top w:val="none" w:color="FFFFFF" w:sz="0"/>
+              <w:left w:val="none" w:color="FFFFFF" w:sz="0"/>
+              <w:bottom w:val="single" w:color="000000" w:sz="6"/>
+              <w:right w:val="none" w:color="FFFFFF" w:sz="0"/>
+            </w:tcBorders>
+            <w:tcMar>
+              <w:top w:type="dxa" w:w="30"/>
+              <w:left w:type="dxa" w:w="80"/>
+              <w:bottom w:type="dxa" w:w="30"/>
+              <w:right w:type="dxa" w:w="80"/>
+            </w:tcMar>
+            <w:vAlign w:val="center"/>
+          </w:tcPr>
+          <w:p>
+            <w:pPr>
+              <w:keepNext w:val="false"/>
+              <w:spacing w:line="240"/>
+              <w:jc w:val="center"/>
+            </w:pPr>
+            <w:r>
+              <w:rPr>
+                <w:rFonts w:ascii="Times New Roman" w:cs="Times New Roman" w:eastAsia="Times New Roman" w:hAnsi="Times New Roman"/>
+                <w:b w:val="false"/>
+                <w:bCs w:val="false"/>
+                <w:i w:val="false"/>
+                <w:iCs w:val="false"/>
+                <w:sz w:val="20"/>
+                <w:szCs w:val="20"/>
+              </w:rPr>
+              <w:t xml:space="preserve">Plane differences: Significant</w:t>
             </w:r>
           </w:p>
         </w:tc>
@@ -7871,11 +8090,12 @@
         </w:tblBorders>
       </w:tblPr>
       <w:tblGrid>
-        <w:gridCol w:w="2553"/>
-        <w:gridCol w:w="1702"/>
-        <w:gridCol w:w="1702"/>
-        <w:gridCol w:w="1702"/>
-        <w:gridCol w:w="1701"/>
+        <w:gridCol w:w="1847"/>
+        <w:gridCol w:w="1232"/>
+        <w:gridCol w:w="1232"/>
+        <w:gridCol w:w="1232"/>
+        <w:gridCol w:w="1232"/>
+        <w:gridCol w:w="2585"/>
       </w:tblGrid>
       <w:tr>
         <w:trPr>
@@ -7884,7 +8104,7 @@
         </w:trPr>
         <w:tc>
           <w:tcPr>
-            <w:tcW w:type="dxa" w:w="2553"/>
+            <w:tcW w:type="dxa" w:w="1847"/>
             <w:tcBorders>
               <w:top w:val="single" w:color="000000" w:sz="6"/>
               <w:left w:val="none" w:color="FFFFFF" w:sz="0"/>
@@ -7909,7 +8129,7 @@
         </w:tc>
         <w:tc>
           <w:tcPr>
-            <w:tcW w:type="dxa" w:w="3404"/>
+            <w:tcW w:type="dxa" w:w="2464"/>
             <w:gridSpan w:val="2"/>
             <w:tcBorders>
               <w:top w:val="single" w:color="000000" w:sz="6"/>
@@ -7971,7 +8191,7 @@
         </w:tc>
         <w:tc>
           <w:tcPr>
-            <w:tcW w:type="dxa" w:w="3403"/>
+            <w:tcW w:type="dxa" w:w="2464"/>
             <w:gridSpan w:val="2"/>
             <w:tcBorders>
               <w:top w:val="single" w:color="000000" w:sz="6"/>
@@ -8005,6 +8225,31 @@
               </w:rPr>
               <w:t xml:space="preserve">Inconsistency rate</w:t>
             </w:r>
+          </w:p>
+        </w:tc>
+        <w:tc>
+          <w:tcPr>
+            <w:tcW w:type="dxa" w:w="2585"/>
+            <w:tcBorders>
+              <w:top w:val="single" w:color="000000" w:sz="6"/>
+              <w:left w:val="none" w:color="FFFFFF" w:sz="0"/>
+              <w:bottom w:val="none" w:color="FFFFFF" w:sz="0"/>
+              <w:right w:val="none" w:color="FFFFFF" w:sz="0"/>
+            </w:tcBorders>
+            <w:tcMar>
+              <w:top w:type="dxa" w:w="30"/>
+              <w:left w:type="dxa" w:w="80"/>
+              <w:bottom w:type="dxa" w:w="30"/>
+              <w:right w:type="dxa" w:w="80"/>
+            </w:tcMar>
+            <w:vAlign w:val="center"/>
+          </w:tcPr>
+          <w:p>
+            <w:pPr>
+              <w:keepNext/>
+              <w:spacing w:line="240"/>
+              <w:jc w:val="center"/>
+            </w:pPr>
           </w:p>
         </w:tc>
       </w:tr>
@@ -8015,7 +8260,7 @@
         </w:trPr>
         <w:tc>
           <w:tcPr>
-            <w:tcW w:type="dxa" w:w="2553"/>
+            <w:tcW w:type="dxa" w:w="1847"/>
             <w:tcBorders>
               <w:top w:val="none" w:color="FFFFFF" w:sz="0"/>
               <w:left w:val="none" w:color="FFFFFF" w:sz="0"/>
@@ -8052,7 +8297,7 @@
         </w:tc>
         <w:tc>
           <w:tcPr>
-            <w:tcW w:type="dxa" w:w="1702"/>
+            <w:tcW w:type="dxa" w:w="1232"/>
             <w:tcBorders>
               <w:top w:val="none" w:color="FFFFFF" w:sz="0"/>
               <w:left w:val="none" w:color="FFFFFF" w:sz="0"/>
@@ -8089,7 +8334,7 @@
         </w:tc>
         <w:tc>
           <w:tcPr>
-            <w:tcW w:type="dxa" w:w="1702"/>
+            <w:tcW w:type="dxa" w:w="1232"/>
             <w:tcBorders>
               <w:top w:val="none" w:color="FFFFFF" w:sz="0"/>
               <w:left w:val="none" w:color="FFFFFF" w:sz="0"/>
@@ -8126,7 +8371,7 @@
         </w:tc>
         <w:tc>
           <w:tcPr>
-            <w:tcW w:type="dxa" w:w="1702"/>
+            <w:tcW w:type="dxa" w:w="1232"/>
             <w:tcBorders>
               <w:top w:val="none" w:color="FFFFFF" w:sz="0"/>
               <w:left w:val="none" w:color="FFFFFF" w:sz="0"/>
@@ -8163,7 +8408,7 @@
         </w:tc>
         <w:tc>
           <w:tcPr>
-            <w:tcW w:type="dxa" w:w="1701"/>
+            <w:tcW w:type="dxa" w:w="1232"/>
             <w:tcBorders>
               <w:top w:val="none" w:color="FFFFFF" w:sz="0"/>
               <w:left w:val="none" w:color="FFFFFF" w:sz="0"/>
@@ -8195,6 +8440,55 @@
                 <w:szCs w:val="20"/>
               </w:rPr>
               <w:t xml:space="preserve">ESRG</w:t>
+            </w:r>
+          </w:p>
+        </w:tc>
+        <w:tc>
+          <w:tcPr>
+            <w:tcW w:type="dxa" w:w="2585"/>
+            <w:tcBorders>
+              <w:top w:val="none" w:color="FFFFFF" w:sz="0"/>
+              <w:left w:val="none" w:color="FFFFFF" w:sz="0"/>
+              <w:bottom w:val="single" w:color="000000" w:sz="6"/>
+              <w:right w:val="none" w:color="FFFFFF" w:sz="0"/>
+            </w:tcBorders>
+            <w:tcMar>
+              <w:top w:type="dxa" w:w="30"/>
+              <w:left w:type="dxa" w:w="80"/>
+              <w:bottom w:type="dxa" w:w="30"/>
+              <w:right w:type="dxa" w:w="80"/>
+            </w:tcMar>
+            <w:vAlign w:val="center"/>
+          </w:tcPr>
+          <w:p>
+            <w:pPr>
+              <w:keepNext/>
+              <w:spacing w:line="240"/>
+              <w:jc w:val="center"/>
+            </w:pPr>
+            <w:r>
+              <w:rPr>
+                <w:rFonts w:ascii="Times New Roman" w:cs="Times New Roman" w:eastAsia="Times New Roman" w:hAnsi="Times New Roman"/>
+                <w:b/>
+                <w:bCs/>
+                <w:i w:val="false"/>
+                <w:iCs w:val="false"/>
+                <w:sz w:val="20"/>
+                <w:szCs w:val="20"/>
+              </w:rPr>
+              <w:t xml:space="preserve">Interpretation of the </w:t>
+            </w:r>
+            <w:r>
+              <w:rPr>
+                <w:rFonts w:ascii="Times New Roman" w:cs="Times New Roman" w:eastAsia="Times New Roman" w:hAnsi="Times New Roman"/>
+                <w:b/>
+                <w:bCs/>
+                <w:i/>
+                <w:iCs/>
+                <w:sz w:val="20"/>
+                <w:szCs w:val="20"/>
+              </w:rPr>
+              <w:t xml:space="preserve">SD</w:t>
             </w:r>
           </w:p>
         </w:tc>
@@ -8205,7 +8499,7 @@
         </w:trPr>
         <w:tc>
           <w:tcPr>
-            <w:tcW w:type="dxa" w:w="2553"/>
+            <w:tcW w:type="dxa" w:w="1847"/>
             <w:tcBorders>
               <w:top w:val="none" w:color="FFFFFF" w:sz="0"/>
               <w:left w:val="none" w:color="FFFFFF" w:sz="0"/>
@@ -8242,7 +8536,7 @@
         </w:tc>
         <w:tc>
           <w:tcPr>
-            <w:tcW w:type="dxa" w:w="1702"/>
+            <w:tcW w:type="dxa" w:w="1232"/>
             <w:tcBorders>
               <w:top w:val="none" w:color="FFFFFF" w:sz="0"/>
               <w:left w:val="none" w:color="FFFFFF" w:sz="0"/>
@@ -8279,7 +8573,7 @@
         </w:tc>
         <w:tc>
           <w:tcPr>
-            <w:tcW w:type="dxa" w:w="1702"/>
+            <w:tcW w:type="dxa" w:w="1232"/>
             <w:tcBorders>
               <w:top w:val="none" w:color="FFFFFF" w:sz="0"/>
               <w:left w:val="none" w:color="FFFFFF" w:sz="0"/>
@@ -8316,7 +8610,7 @@
         </w:tc>
         <w:tc>
           <w:tcPr>
-            <w:tcW w:type="dxa" w:w="1702"/>
+            <w:tcW w:type="dxa" w:w="1232"/>
             <w:tcBorders>
               <w:top w:val="none" w:color="FFFFFF" w:sz="0"/>
               <w:left w:val="none" w:color="FFFFFF" w:sz="0"/>
@@ -8353,7 +8647,7 @@
         </w:tc>
         <w:tc>
           <w:tcPr>
-            <w:tcW w:type="dxa" w:w="1701"/>
+            <w:tcW w:type="dxa" w:w="1232"/>
             <w:tcBorders>
               <w:top w:val="none" w:color="FFFFFF" w:sz="0"/>
               <w:left w:val="none" w:color="FFFFFF" w:sz="0"/>
@@ -8385,6 +8679,43 @@
                 <w:szCs w:val="20"/>
               </w:rPr>
               <w:t xml:space="preserve">25.2%</w:t>
+            </w:r>
+          </w:p>
+        </w:tc>
+        <w:tc>
+          <w:tcPr>
+            <w:tcW w:type="dxa" w:w="2585"/>
+            <w:tcBorders>
+              <w:top w:val="none" w:color="FFFFFF" w:sz="0"/>
+              <w:left w:val="none" w:color="FFFFFF" w:sz="0"/>
+              <w:bottom w:val="none" w:color="FFFFFF" w:sz="0"/>
+              <w:right w:val="none" w:color="FFFFFF" w:sz="0"/>
+            </w:tcBorders>
+            <w:tcMar>
+              <w:top w:type="dxa" w:w="30"/>
+              <w:left w:type="dxa" w:w="80"/>
+              <w:bottom w:type="dxa" w:w="30"/>
+              <w:right w:type="dxa" w:w="80"/>
+            </w:tcMar>
+            <w:vAlign w:val="center"/>
+          </w:tcPr>
+          <w:p>
+            <w:pPr>
+              <w:keepNext/>
+              <w:spacing w:line="240"/>
+              <w:jc w:val="center"/>
+            </w:pPr>
+            <w:r>
+              <w:rPr>
+                <w:rFonts w:ascii="Times New Roman" w:cs="Times New Roman" w:eastAsia="Times New Roman" w:hAnsi="Times New Roman"/>
+                <w:b w:val="false"/>
+                <w:bCs w:val="false"/>
+                <w:i w:val="false"/>
+                <w:iCs w:val="false"/>
+                <w:sz w:val="20"/>
+                <w:szCs w:val="20"/>
+              </w:rPr>
+              <w:t xml:space="preserve">Significant, large effect; favors SRG (smaller SD)</w:t>
             </w:r>
           </w:p>
         </w:tc>
@@ -8395,7 +8726,7 @@
         </w:trPr>
         <w:tc>
           <w:tcPr>
-            <w:tcW w:type="dxa" w:w="2553"/>
+            <w:tcW w:type="dxa" w:w="1847"/>
             <w:tcBorders>
               <w:top w:val="none" w:color="FFFFFF" w:sz="0"/>
               <w:left w:val="none" w:color="FFFFFF" w:sz="0"/>
@@ -8432,7 +8763,7 @@
         </w:tc>
         <w:tc>
           <w:tcPr>
-            <w:tcW w:type="dxa" w:w="1702"/>
+            <w:tcW w:type="dxa" w:w="1232"/>
             <w:tcBorders>
               <w:top w:val="none" w:color="FFFFFF" w:sz="0"/>
               <w:left w:val="none" w:color="FFFFFF" w:sz="0"/>
@@ -8469,7 +8800,7 @@
         </w:tc>
         <w:tc>
           <w:tcPr>
-            <w:tcW w:type="dxa" w:w="1702"/>
+            <w:tcW w:type="dxa" w:w="1232"/>
             <w:tcBorders>
               <w:top w:val="none" w:color="FFFFFF" w:sz="0"/>
               <w:left w:val="none" w:color="FFFFFF" w:sz="0"/>
@@ -8506,7 +8837,7 @@
         </w:tc>
         <w:tc>
           <w:tcPr>
-            <w:tcW w:type="dxa" w:w="1702"/>
+            <w:tcW w:type="dxa" w:w="1232"/>
             <w:tcBorders>
               <w:top w:val="none" w:color="FFFFFF" w:sz="0"/>
               <w:left w:val="none" w:color="FFFFFF" w:sz="0"/>
@@ -8543,7 +8874,7 @@
         </w:tc>
         <w:tc>
           <w:tcPr>
-            <w:tcW w:type="dxa" w:w="1701"/>
+            <w:tcW w:type="dxa" w:w="1232"/>
             <w:tcBorders>
               <w:top w:val="none" w:color="FFFFFF" w:sz="0"/>
               <w:left w:val="none" w:color="FFFFFF" w:sz="0"/>
@@ -8575,6 +8906,43 @@
                 <w:szCs w:val="20"/>
               </w:rPr>
               <w:t xml:space="preserve">68.9%</w:t>
+            </w:r>
+          </w:p>
+        </w:tc>
+        <w:tc>
+          <w:tcPr>
+            <w:tcW w:type="dxa" w:w="2585"/>
+            <w:tcBorders>
+              <w:top w:val="none" w:color="FFFFFF" w:sz="0"/>
+              <w:left w:val="none" w:color="FFFFFF" w:sz="0"/>
+              <w:bottom w:val="none" w:color="FFFFFF" w:sz="0"/>
+              <w:right w:val="none" w:color="FFFFFF" w:sz="0"/>
+            </w:tcBorders>
+            <w:tcMar>
+              <w:top w:type="dxa" w:w="30"/>
+              <w:left w:type="dxa" w:w="80"/>
+              <w:bottom w:type="dxa" w:w="30"/>
+              <w:right w:type="dxa" w:w="80"/>
+            </w:tcMar>
+            <w:vAlign w:val="center"/>
+          </w:tcPr>
+          <w:p>
+            <w:pPr>
+              <w:keepNext/>
+              <w:spacing w:line="240"/>
+              <w:jc w:val="center"/>
+            </w:pPr>
+            <w:r>
+              <w:rPr>
+                <w:rFonts w:ascii="Times New Roman" w:cs="Times New Roman" w:eastAsia="Times New Roman" w:hAnsi="Times New Roman"/>
+                <w:b w:val="false"/>
+                <w:bCs w:val="false"/>
+                <w:i w:val="false"/>
+                <w:iCs w:val="false"/>
+                <w:sz w:val="20"/>
+                <w:szCs w:val="20"/>
+              </w:rPr>
+              <w:t xml:space="preserve">Significant, large effect; favors SRG (smaller SD)</w:t>
             </w:r>
           </w:p>
         </w:tc>
@@ -8585,7 +8953,7 @@
         </w:trPr>
         <w:tc>
           <w:tcPr>
-            <w:tcW w:type="dxa" w:w="2553"/>
+            <w:tcW w:type="dxa" w:w="1847"/>
             <w:tcBorders>
               <w:top w:val="none" w:color="FFFFFF" w:sz="0"/>
               <w:left w:val="none" w:color="FFFFFF" w:sz="0"/>
@@ -8622,7 +8990,7 @@
         </w:tc>
         <w:tc>
           <w:tcPr>
-            <w:tcW w:type="dxa" w:w="1702"/>
+            <w:tcW w:type="dxa" w:w="1232"/>
             <w:tcBorders>
               <w:top w:val="none" w:color="FFFFFF" w:sz="0"/>
               <w:left w:val="none" w:color="FFFFFF" w:sz="0"/>
@@ -8659,7 +9027,7 @@
         </w:tc>
         <w:tc>
           <w:tcPr>
-            <w:tcW w:type="dxa" w:w="1702"/>
+            <w:tcW w:type="dxa" w:w="1232"/>
             <w:tcBorders>
               <w:top w:val="none" w:color="FFFFFF" w:sz="0"/>
               <w:left w:val="none" w:color="FFFFFF" w:sz="0"/>
@@ -8696,7 +9064,7 @@
         </w:tc>
         <w:tc>
           <w:tcPr>
-            <w:tcW w:type="dxa" w:w="1702"/>
+            <w:tcW w:type="dxa" w:w="1232"/>
             <w:tcBorders>
               <w:top w:val="none" w:color="FFFFFF" w:sz="0"/>
               <w:left w:val="none" w:color="FFFFFF" w:sz="0"/>
@@ -8733,7 +9101,7 @@
         </w:tc>
         <w:tc>
           <w:tcPr>
-            <w:tcW w:type="dxa" w:w="1701"/>
+            <w:tcW w:type="dxa" w:w="1232"/>
             <w:tcBorders>
               <w:top w:val="none" w:color="FFFFFF" w:sz="0"/>
               <w:left w:val="none" w:color="FFFFFF" w:sz="0"/>
@@ -8765,6 +9133,43 @@
                 <w:szCs w:val="20"/>
               </w:rPr>
               <w:t xml:space="preserve">56.0%</w:t>
+            </w:r>
+          </w:p>
+        </w:tc>
+        <w:tc>
+          <w:tcPr>
+            <w:tcW w:type="dxa" w:w="2585"/>
+            <w:tcBorders>
+              <w:top w:val="none" w:color="FFFFFF" w:sz="0"/>
+              <w:left w:val="none" w:color="FFFFFF" w:sz="0"/>
+              <w:bottom w:val="none" w:color="FFFFFF" w:sz="0"/>
+              <w:right w:val="none" w:color="FFFFFF" w:sz="0"/>
+            </w:tcBorders>
+            <w:tcMar>
+              <w:top w:type="dxa" w:w="30"/>
+              <w:left w:type="dxa" w:w="80"/>
+              <w:bottom w:type="dxa" w:w="30"/>
+              <w:right w:type="dxa" w:w="80"/>
+            </w:tcMar>
+            <w:vAlign w:val="center"/>
+          </w:tcPr>
+          <w:p>
+            <w:pPr>
+              <w:keepNext/>
+              <w:spacing w:line="240"/>
+              <w:jc w:val="center"/>
+            </w:pPr>
+            <w:r>
+              <w:rPr>
+                <w:rFonts w:ascii="Times New Roman" w:cs="Times New Roman" w:eastAsia="Times New Roman" w:hAnsi="Times New Roman"/>
+                <w:b w:val="false"/>
+                <w:bCs w:val="false"/>
+                <w:i w:val="false"/>
+                <w:iCs w:val="false"/>
+                <w:sz w:val="20"/>
+                <w:szCs w:val="20"/>
+              </w:rPr>
+              <w:t xml:space="preserve">Significant, large effect; favors SRG (smaller SD)</w:t>
             </w:r>
           </w:p>
         </w:tc>
@@ -8775,7 +9180,7 @@
         </w:trPr>
         <w:tc>
           <w:tcPr>
-            <w:tcW w:type="dxa" w:w="2553"/>
+            <w:tcW w:type="dxa" w:w="1847"/>
             <w:tcBorders>
               <w:top w:val="none" w:color="FFFFFF" w:sz="0"/>
               <w:left w:val="none" w:color="FFFFFF" w:sz="0"/>
@@ -8812,7 +9217,7 @@
         </w:tc>
         <w:tc>
           <w:tcPr>
-            <w:tcW w:type="dxa" w:w="1702"/>
+            <w:tcW w:type="dxa" w:w="1232"/>
             <w:tcBorders>
               <w:top w:val="none" w:color="FFFFFF" w:sz="0"/>
               <w:left w:val="none" w:color="FFFFFF" w:sz="0"/>
@@ -8849,7 +9254,7 @@
         </w:tc>
         <w:tc>
           <w:tcPr>
-            <w:tcW w:type="dxa" w:w="1702"/>
+            <w:tcW w:type="dxa" w:w="1232"/>
             <w:tcBorders>
               <w:top w:val="none" w:color="FFFFFF" w:sz="0"/>
               <w:left w:val="none" w:color="FFFFFF" w:sz="0"/>
@@ -8886,7 +9291,7 @@
         </w:tc>
         <w:tc>
           <w:tcPr>
-            <w:tcW w:type="dxa" w:w="1702"/>
+            <w:tcW w:type="dxa" w:w="1232"/>
             <w:tcBorders>
               <w:top w:val="none" w:color="FFFFFF" w:sz="0"/>
               <w:left w:val="none" w:color="FFFFFF" w:sz="0"/>
@@ -8923,7 +9328,7 @@
         </w:tc>
         <w:tc>
           <w:tcPr>
-            <w:tcW w:type="dxa" w:w="1701"/>
+            <w:tcW w:type="dxa" w:w="1232"/>
             <w:tcBorders>
               <w:top w:val="none" w:color="FFFFFF" w:sz="0"/>
               <w:left w:val="none" w:color="FFFFFF" w:sz="0"/>
@@ -8955,6 +9360,43 @@
                 <w:szCs w:val="20"/>
               </w:rPr>
               <w:t xml:space="preserve">50.0%</w:t>
+            </w:r>
+          </w:p>
+        </w:tc>
+        <w:tc>
+          <w:tcPr>
+            <w:tcW w:type="dxa" w:w="2585"/>
+            <w:tcBorders>
+              <w:top w:val="none" w:color="FFFFFF" w:sz="0"/>
+              <w:left w:val="none" w:color="FFFFFF" w:sz="0"/>
+              <w:bottom w:val="single" w:color="000000" w:sz="6"/>
+              <w:right w:val="none" w:color="FFFFFF" w:sz="0"/>
+            </w:tcBorders>
+            <w:tcMar>
+              <w:top w:type="dxa" w:w="30"/>
+              <w:left w:type="dxa" w:w="80"/>
+              <w:bottom w:type="dxa" w:w="30"/>
+              <w:right w:type="dxa" w:w="80"/>
+            </w:tcMar>
+            <w:vAlign w:val="center"/>
+          </w:tcPr>
+          <w:p>
+            <w:pPr>
+              <w:keepNext w:val="false"/>
+              <w:spacing w:line="240"/>
+              <w:jc w:val="center"/>
+            </w:pPr>
+            <w:r>
+              <w:rPr>
+                <w:rFonts w:ascii="Times New Roman" w:cs="Times New Roman" w:eastAsia="Times New Roman" w:hAnsi="Times New Roman"/>
+                <w:b w:val="false"/>
+                <w:bCs w:val="false"/>
+                <w:i w:val="false"/>
+                <w:iCs w:val="false"/>
+                <w:sz w:val="20"/>
+                <w:szCs w:val="20"/>
+              </w:rPr>
+              <w:t xml:space="preserve">Significant, large effect; favors SRG (smaller SD)</w:t>
             </w:r>
           </w:p>
         </w:tc>
@@ -11464,11 +11906,12 @@
         </w:tblBorders>
       </w:tblPr>
       <w:tblGrid>
-        <w:gridCol w:w="3032"/>
-        <w:gridCol w:w="1582"/>
-        <w:gridCol w:w="1582"/>
-        <w:gridCol w:w="1582"/>
-        <w:gridCol w:w="1582"/>
+        <w:gridCol w:w="2209"/>
+        <w:gridCol w:w="1163"/>
+        <w:gridCol w:w="1453"/>
+        <w:gridCol w:w="1163"/>
+        <w:gridCol w:w="1163"/>
+        <w:gridCol w:w="2209"/>
       </w:tblGrid>
       <w:tr>
         <w:trPr>
@@ -11477,7 +11920,7 @@
         </w:trPr>
         <w:tc>
           <w:tcPr>
-            <w:tcW w:type="dxa" w:w="3032"/>
+            <w:tcW w:type="dxa" w:w="2209"/>
             <w:tcBorders>
               <w:top w:val="single" w:color="000000" w:sz="6"/>
               <w:left w:val="none" w:color="FFFFFF" w:sz="0"/>
@@ -11514,7 +11957,7 @@
         </w:tc>
         <w:tc>
           <w:tcPr>
-            <w:tcW w:type="dxa" w:w="1582"/>
+            <w:tcW w:type="dxa" w:w="1163"/>
             <w:tcBorders>
               <w:top w:val="single" w:color="000000" w:sz="6"/>
               <w:left w:val="none" w:color="FFFFFF" w:sz="0"/>
@@ -11551,7 +11994,7 @@
         </w:tc>
         <w:tc>
           <w:tcPr>
-            <w:tcW w:type="dxa" w:w="1582"/>
+            <w:tcW w:type="dxa" w:w="1453"/>
             <w:tcBorders>
               <w:top w:val="single" w:color="000000" w:sz="6"/>
               <w:left w:val="none" w:color="FFFFFF" w:sz="0"/>
@@ -11588,7 +12031,7 @@
         </w:tc>
         <w:tc>
           <w:tcPr>
-            <w:tcW w:type="dxa" w:w="1582"/>
+            <w:tcW w:type="dxa" w:w="1163"/>
             <w:tcBorders>
               <w:top w:val="single" w:color="000000" w:sz="6"/>
               <w:left w:val="none" w:color="FFFFFF" w:sz="0"/>
@@ -11625,7 +12068,7 @@
         </w:tc>
         <w:tc>
           <w:tcPr>
-            <w:tcW w:type="dxa" w:w="1582"/>
+            <w:tcW w:type="dxa" w:w="1163"/>
             <w:tcBorders>
               <w:top w:val="single" w:color="000000" w:sz="6"/>
               <w:left w:val="none" w:color="FFFFFF" w:sz="0"/>
@@ -11657,6 +12100,43 @@
                 <w:szCs w:val="20"/>
               </w:rPr>
               <w:t xml:space="preserve">All classes</w:t>
+            </w:r>
+          </w:p>
+        </w:tc>
+        <w:tc>
+          <w:tcPr>
+            <w:tcW w:type="dxa" w:w="2209"/>
+            <w:tcBorders>
+              <w:top w:val="single" w:color="000000" w:sz="6"/>
+              <w:left w:val="none" w:color="FFFFFF" w:sz="0"/>
+              <w:bottom w:val="single" w:color="000000" w:sz="6"/>
+              <w:right w:val="none" w:color="FFFFFF" w:sz="0"/>
+            </w:tcBorders>
+            <w:tcMar>
+              <w:top w:type="dxa" w:w="30"/>
+              <w:left w:type="dxa" w:w="80"/>
+              <w:bottom w:type="dxa" w:w="30"/>
+              <w:right w:type="dxa" w:w="80"/>
+            </w:tcMar>
+            <w:vAlign w:val="center"/>
+          </w:tcPr>
+          <w:p>
+            <w:pPr>
+              <w:keepNext/>
+              <w:spacing w:line="240"/>
+              <w:jc w:val="left"/>
+            </w:pPr>
+            <w:r>
+              <w:rPr>
+                <w:rFonts w:ascii="Times New Roman" w:cs="Times New Roman" w:eastAsia="Times New Roman" w:hAnsi="Times New Roman"/>
+                <w:b/>
+                <w:bCs/>
+                <w:i w:val="false"/>
+                <w:iCs w:val="false"/>
+                <w:sz w:val="20"/>
+                <w:szCs w:val="20"/>
+              </w:rPr>
+              <w:t xml:space="preserve">Interpretation</w:t>
             </w:r>
           </w:p>
         </w:tc>
@@ -11668,7 +12148,7 @@
         <w:tc>
           <w:tcPr>
             <w:tcW w:type="dxa" w:w="9360"/>
-            <w:gridSpan w:val="5"/>
+            <w:gridSpan w:val="6"/>
             <w:tcBorders>
               <w:top w:val="none" w:color="FFFFFF" w:sz="0"/>
               <w:left w:val="none" w:color="FFFFFF" w:sz="0"/>
@@ -11722,7 +12202,7 @@
         </w:trPr>
         <w:tc>
           <w:tcPr>
-            <w:tcW w:type="dxa" w:w="3032"/>
+            <w:tcW w:type="dxa" w:w="2209"/>
             <w:tcBorders>
               <w:top w:val="none" w:color="FFFFFF" w:sz="0"/>
               <w:left w:val="none" w:color="FFFFFF" w:sz="0"/>
@@ -11759,7 +12239,7 @@
         </w:tc>
         <w:tc>
           <w:tcPr>
-            <w:tcW w:type="dxa" w:w="1582"/>
+            <w:tcW w:type="dxa" w:w="1163"/>
             <w:tcBorders>
               <w:top w:val="none" w:color="FFFFFF" w:sz="0"/>
               <w:left w:val="none" w:color="FFFFFF" w:sz="0"/>
@@ -11796,7 +12276,7 @@
         </w:tc>
         <w:tc>
           <w:tcPr>
-            <w:tcW w:type="dxa" w:w="1582"/>
+            <w:tcW w:type="dxa" w:w="1453"/>
             <w:tcBorders>
               <w:top w:val="none" w:color="FFFFFF" w:sz="0"/>
               <w:left w:val="none" w:color="FFFFFF" w:sz="0"/>
@@ -11833,7 +12313,7 @@
         </w:tc>
         <w:tc>
           <w:tcPr>
-            <w:tcW w:type="dxa" w:w="1582"/>
+            <w:tcW w:type="dxa" w:w="1163"/>
             <w:tcBorders>
               <w:top w:val="none" w:color="FFFFFF" w:sz="0"/>
               <w:left w:val="none" w:color="FFFFFF" w:sz="0"/>
@@ -11870,7 +12350,7 @@
         </w:tc>
         <w:tc>
           <w:tcPr>
-            <w:tcW w:type="dxa" w:w="1582"/>
+            <w:tcW w:type="dxa" w:w="1163"/>
             <w:tcBorders>
               <w:top w:val="none" w:color="FFFFFF" w:sz="0"/>
               <w:left w:val="none" w:color="FFFFFF" w:sz="0"/>
@@ -11903,6 +12383,31 @@
               </w:rPr>
               <w:t xml:space="preserve">0.092</w:t>
             </w:r>
+          </w:p>
+        </w:tc>
+        <w:tc>
+          <w:tcPr>
+            <w:tcW w:type="dxa" w:w="2209"/>
+            <w:tcBorders>
+              <w:top w:val="none" w:color="FFFFFF" w:sz="0"/>
+              <w:left w:val="none" w:color="FFFFFF" w:sz="0"/>
+              <w:bottom w:val="none" w:color="FFFFFF" w:sz="0"/>
+              <w:right w:val="none" w:color="FFFFFF" w:sz="0"/>
+            </w:tcBorders>
+            <w:tcMar>
+              <w:top w:type="dxa" w:w="30"/>
+              <w:left w:type="dxa" w:w="80"/>
+              <w:bottom w:type="dxa" w:w="30"/>
+              <w:right w:type="dxa" w:w="80"/>
+            </w:tcMar>
+            <w:vAlign w:val="center"/>
+          </w:tcPr>
+          <w:p>
+            <w:pPr>
+              <w:keepNext/>
+              <w:spacing w:line="240"/>
+              <w:jc w:val="left"/>
+            </w:pPr>
           </w:p>
         </w:tc>
       </w:tr>
@@ -11912,7 +12417,7 @@
         </w:trPr>
         <w:tc>
           <w:tcPr>
-            <w:tcW w:type="dxa" w:w="3032"/>
+            <w:tcW w:type="dxa" w:w="2209"/>
             <w:tcBorders>
               <w:top w:val="none" w:color="FFFFFF" w:sz="0"/>
               <w:left w:val="none" w:color="FFFFFF" w:sz="0"/>
@@ -11949,7 +12454,7 @@
         </w:tc>
         <w:tc>
           <w:tcPr>
-            <w:tcW w:type="dxa" w:w="1582"/>
+            <w:tcW w:type="dxa" w:w="1163"/>
             <w:tcBorders>
               <w:top w:val="none" w:color="FFFFFF" w:sz="0"/>
               <w:left w:val="none" w:color="FFFFFF" w:sz="0"/>
@@ -11986,7 +12491,7 @@
         </w:tc>
         <w:tc>
           <w:tcPr>
-            <w:tcW w:type="dxa" w:w="1582"/>
+            <w:tcW w:type="dxa" w:w="1453"/>
             <w:tcBorders>
               <w:top w:val="none" w:color="FFFFFF" w:sz="0"/>
               <w:left w:val="none" w:color="FFFFFF" w:sz="0"/>
@@ -12023,7 +12528,7 @@
         </w:tc>
         <w:tc>
           <w:tcPr>
-            <w:tcW w:type="dxa" w:w="1582"/>
+            <w:tcW w:type="dxa" w:w="1163"/>
             <w:tcBorders>
               <w:top w:val="none" w:color="FFFFFF" w:sz="0"/>
               <w:left w:val="none" w:color="FFFFFF" w:sz="0"/>
@@ -12060,7 +12565,7 @@
         </w:tc>
         <w:tc>
           <w:tcPr>
-            <w:tcW w:type="dxa" w:w="1582"/>
+            <w:tcW w:type="dxa" w:w="1163"/>
             <w:tcBorders>
               <w:top w:val="none" w:color="FFFFFF" w:sz="0"/>
               <w:left w:val="none" w:color="FFFFFF" w:sz="0"/>
@@ -12093,6 +12598,31 @@
               </w:rPr>
               <w:t xml:space="preserve">0.157</w:t>
             </w:r>
+          </w:p>
+        </w:tc>
+        <w:tc>
+          <w:tcPr>
+            <w:tcW w:type="dxa" w:w="2209"/>
+            <w:tcBorders>
+              <w:top w:val="none" w:color="FFFFFF" w:sz="0"/>
+              <w:left w:val="none" w:color="FFFFFF" w:sz="0"/>
+              <w:bottom w:val="none" w:color="FFFFFF" w:sz="0"/>
+              <w:right w:val="none" w:color="FFFFFF" w:sz="0"/>
+            </w:tcBorders>
+            <w:tcMar>
+              <w:top w:type="dxa" w:w="30"/>
+              <w:left w:type="dxa" w:w="80"/>
+              <w:bottom w:type="dxa" w:w="30"/>
+              <w:right w:type="dxa" w:w="80"/>
+            </w:tcMar>
+            <w:vAlign w:val="center"/>
+          </w:tcPr>
+          <w:p>
+            <w:pPr>
+              <w:keepNext/>
+              <w:spacing w:line="240"/>
+              <w:jc w:val="left"/>
+            </w:pPr>
           </w:p>
         </w:tc>
       </w:tr>
@@ -12102,7 +12632,7 @@
         </w:trPr>
         <w:tc>
           <w:tcPr>
-            <w:tcW w:type="dxa" w:w="3032"/>
+            <w:tcW w:type="dxa" w:w="2209"/>
             <w:tcBorders>
               <w:top w:val="none" w:color="FFFFFF" w:sz="0"/>
               <w:left w:val="none" w:color="FFFFFF" w:sz="0"/>
@@ -12139,7 +12669,7 @@
         </w:tc>
         <w:tc>
           <w:tcPr>
-            <w:tcW w:type="dxa" w:w="1582"/>
+            <w:tcW w:type="dxa" w:w="1163"/>
             <w:tcBorders>
               <w:top w:val="none" w:color="FFFFFF" w:sz="0"/>
               <w:left w:val="none" w:color="FFFFFF" w:sz="0"/>
@@ -12176,7 +12706,7 @@
         </w:tc>
         <w:tc>
           <w:tcPr>
-            <w:tcW w:type="dxa" w:w="1582"/>
+            <w:tcW w:type="dxa" w:w="1453"/>
             <w:tcBorders>
               <w:top w:val="none" w:color="FFFFFF" w:sz="0"/>
               <w:left w:val="none" w:color="FFFFFF" w:sz="0"/>
@@ -12213,7 +12743,7 @@
         </w:tc>
         <w:tc>
           <w:tcPr>
-            <w:tcW w:type="dxa" w:w="1582"/>
+            <w:tcW w:type="dxa" w:w="1163"/>
             <w:tcBorders>
               <w:top w:val="none" w:color="FFFFFF" w:sz="0"/>
               <w:left w:val="none" w:color="FFFFFF" w:sz="0"/>
@@ -12250,7 +12780,7 @@
         </w:tc>
         <w:tc>
           <w:tcPr>
-            <w:tcW w:type="dxa" w:w="1582"/>
+            <w:tcW w:type="dxa" w:w="1163"/>
             <w:tcBorders>
               <w:top w:val="none" w:color="FFFFFF" w:sz="0"/>
               <w:left w:val="none" w:color="FFFFFF" w:sz="0"/>
@@ -12283,6 +12813,31 @@
               </w:rPr>
               <w:t xml:space="preserve">0.325</w:t>
             </w:r>
+          </w:p>
+        </w:tc>
+        <w:tc>
+          <w:tcPr>
+            <w:tcW w:type="dxa" w:w="2209"/>
+            <w:tcBorders>
+              <w:top w:val="none" w:color="FFFFFF" w:sz="0"/>
+              <w:left w:val="none" w:color="FFFFFF" w:sz="0"/>
+              <w:bottom w:val="none" w:color="FFFFFF" w:sz="0"/>
+              <w:right w:val="none" w:color="FFFFFF" w:sz="0"/>
+            </w:tcBorders>
+            <w:tcMar>
+              <w:top w:type="dxa" w:w="30"/>
+              <w:left w:type="dxa" w:w="80"/>
+              <w:bottom w:type="dxa" w:w="30"/>
+              <w:right w:type="dxa" w:w="80"/>
+            </w:tcMar>
+            <w:vAlign w:val="center"/>
+          </w:tcPr>
+          <w:p>
+            <w:pPr>
+              <w:keepNext/>
+              <w:spacing w:line="240"/>
+              <w:jc w:val="left"/>
+            </w:pPr>
           </w:p>
         </w:tc>
       </w:tr>
@@ -12292,7 +12847,7 @@
         </w:trPr>
         <w:tc>
           <w:tcPr>
-            <w:tcW w:type="dxa" w:w="3032"/>
+            <w:tcW w:type="dxa" w:w="2209"/>
             <w:tcBorders>
               <w:top w:val="none" w:color="FFFFFF" w:sz="0"/>
               <w:left w:val="none" w:color="FFFFFF" w:sz="0"/>
@@ -12329,7 +12884,7 @@
         </w:tc>
         <w:tc>
           <w:tcPr>
-            <w:tcW w:type="dxa" w:w="1582"/>
+            <w:tcW w:type="dxa" w:w="1163"/>
             <w:tcBorders>
               <w:top w:val="none" w:color="FFFFFF" w:sz="0"/>
               <w:left w:val="none" w:color="FFFFFF" w:sz="0"/>
@@ -12366,7 +12921,7 @@
         </w:tc>
         <w:tc>
           <w:tcPr>
-            <w:tcW w:type="dxa" w:w="1582"/>
+            <w:tcW w:type="dxa" w:w="1453"/>
             <w:tcBorders>
               <w:top w:val="none" w:color="FFFFFF" w:sz="0"/>
               <w:left w:val="none" w:color="FFFFFF" w:sz="0"/>
@@ -12403,7 +12958,7 @@
         </w:tc>
         <w:tc>
           <w:tcPr>
-            <w:tcW w:type="dxa" w:w="1582"/>
+            <w:tcW w:type="dxa" w:w="1163"/>
             <w:tcBorders>
               <w:top w:val="none" w:color="FFFFFF" w:sz="0"/>
               <w:left w:val="none" w:color="FFFFFF" w:sz="0"/>
@@ -12440,7 +12995,7 @@
         </w:tc>
         <w:tc>
           <w:tcPr>
-            <w:tcW w:type="dxa" w:w="1582"/>
+            <w:tcW w:type="dxa" w:w="1163"/>
             <w:tcBorders>
               <w:top w:val="none" w:color="FFFFFF" w:sz="0"/>
               <w:left w:val="none" w:color="FFFFFF" w:sz="0"/>
@@ -12473,6 +13028,31 @@
               </w:rPr>
               <w:t xml:space="preserve">0.416</w:t>
             </w:r>
+          </w:p>
+        </w:tc>
+        <w:tc>
+          <w:tcPr>
+            <w:tcW w:type="dxa" w:w="2209"/>
+            <w:tcBorders>
+              <w:top w:val="none" w:color="FFFFFF" w:sz="0"/>
+              <w:left w:val="none" w:color="FFFFFF" w:sz="0"/>
+              <w:bottom w:val="none" w:color="FFFFFF" w:sz="0"/>
+              <w:right w:val="none" w:color="FFFFFF" w:sz="0"/>
+            </w:tcBorders>
+            <w:tcMar>
+              <w:top w:type="dxa" w:w="30"/>
+              <w:left w:type="dxa" w:w="80"/>
+              <w:bottom w:type="dxa" w:w="30"/>
+              <w:right w:type="dxa" w:w="80"/>
+            </w:tcMar>
+            <w:vAlign w:val="center"/>
+          </w:tcPr>
+          <w:p>
+            <w:pPr>
+              <w:keepNext/>
+              <w:spacing w:line="240"/>
+              <w:jc w:val="left"/>
+            </w:pPr>
           </w:p>
         </w:tc>
       </w:tr>
@@ -12483,7 +13063,7 @@
         <w:tc>
           <w:tcPr>
             <w:tcW w:type="dxa" w:w="9360"/>
-            <w:gridSpan w:val="5"/>
+            <w:gridSpan w:val="6"/>
             <w:tcBorders>
               <w:top w:val="none" w:color="FFFFFF" w:sz="0"/>
               <w:left w:val="none" w:color="FFFFFF" w:sz="0"/>
@@ -12537,7 +13117,7 @@
         </w:trPr>
         <w:tc>
           <w:tcPr>
-            <w:tcW w:type="dxa" w:w="3032"/>
+            <w:tcW w:type="dxa" w:w="2209"/>
             <w:tcBorders>
               <w:top w:val="none" w:color="FFFFFF" w:sz="0"/>
               <w:left w:val="none" w:color="FFFFFF" w:sz="0"/>
@@ -12574,7 +13154,7 @@
         </w:tc>
         <w:tc>
           <w:tcPr>
-            <w:tcW w:type="dxa" w:w="1582"/>
+            <w:tcW w:type="dxa" w:w="1163"/>
             <w:tcBorders>
               <w:top w:val="none" w:color="FFFFFF" w:sz="0"/>
               <w:left w:val="none" w:color="FFFFFF" w:sz="0"/>
@@ -12611,7 +13191,7 @@
         </w:tc>
         <w:tc>
           <w:tcPr>
-            <w:tcW w:type="dxa" w:w="1582"/>
+            <w:tcW w:type="dxa" w:w="1453"/>
             <w:tcBorders>
               <w:top w:val="none" w:color="FFFFFF" w:sz="0"/>
               <w:left w:val="none" w:color="FFFFFF" w:sz="0"/>
@@ -12648,7 +13228,7 @@
         </w:tc>
         <w:tc>
           <w:tcPr>
-            <w:tcW w:type="dxa" w:w="1582"/>
+            <w:tcW w:type="dxa" w:w="1163"/>
             <w:tcBorders>
               <w:top w:val="none" w:color="FFFFFF" w:sz="0"/>
               <w:left w:val="none" w:color="FFFFFF" w:sz="0"/>
@@ -12685,7 +13265,7 @@
         </w:tc>
         <w:tc>
           <w:tcPr>
-            <w:tcW w:type="dxa" w:w="1582"/>
+            <w:tcW w:type="dxa" w:w="1163"/>
             <w:tcBorders>
               <w:top w:val="none" w:color="FFFFFF" w:sz="0"/>
               <w:left w:val="none" w:color="FFFFFF" w:sz="0"/>
@@ -12717,6 +13297,43 @@
                 <w:szCs w:val="20"/>
               </w:rPr>
               <w:t xml:space="preserve">.64</w:t>
+            </w:r>
+          </w:p>
+        </w:tc>
+        <w:tc>
+          <w:tcPr>
+            <w:tcW w:type="dxa" w:w="2209"/>
+            <w:tcBorders>
+              <w:top w:val="none" w:color="FFFFFF" w:sz="0"/>
+              <w:left w:val="none" w:color="FFFFFF" w:sz="0"/>
+              <w:bottom w:val="none" w:color="FFFFFF" w:sz="0"/>
+              <w:right w:val="none" w:color="FFFFFF" w:sz="0"/>
+            </w:tcBorders>
+            <w:tcMar>
+              <w:top w:type="dxa" w:w="30"/>
+              <w:left w:type="dxa" w:w="80"/>
+              <w:bottom w:type="dxa" w:w="30"/>
+              <w:right w:type="dxa" w:w="80"/>
+            </w:tcMar>
+            <w:vAlign w:val="center"/>
+          </w:tcPr>
+          <w:p>
+            <w:pPr>
+              <w:keepNext/>
+              <w:spacing w:line="240"/>
+              <w:jc w:val="left"/>
+            </w:pPr>
+            <w:r>
+              <w:rPr>
+                <w:rFonts w:ascii="Times New Roman" w:cs="Times New Roman" w:eastAsia="Times New Roman" w:hAnsi="Times New Roman"/>
+                <w:b w:val="false"/>
+                <w:bCs w:val="false"/>
+                <w:i w:val="false"/>
+                <w:iCs w:val="false"/>
+                <w:sz w:val="20"/>
+                <w:szCs w:val="20"/>
+              </w:rPr>
+              <w:t xml:space="preserve">Significant, large effect; favors full ESRG</w:t>
             </w:r>
           </w:p>
         </w:tc>
@@ -12727,7 +13344,7 @@
         </w:trPr>
         <w:tc>
           <w:tcPr>
-            <w:tcW w:type="dxa" w:w="3032"/>
+            <w:tcW w:type="dxa" w:w="2209"/>
             <w:tcBorders>
               <w:top w:val="none" w:color="FFFFFF" w:sz="0"/>
               <w:left w:val="none" w:color="FFFFFF" w:sz="0"/>
@@ -12764,7 +13381,7 @@
         </w:tc>
         <w:tc>
           <w:tcPr>
-            <w:tcW w:type="dxa" w:w="1582"/>
+            <w:tcW w:type="dxa" w:w="1163"/>
             <w:tcBorders>
               <w:top w:val="none" w:color="FFFFFF" w:sz="0"/>
               <w:left w:val="none" w:color="FFFFFF" w:sz="0"/>
@@ -12801,7 +13418,7 @@
         </w:tc>
         <w:tc>
           <w:tcPr>
-            <w:tcW w:type="dxa" w:w="1582"/>
+            <w:tcW w:type="dxa" w:w="1453"/>
             <w:tcBorders>
               <w:top w:val="none" w:color="FFFFFF" w:sz="0"/>
               <w:left w:val="none" w:color="FFFFFF" w:sz="0"/>
@@ -12838,7 +13455,7 @@
         </w:tc>
         <w:tc>
           <w:tcPr>
-            <w:tcW w:type="dxa" w:w="1582"/>
+            <w:tcW w:type="dxa" w:w="1163"/>
             <w:tcBorders>
               <w:top w:val="none" w:color="FFFFFF" w:sz="0"/>
               <w:left w:val="none" w:color="FFFFFF" w:sz="0"/>
@@ -12875,7 +13492,7 @@
         </w:tc>
         <w:tc>
           <w:tcPr>
-            <w:tcW w:type="dxa" w:w="1582"/>
+            <w:tcW w:type="dxa" w:w="1163"/>
             <w:tcBorders>
               <w:top w:val="none" w:color="FFFFFF" w:sz="0"/>
               <w:left w:val="none" w:color="FFFFFF" w:sz="0"/>
@@ -12907,6 +13524,43 @@
                 <w:szCs w:val="20"/>
               </w:rPr>
               <w:t xml:space="preserve">.79</w:t>
+            </w:r>
+          </w:p>
+        </w:tc>
+        <w:tc>
+          <w:tcPr>
+            <w:tcW w:type="dxa" w:w="2209"/>
+            <w:tcBorders>
+              <w:top w:val="none" w:color="FFFFFF" w:sz="0"/>
+              <w:left w:val="none" w:color="FFFFFF" w:sz="0"/>
+              <w:bottom w:val="none" w:color="FFFFFF" w:sz="0"/>
+              <w:right w:val="none" w:color="FFFFFF" w:sz="0"/>
+            </w:tcBorders>
+            <w:tcMar>
+              <w:top w:type="dxa" w:w="30"/>
+              <w:left w:type="dxa" w:w="80"/>
+              <w:bottom w:type="dxa" w:w="30"/>
+              <w:right w:type="dxa" w:w="80"/>
+            </w:tcMar>
+            <w:vAlign w:val="center"/>
+          </w:tcPr>
+          <w:p>
+            <w:pPr>
+              <w:keepNext/>
+              <w:spacing w:line="240"/>
+              <w:jc w:val="left"/>
+            </w:pPr>
+            <w:r>
+              <w:rPr>
+                <w:rFonts w:ascii="Times New Roman" w:cs="Times New Roman" w:eastAsia="Times New Roman" w:hAnsi="Times New Roman"/>
+                <w:b w:val="false"/>
+                <w:bCs w:val="false"/>
+                <w:i w:val="false"/>
+                <w:iCs w:val="false"/>
+                <w:sz w:val="20"/>
+                <w:szCs w:val="20"/>
+              </w:rPr>
+              <w:t xml:space="preserve">Significant, large effect; favors full ESRG</w:t>
             </w:r>
           </w:p>
         </w:tc>
@@ -12917,7 +13571,7 @@
         </w:trPr>
         <w:tc>
           <w:tcPr>
-            <w:tcW w:type="dxa" w:w="3032"/>
+            <w:tcW w:type="dxa" w:w="2209"/>
             <w:tcBorders>
               <w:top w:val="none" w:color="FFFFFF" w:sz="0"/>
               <w:left w:val="none" w:color="FFFFFF" w:sz="0"/>
@@ -12954,7 +13608,7 @@
         </w:tc>
         <w:tc>
           <w:tcPr>
-            <w:tcW w:type="dxa" w:w="1582"/>
+            <w:tcW w:type="dxa" w:w="1163"/>
             <w:tcBorders>
               <w:top w:val="none" w:color="FFFFFF" w:sz="0"/>
               <w:left w:val="none" w:color="FFFFFF" w:sz="0"/>
@@ -12991,7 +13645,7 @@
         </w:tc>
         <w:tc>
           <w:tcPr>
-            <w:tcW w:type="dxa" w:w="1582"/>
+            <w:tcW w:type="dxa" w:w="1453"/>
             <w:tcBorders>
               <w:top w:val="none" w:color="FFFFFF" w:sz="0"/>
               <w:left w:val="none" w:color="FFFFFF" w:sz="0"/>
@@ -13028,7 +13682,7 @@
         </w:tc>
         <w:tc>
           <w:tcPr>
-            <w:tcW w:type="dxa" w:w="1582"/>
+            <w:tcW w:type="dxa" w:w="1163"/>
             <w:tcBorders>
               <w:top w:val="none" w:color="FFFFFF" w:sz="0"/>
               <w:left w:val="none" w:color="FFFFFF" w:sz="0"/>
@@ -13065,7 +13719,7 @@
         </w:tc>
         <w:tc>
           <w:tcPr>
-            <w:tcW w:type="dxa" w:w="1582"/>
+            <w:tcW w:type="dxa" w:w="1163"/>
             <w:tcBorders>
               <w:top w:val="none" w:color="FFFFFF" w:sz="0"/>
               <w:left w:val="none" w:color="FFFFFF" w:sz="0"/>
@@ -13097,6 +13751,43 @@
                 <w:szCs w:val="20"/>
               </w:rPr>
               <w:t xml:space="preserve">.40</w:t>
+            </w:r>
+          </w:p>
+        </w:tc>
+        <w:tc>
+          <w:tcPr>
+            <w:tcW w:type="dxa" w:w="2209"/>
+            <w:tcBorders>
+              <w:top w:val="none" w:color="FFFFFF" w:sz="0"/>
+              <w:left w:val="none" w:color="FFFFFF" w:sz="0"/>
+              <w:bottom w:val="single" w:color="000000" w:sz="6"/>
+              <w:right w:val="none" w:color="FFFFFF" w:sz="0"/>
+            </w:tcBorders>
+            <w:tcMar>
+              <w:top w:type="dxa" w:w="30"/>
+              <w:left w:type="dxa" w:w="80"/>
+              <w:bottom w:type="dxa" w:w="30"/>
+              <w:right w:type="dxa" w:w="80"/>
+            </w:tcMar>
+            <w:vAlign w:val="center"/>
+          </w:tcPr>
+          <w:p>
+            <w:pPr>
+              <w:keepNext w:val="false"/>
+              <w:spacing w:line="240"/>
+              <w:jc w:val="left"/>
+            </w:pPr>
+            <w:r>
+              <w:rPr>
+                <w:rFonts w:ascii="Times New Roman" w:cs="Times New Roman" w:eastAsia="Times New Roman" w:hAnsi="Times New Roman"/>
+                <w:b w:val="false"/>
+                <w:bCs w:val="false"/>
+                <w:i w:val="false"/>
+                <w:iCs w:val="false"/>
+                <w:sz w:val="20"/>
+                <w:szCs w:val="20"/>
+              </w:rPr>
+              <w:t xml:space="preserve">Significant, medium effect; favors full ESRG</w:t>
             </w:r>
           </w:p>
         </w:tc>
@@ -13366,11 +14057,12 @@
         </w:tblBorders>
       </w:tblPr>
       <w:tblGrid>
-        <w:gridCol w:w="2984"/>
-        <w:gridCol w:w="1899"/>
-        <w:gridCol w:w="1899"/>
-        <w:gridCol w:w="1357"/>
-        <w:gridCol w:w="1221"/>
+        <w:gridCol w:w="2223"/>
+        <w:gridCol w:w="1404"/>
+        <w:gridCol w:w="1404"/>
+        <w:gridCol w:w="1053"/>
+        <w:gridCol w:w="936"/>
+        <w:gridCol w:w="2340"/>
       </w:tblGrid>
       <w:tr>
         <w:trPr>
@@ -13379,7 +14071,7 @@
         </w:trPr>
         <w:tc>
           <w:tcPr>
-            <w:tcW w:type="dxa" w:w="2984"/>
+            <w:tcW w:type="dxa" w:w="2223"/>
             <w:tcBorders>
               <w:top w:val="single" w:color="000000" w:sz="6"/>
               <w:left w:val="none" w:color="FFFFFF" w:sz="0"/>
@@ -13416,7 +14108,7 @@
         </w:tc>
         <w:tc>
           <w:tcPr>
-            <w:tcW w:type="dxa" w:w="1899"/>
+            <w:tcW w:type="dxa" w:w="1404"/>
             <w:tcBorders>
               <w:top w:val="single" w:color="000000" w:sz="6"/>
               <w:left w:val="none" w:color="FFFFFF" w:sz="0"/>
@@ -13477,7 +14169,7 @@
         </w:tc>
         <w:tc>
           <w:tcPr>
-            <w:tcW w:type="dxa" w:w="1899"/>
+            <w:tcW w:type="dxa" w:w="1404"/>
             <w:tcBorders>
               <w:top w:val="single" w:color="000000" w:sz="6"/>
               <w:left w:val="none" w:color="FFFFFF" w:sz="0"/>
@@ -13538,7 +14230,7 @@
         </w:tc>
         <w:tc>
           <w:tcPr>
-            <w:tcW w:type="dxa" w:w="1357"/>
+            <w:tcW w:type="dxa" w:w="1053"/>
             <w:tcBorders>
               <w:top w:val="single" w:color="000000" w:sz="6"/>
               <w:left w:val="none" w:color="FFFFFF" w:sz="0"/>
@@ -13575,7 +14267,7 @@
         </w:tc>
         <w:tc>
           <w:tcPr>
-            <w:tcW w:type="dxa" w:w="1221"/>
+            <w:tcW w:type="dxa" w:w="936"/>
             <w:tcBorders>
               <w:top w:val="single" w:color="000000" w:sz="6"/>
               <w:left w:val="none" w:color="FFFFFF" w:sz="0"/>
@@ -13607,6 +14299,43 @@
                 <w:szCs w:val="20"/>
               </w:rPr>
               <w:t xml:space="preserve">p</w:t>
+            </w:r>
+          </w:p>
+        </w:tc>
+        <w:tc>
+          <w:tcPr>
+            <w:tcW w:type="dxa" w:w="2340"/>
+            <w:tcBorders>
+              <w:top w:val="single" w:color="000000" w:sz="6"/>
+              <w:left w:val="none" w:color="FFFFFF" w:sz="0"/>
+              <w:bottom w:val="single" w:color="000000" w:sz="6"/>
+              <w:right w:val="none" w:color="FFFFFF" w:sz="0"/>
+            </w:tcBorders>
+            <w:tcMar>
+              <w:top w:type="dxa" w:w="30"/>
+              <w:left w:type="dxa" w:w="80"/>
+              <w:bottom w:type="dxa" w:w="30"/>
+              <w:right w:type="dxa" w:w="80"/>
+            </w:tcMar>
+            <w:vAlign w:val="center"/>
+          </w:tcPr>
+          <w:p>
+            <w:pPr>
+              <w:keepNext/>
+              <w:spacing w:line="240"/>
+              <w:jc w:val="center"/>
+            </w:pPr>
+            <w:r>
+              <w:rPr>
+                <w:rFonts w:ascii="Times New Roman" w:cs="Times New Roman" w:eastAsia="Times New Roman" w:hAnsi="Times New Roman"/>
+                <w:b/>
+                <w:bCs/>
+                <w:i w:val="false"/>
+                <w:iCs w:val="false"/>
+                <w:sz w:val="20"/>
+                <w:szCs w:val="20"/>
+              </w:rPr>
+              <w:t xml:space="preserve">Interpretation</w:t>
             </w:r>
           </w:p>
         </w:tc>
@@ -13617,7 +14346,7 @@
         </w:trPr>
         <w:tc>
           <w:tcPr>
-            <w:tcW w:type="dxa" w:w="2984"/>
+            <w:tcW w:type="dxa" w:w="2223"/>
             <w:tcBorders>
               <w:top w:val="none" w:color="FFFFFF" w:sz="0"/>
               <w:left w:val="none" w:color="FFFFFF" w:sz="0"/>
@@ -13654,7 +14383,7 @@
         </w:tc>
         <w:tc>
           <w:tcPr>
-            <w:tcW w:type="dxa" w:w="1899"/>
+            <w:tcW w:type="dxa" w:w="1404"/>
             <w:tcBorders>
               <w:top w:val="none" w:color="FFFFFF" w:sz="0"/>
               <w:left w:val="none" w:color="FFFFFF" w:sz="0"/>
@@ -13691,7 +14420,7 @@
         </w:tc>
         <w:tc>
           <w:tcPr>
-            <w:tcW w:type="dxa" w:w="1899"/>
+            <w:tcW w:type="dxa" w:w="1404"/>
             <w:tcBorders>
               <w:top w:val="none" w:color="FFFFFF" w:sz="0"/>
               <w:left w:val="none" w:color="FFFFFF" w:sz="0"/>
@@ -13728,7 +14457,7 @@
         </w:tc>
         <w:tc>
           <w:tcPr>
-            <w:tcW w:type="dxa" w:w="1357"/>
+            <w:tcW w:type="dxa" w:w="1053"/>
             <w:tcBorders>
               <w:top w:val="none" w:color="FFFFFF" w:sz="0"/>
               <w:left w:val="none" w:color="FFFFFF" w:sz="0"/>
@@ -13765,7 +14494,7 @@
         </w:tc>
         <w:tc>
           <w:tcPr>
-            <w:tcW w:type="dxa" w:w="1221"/>
+            <w:tcW w:type="dxa" w:w="936"/>
             <w:tcBorders>
               <w:top w:val="none" w:color="FFFFFF" w:sz="0"/>
               <w:left w:val="none" w:color="FFFFFF" w:sz="0"/>
@@ -13797,6 +14526,43 @@
                 <w:szCs w:val="20"/>
               </w:rPr>
               <w:t xml:space="preserve">.726</w:t>
+            </w:r>
+          </w:p>
+        </w:tc>
+        <w:tc>
+          <w:tcPr>
+            <w:tcW w:type="dxa" w:w="2340"/>
+            <w:tcBorders>
+              <w:top w:val="none" w:color="FFFFFF" w:sz="0"/>
+              <w:left w:val="none" w:color="FFFFFF" w:sz="0"/>
+              <w:bottom w:val="none" w:color="FFFFFF" w:sz="0"/>
+              <w:right w:val="none" w:color="FFFFFF" w:sz="0"/>
+            </w:tcBorders>
+            <w:tcMar>
+              <w:top w:type="dxa" w:w="30"/>
+              <w:left w:type="dxa" w:w="80"/>
+              <w:bottom w:type="dxa" w:w="30"/>
+              <w:right w:type="dxa" w:w="80"/>
+            </w:tcMar>
+            <w:vAlign w:val="center"/>
+          </w:tcPr>
+          <w:p>
+            <w:pPr>
+              <w:keepNext/>
+              <w:spacing w:line="240"/>
+              <w:jc w:val="center"/>
+            </w:pPr>
+            <w:r>
+              <w:rPr>
+                <w:rFonts w:ascii="Times New Roman" w:cs="Times New Roman" w:eastAsia="Times New Roman" w:hAnsi="Times New Roman"/>
+                <w:b w:val="false"/>
+                <w:bCs w:val="false"/>
+                <w:i w:val="false"/>
+                <w:iCs w:val="false"/>
+                <w:sz w:val="20"/>
+                <w:szCs w:val="20"/>
+              </w:rPr>
+              <w:t xml:space="preserve">Not significant</w:t>
             </w:r>
           </w:p>
         </w:tc>
@@ -13807,7 +14573,7 @@
         </w:trPr>
         <w:tc>
           <w:tcPr>
-            <w:tcW w:type="dxa" w:w="2984"/>
+            <w:tcW w:type="dxa" w:w="2223"/>
             <w:tcBorders>
               <w:top w:val="none" w:color="FFFFFF" w:sz="0"/>
               <w:left w:val="none" w:color="FFFFFF" w:sz="0"/>
@@ -13844,7 +14610,7 @@
         </w:tc>
         <w:tc>
           <w:tcPr>
-            <w:tcW w:type="dxa" w:w="1899"/>
+            <w:tcW w:type="dxa" w:w="1404"/>
             <w:tcBorders>
               <w:top w:val="none" w:color="FFFFFF" w:sz="0"/>
               <w:left w:val="none" w:color="FFFFFF" w:sz="0"/>
@@ -13881,7 +14647,7 @@
         </w:tc>
         <w:tc>
           <w:tcPr>
-            <w:tcW w:type="dxa" w:w="1899"/>
+            <w:tcW w:type="dxa" w:w="1404"/>
             <w:tcBorders>
               <w:top w:val="none" w:color="FFFFFF" w:sz="0"/>
               <w:left w:val="none" w:color="FFFFFF" w:sz="0"/>
@@ -13918,7 +14684,7 @@
         </w:tc>
         <w:tc>
           <w:tcPr>
-            <w:tcW w:type="dxa" w:w="1357"/>
+            <w:tcW w:type="dxa" w:w="1053"/>
             <w:tcBorders>
               <w:top w:val="none" w:color="FFFFFF" w:sz="0"/>
               <w:left w:val="none" w:color="FFFFFF" w:sz="0"/>
@@ -13955,7 +14721,7 @@
         </w:tc>
         <w:tc>
           <w:tcPr>
-            <w:tcW w:type="dxa" w:w="1221"/>
+            <w:tcW w:type="dxa" w:w="936"/>
             <w:tcBorders>
               <w:top w:val="none" w:color="FFFFFF" w:sz="0"/>
               <w:left w:val="none" w:color="FFFFFF" w:sz="0"/>
@@ -13987,6 +14753,43 @@
                 <w:szCs w:val="20"/>
               </w:rPr>
               <w:t xml:space="preserve">&lt; .001</w:t>
+            </w:r>
+          </w:p>
+        </w:tc>
+        <w:tc>
+          <w:tcPr>
+            <w:tcW w:type="dxa" w:w="2340"/>
+            <w:tcBorders>
+              <w:top w:val="none" w:color="FFFFFF" w:sz="0"/>
+              <w:left w:val="none" w:color="FFFFFF" w:sz="0"/>
+              <w:bottom w:val="none" w:color="FFFFFF" w:sz="0"/>
+              <w:right w:val="none" w:color="FFFFFF" w:sz="0"/>
+            </w:tcBorders>
+            <w:tcMar>
+              <w:top w:type="dxa" w:w="30"/>
+              <w:left w:type="dxa" w:w="80"/>
+              <w:bottom w:type="dxa" w:w="30"/>
+              <w:right w:type="dxa" w:w="80"/>
+            </w:tcMar>
+            <w:vAlign w:val="center"/>
+          </w:tcPr>
+          <w:p>
+            <w:pPr>
+              <w:keepNext/>
+              <w:spacing w:line="240"/>
+              <w:jc w:val="center"/>
+            </w:pPr>
+            <w:r>
+              <w:rPr>
+                <w:rFonts w:ascii="Times New Roman" w:cs="Times New Roman" w:eastAsia="Times New Roman" w:hAnsi="Times New Roman"/>
+                <w:b w:val="false"/>
+                <w:bCs w:val="false"/>
+                <w:i w:val="false"/>
+                <w:iCs w:val="false"/>
+                <w:sz w:val="20"/>
+                <w:szCs w:val="20"/>
+              </w:rPr>
+              <w:t xml:space="preserve">Significant, small effect; recall higher with the field</w:t>
             </w:r>
           </w:p>
         </w:tc>
@@ -13997,7 +14800,7 @@
         </w:trPr>
         <w:tc>
           <w:tcPr>
-            <w:tcW w:type="dxa" w:w="2984"/>
+            <w:tcW w:type="dxa" w:w="2223"/>
             <w:tcBorders>
               <w:top w:val="none" w:color="FFFFFF" w:sz="0"/>
               <w:left w:val="none" w:color="FFFFFF" w:sz="0"/>
@@ -14034,7 +14837,7 @@
         </w:tc>
         <w:tc>
           <w:tcPr>
-            <w:tcW w:type="dxa" w:w="1899"/>
+            <w:tcW w:type="dxa" w:w="1404"/>
             <w:tcBorders>
               <w:top w:val="none" w:color="FFFFFF" w:sz="0"/>
               <w:left w:val="none" w:color="FFFFFF" w:sz="0"/>
@@ -14071,7 +14874,7 @@
         </w:tc>
         <w:tc>
           <w:tcPr>
-            <w:tcW w:type="dxa" w:w="1899"/>
+            <w:tcW w:type="dxa" w:w="1404"/>
             <w:tcBorders>
               <w:top w:val="none" w:color="FFFFFF" w:sz="0"/>
               <w:left w:val="none" w:color="FFFFFF" w:sz="0"/>
@@ -14108,7 +14911,7 @@
         </w:tc>
         <w:tc>
           <w:tcPr>
-            <w:tcW w:type="dxa" w:w="1357"/>
+            <w:tcW w:type="dxa" w:w="1053"/>
             <w:tcBorders>
               <w:top w:val="none" w:color="FFFFFF" w:sz="0"/>
               <w:left w:val="none" w:color="FFFFFF" w:sz="0"/>
@@ -14145,7 +14948,7 @@
         </w:tc>
         <w:tc>
           <w:tcPr>
-            <w:tcW w:type="dxa" w:w="1221"/>
+            <w:tcW w:type="dxa" w:w="936"/>
             <w:tcBorders>
               <w:top w:val="none" w:color="FFFFFF" w:sz="0"/>
               <w:left w:val="none" w:color="FFFFFF" w:sz="0"/>
@@ -14177,6 +14980,43 @@
                 <w:szCs w:val="20"/>
               </w:rPr>
               <w:t xml:space="preserve">.726</w:t>
+            </w:r>
+          </w:p>
+        </w:tc>
+        <w:tc>
+          <w:tcPr>
+            <w:tcW w:type="dxa" w:w="2340"/>
+            <w:tcBorders>
+              <w:top w:val="none" w:color="FFFFFF" w:sz="0"/>
+              <w:left w:val="none" w:color="FFFFFF" w:sz="0"/>
+              <w:bottom w:val="none" w:color="FFFFFF" w:sz="0"/>
+              <w:right w:val="none" w:color="FFFFFF" w:sz="0"/>
+            </w:tcBorders>
+            <w:tcMar>
+              <w:top w:type="dxa" w:w="30"/>
+              <w:left w:type="dxa" w:w="80"/>
+              <w:bottom w:type="dxa" w:w="30"/>
+              <w:right w:type="dxa" w:w="80"/>
+            </w:tcMar>
+            <w:vAlign w:val="center"/>
+          </w:tcPr>
+          <w:p>
+            <w:pPr>
+              <w:keepNext/>
+              <w:spacing w:line="240"/>
+              <w:jc w:val="center"/>
+            </w:pPr>
+            <w:r>
+              <w:rPr>
+                <w:rFonts w:ascii="Times New Roman" w:cs="Times New Roman" w:eastAsia="Times New Roman" w:hAnsi="Times New Roman"/>
+                <w:b w:val="false"/>
+                <w:bCs w:val="false"/>
+                <w:i w:val="false"/>
+                <w:iCs w:val="false"/>
+                <w:sz w:val="20"/>
+                <w:szCs w:val="20"/>
+              </w:rPr>
+              <w:t xml:space="preserve">Not significant</w:t>
             </w:r>
           </w:p>
         </w:tc>
@@ -14187,7 +15027,7 @@
         </w:trPr>
         <w:tc>
           <w:tcPr>
-            <w:tcW w:type="dxa" w:w="2984"/>
+            <w:tcW w:type="dxa" w:w="2223"/>
             <w:tcBorders>
               <w:top w:val="none" w:color="FFFFFF" w:sz="0"/>
               <w:left w:val="none" w:color="FFFFFF" w:sz="0"/>
@@ -14224,7 +15064,7 @@
         </w:tc>
         <w:tc>
           <w:tcPr>
-            <w:tcW w:type="dxa" w:w="1899"/>
+            <w:tcW w:type="dxa" w:w="1404"/>
             <w:tcBorders>
               <w:top w:val="none" w:color="FFFFFF" w:sz="0"/>
               <w:left w:val="none" w:color="FFFFFF" w:sz="0"/>
@@ -14261,7 +15101,7 @@
         </w:tc>
         <w:tc>
           <w:tcPr>
-            <w:tcW w:type="dxa" w:w="1899"/>
+            <w:tcW w:type="dxa" w:w="1404"/>
             <w:tcBorders>
               <w:top w:val="none" w:color="FFFFFF" w:sz="0"/>
               <w:left w:val="none" w:color="FFFFFF" w:sz="0"/>
@@ -14298,7 +15138,7 @@
         </w:tc>
         <w:tc>
           <w:tcPr>
-            <w:tcW w:type="dxa" w:w="1357"/>
+            <w:tcW w:type="dxa" w:w="1053"/>
             <w:tcBorders>
               <w:top w:val="none" w:color="FFFFFF" w:sz="0"/>
               <w:left w:val="none" w:color="FFFFFF" w:sz="0"/>
@@ -14335,7 +15175,7 @@
         </w:tc>
         <w:tc>
           <w:tcPr>
-            <w:tcW w:type="dxa" w:w="1221"/>
+            <w:tcW w:type="dxa" w:w="936"/>
             <w:tcBorders>
               <w:top w:val="none" w:color="FFFFFF" w:sz="0"/>
               <w:left w:val="none" w:color="FFFFFF" w:sz="0"/>
@@ -14367,6 +15207,43 @@
                 <w:szCs w:val="20"/>
               </w:rPr>
               <w:t xml:space="preserve">.726</w:t>
+            </w:r>
+          </w:p>
+        </w:tc>
+        <w:tc>
+          <w:tcPr>
+            <w:tcW w:type="dxa" w:w="2340"/>
+            <w:tcBorders>
+              <w:top w:val="none" w:color="FFFFFF" w:sz="0"/>
+              <w:left w:val="none" w:color="FFFFFF" w:sz="0"/>
+              <w:bottom w:val="none" w:color="FFFFFF" w:sz="0"/>
+              <w:right w:val="none" w:color="FFFFFF" w:sz="0"/>
+            </w:tcBorders>
+            <w:tcMar>
+              <w:top w:type="dxa" w:w="30"/>
+              <w:left w:type="dxa" w:w="80"/>
+              <w:bottom w:type="dxa" w:w="30"/>
+              <w:right w:type="dxa" w:w="80"/>
+            </w:tcMar>
+            <w:vAlign w:val="center"/>
+          </w:tcPr>
+          <w:p>
+            <w:pPr>
+              <w:keepNext/>
+              <w:spacing w:line="240"/>
+              <w:jc w:val="center"/>
+            </w:pPr>
+            <w:r>
+              <w:rPr>
+                <w:rFonts w:ascii="Times New Roman" w:cs="Times New Roman" w:eastAsia="Times New Roman" w:hAnsi="Times New Roman"/>
+                <w:b w:val="false"/>
+                <w:bCs w:val="false"/>
+                <w:i w:val="false"/>
+                <w:iCs w:val="false"/>
+                <w:sz w:val="20"/>
+                <w:szCs w:val="20"/>
+              </w:rPr>
+              <w:t xml:space="preserve">Not significant</w:t>
             </w:r>
           </w:p>
         </w:tc>
@@ -14377,7 +15254,7 @@
         </w:trPr>
         <w:tc>
           <w:tcPr>
-            <w:tcW w:type="dxa" w:w="2984"/>
+            <w:tcW w:type="dxa" w:w="2223"/>
             <w:tcBorders>
               <w:top w:val="none" w:color="FFFFFF" w:sz="0"/>
               <w:left w:val="none" w:color="FFFFFF" w:sz="0"/>
@@ -14414,7 +15291,7 @@
         </w:tc>
         <w:tc>
           <w:tcPr>
-            <w:tcW w:type="dxa" w:w="1899"/>
+            <w:tcW w:type="dxa" w:w="1404"/>
             <w:tcBorders>
               <w:top w:val="none" w:color="FFFFFF" w:sz="0"/>
               <w:left w:val="none" w:color="FFFFFF" w:sz="0"/>
@@ -14451,7 +15328,7 @@
         </w:tc>
         <w:tc>
           <w:tcPr>
-            <w:tcW w:type="dxa" w:w="1899"/>
+            <w:tcW w:type="dxa" w:w="1404"/>
             <w:tcBorders>
               <w:top w:val="none" w:color="FFFFFF" w:sz="0"/>
               <w:left w:val="none" w:color="FFFFFF" w:sz="0"/>
@@ -14488,7 +15365,7 @@
         </w:tc>
         <w:tc>
           <w:tcPr>
-            <w:tcW w:type="dxa" w:w="1357"/>
+            <w:tcW w:type="dxa" w:w="1053"/>
             <w:tcBorders>
               <w:top w:val="none" w:color="FFFFFF" w:sz="0"/>
               <w:left w:val="none" w:color="FFFFFF" w:sz="0"/>
@@ -14525,7 +15402,44 @@
         </w:tc>
         <w:tc>
           <w:tcPr>
-            <w:tcW w:type="dxa" w:w="1221"/>
+            <w:tcW w:type="dxa" w:w="936"/>
+            <w:tcBorders>
+              <w:top w:val="none" w:color="FFFFFF" w:sz="0"/>
+              <w:left w:val="none" w:color="FFFFFF" w:sz="0"/>
+              <w:bottom w:val="single" w:color="000000" w:sz="6"/>
+              <w:right w:val="none" w:color="FFFFFF" w:sz="0"/>
+            </w:tcBorders>
+            <w:tcMar>
+              <w:top w:type="dxa" w:w="30"/>
+              <w:left w:type="dxa" w:w="80"/>
+              <w:bottom w:type="dxa" w:w="30"/>
+              <w:right w:type="dxa" w:w="80"/>
+            </w:tcMar>
+            <w:vAlign w:val="center"/>
+          </w:tcPr>
+          <w:p>
+            <w:pPr>
+              <w:keepNext w:val="false"/>
+              <w:spacing w:line="240"/>
+              <w:jc w:val="center"/>
+            </w:pPr>
+            <w:r>
+              <w:rPr>
+                <w:rFonts w:ascii="Times New Roman" w:cs="Times New Roman" w:eastAsia="Times New Roman" w:hAnsi="Times New Roman"/>
+                <w:b w:val="false"/>
+                <w:bCs w:val="false"/>
+                <w:i w:val="false"/>
+                <w:iCs w:val="false"/>
+                <w:sz w:val="20"/>
+                <w:szCs w:val="20"/>
+              </w:rPr>
+              <w:t xml:space="preserve">—</w:t>
+            </w:r>
+          </w:p>
+        </w:tc>
+        <w:tc>
+          <w:tcPr>
+            <w:tcW w:type="dxa" w:w="2340"/>
             <w:tcBorders>
               <w:top w:val="none" w:color="FFFFFF" w:sz="0"/>
               <w:left w:val="none" w:color="FFFFFF" w:sz="0"/>
@@ -14827,12 +15741,13 @@
         </w:tblBorders>
       </w:tblPr>
       <w:tblGrid>
-        <w:gridCol w:w="2080"/>
-        <w:gridCol w:w="1560"/>
-        <w:gridCol w:w="1560"/>
-        <w:gridCol w:w="1040"/>
-        <w:gridCol w:w="1560"/>
-        <w:gridCol w:w="1560"/>
+        <w:gridCol w:w="1432"/>
+        <w:gridCol w:w="1101"/>
+        <w:gridCol w:w="1101"/>
+        <w:gridCol w:w="661"/>
+        <w:gridCol w:w="1101"/>
+        <w:gridCol w:w="1101"/>
+        <w:gridCol w:w="2863"/>
       </w:tblGrid>
       <w:tr>
         <w:trPr>
@@ -14841,7 +15756,7 @@
         </w:trPr>
         <w:tc>
           <w:tcPr>
-            <w:tcW w:type="dxa" w:w="2080"/>
+            <w:tcW w:type="dxa" w:w="1432"/>
             <w:tcBorders>
               <w:top w:val="single" w:color="000000" w:sz="6"/>
               <w:left w:val="none" w:color="FFFFFF" w:sz="0"/>
@@ -14866,7 +15781,7 @@
         </w:tc>
         <w:tc>
           <w:tcPr>
-            <w:tcW w:type="dxa" w:w="4160"/>
+            <w:tcW w:type="dxa" w:w="2863"/>
             <w:gridSpan w:val="3"/>
             <w:tcBorders>
               <w:top w:val="single" w:color="000000" w:sz="6"/>
@@ -14916,7 +15831,7 @@
         </w:tc>
         <w:tc>
           <w:tcPr>
-            <w:tcW w:type="dxa" w:w="3120"/>
+            <w:tcW w:type="dxa" w:w="2202"/>
             <w:gridSpan w:val="2"/>
             <w:tcBorders>
               <w:top w:val="single" w:color="000000" w:sz="6"/>
@@ -14950,6 +15865,31 @@
               </w:rPr>
               <w:t xml:space="preserve">Leakage rate</w:t>
             </w:r>
+          </w:p>
+        </w:tc>
+        <w:tc>
+          <w:tcPr>
+            <w:tcW w:type="dxa" w:w="2863"/>
+            <w:tcBorders>
+              <w:top w:val="single" w:color="000000" w:sz="6"/>
+              <w:left w:val="none" w:color="FFFFFF" w:sz="0"/>
+              <w:bottom w:val="none" w:color="FFFFFF" w:sz="0"/>
+              <w:right w:val="none" w:color="FFFFFF" w:sz="0"/>
+            </w:tcBorders>
+            <w:tcMar>
+              <w:top w:type="dxa" w:w="30"/>
+              <w:left w:type="dxa" w:w="80"/>
+              <w:bottom w:type="dxa" w:w="30"/>
+              <w:right w:type="dxa" w:w="80"/>
+            </w:tcMar>
+            <w:vAlign w:val="center"/>
+          </w:tcPr>
+          <w:p>
+            <w:pPr>
+              <w:keepNext/>
+              <w:spacing w:line="240"/>
+              <w:jc w:val="center"/>
+            </w:pPr>
           </w:p>
         </w:tc>
       </w:tr>
@@ -14960,7 +15900,7 @@
         </w:trPr>
         <w:tc>
           <w:tcPr>
-            <w:tcW w:type="dxa" w:w="2080"/>
+            <w:tcW w:type="dxa" w:w="1432"/>
             <w:tcBorders>
               <w:top w:val="none" w:color="FFFFFF" w:sz="0"/>
               <w:left w:val="none" w:color="FFFFFF" w:sz="0"/>
@@ -14997,7 +15937,7 @@
         </w:tc>
         <w:tc>
           <w:tcPr>
-            <w:tcW w:type="dxa" w:w="1560"/>
+            <w:tcW w:type="dxa" w:w="1101"/>
             <w:tcBorders>
               <w:top w:val="none" w:color="FFFFFF" w:sz="0"/>
               <w:left w:val="none" w:color="FFFFFF" w:sz="0"/>
@@ -15034,7 +15974,7 @@
         </w:tc>
         <w:tc>
           <w:tcPr>
-            <w:tcW w:type="dxa" w:w="1560"/>
+            <w:tcW w:type="dxa" w:w="1101"/>
             <w:tcBorders>
               <w:top w:val="none" w:color="FFFFFF" w:sz="0"/>
               <w:left w:val="none" w:color="FFFFFF" w:sz="0"/>
@@ -15071,7 +16011,7 @@
         </w:tc>
         <w:tc>
           <w:tcPr>
-            <w:tcW w:type="dxa" w:w="1040"/>
+            <w:tcW w:type="dxa" w:w="661"/>
             <w:tcBorders>
               <w:top w:val="none" w:color="FFFFFF" w:sz="0"/>
               <w:left w:val="none" w:color="FFFFFF" w:sz="0"/>
@@ -15108,7 +16048,7 @@
         </w:tc>
         <w:tc>
           <w:tcPr>
-            <w:tcW w:type="dxa" w:w="1560"/>
+            <w:tcW w:type="dxa" w:w="1101"/>
             <w:tcBorders>
               <w:top w:val="none" w:color="FFFFFF" w:sz="0"/>
               <w:left w:val="none" w:color="FFFFFF" w:sz="0"/>
@@ -15145,7 +16085,7 @@
         </w:tc>
         <w:tc>
           <w:tcPr>
-            <w:tcW w:type="dxa" w:w="1560"/>
+            <w:tcW w:type="dxa" w:w="1101"/>
             <w:tcBorders>
               <w:top w:val="none" w:color="FFFFFF" w:sz="0"/>
               <w:left w:val="none" w:color="FFFFFF" w:sz="0"/>
@@ -15177,6 +16117,43 @@
                 <w:szCs w:val="20"/>
               </w:rPr>
               <w:t xml:space="preserve">Adaptive</w:t>
+            </w:r>
+          </w:p>
+        </w:tc>
+        <w:tc>
+          <w:tcPr>
+            <w:tcW w:type="dxa" w:w="2863"/>
+            <w:tcBorders>
+              <w:top w:val="none" w:color="FFFFFF" w:sz="0"/>
+              <w:left w:val="none" w:color="FFFFFF" w:sz="0"/>
+              <w:bottom w:val="single" w:color="000000" w:sz="6"/>
+              <w:right w:val="none" w:color="FFFFFF" w:sz="0"/>
+            </w:tcBorders>
+            <w:tcMar>
+              <w:top w:type="dxa" w:w="30"/>
+              <w:left w:type="dxa" w:w="80"/>
+              <w:bottom w:type="dxa" w:w="30"/>
+              <w:right w:type="dxa" w:w="80"/>
+            </w:tcMar>
+            <w:vAlign w:val="center"/>
+          </w:tcPr>
+          <w:p>
+            <w:pPr>
+              <w:keepNext/>
+              <w:spacing w:line="240"/>
+              <w:jc w:val="center"/>
+            </w:pPr>
+            <w:r>
+              <w:rPr>
+                <w:rFonts w:ascii="Times New Roman" w:cs="Times New Roman" w:eastAsia="Times New Roman" w:hAnsi="Times New Roman"/>
+                <w:b/>
+                <w:bCs/>
+                <w:i w:val="false"/>
+                <w:iCs w:val="false"/>
+                <w:sz w:val="20"/>
+                <w:szCs w:val="20"/>
+              </w:rPr>
+              <w:t xml:space="preserve">Interpretation</w:t>
             </w:r>
           </w:p>
         </w:tc>
@@ -15187,7 +16164,7 @@
         </w:trPr>
         <w:tc>
           <w:tcPr>
-            <w:tcW w:type="dxa" w:w="2080"/>
+            <w:tcW w:type="dxa" w:w="1432"/>
             <w:tcBorders>
               <w:top w:val="none" w:color="FFFFFF" w:sz="0"/>
               <w:left w:val="none" w:color="FFFFFF" w:sz="0"/>
@@ -15224,7 +16201,7 @@
         </w:tc>
         <w:tc>
           <w:tcPr>
-            <w:tcW w:type="dxa" w:w="1560"/>
+            <w:tcW w:type="dxa" w:w="1101"/>
             <w:tcBorders>
               <w:top w:val="none" w:color="FFFFFF" w:sz="0"/>
               <w:left w:val="none" w:color="FFFFFF" w:sz="0"/>
@@ -15261,7 +16238,7 @@
         </w:tc>
         <w:tc>
           <w:tcPr>
-            <w:tcW w:type="dxa" w:w="1560"/>
+            <w:tcW w:type="dxa" w:w="1101"/>
             <w:tcBorders>
               <w:top w:val="none" w:color="FFFFFF" w:sz="0"/>
               <w:left w:val="none" w:color="FFFFFF" w:sz="0"/>
@@ -15298,7 +16275,7 @@
         </w:tc>
         <w:tc>
           <w:tcPr>
-            <w:tcW w:type="dxa" w:w="1040"/>
+            <w:tcW w:type="dxa" w:w="661"/>
             <w:tcBorders>
               <w:top w:val="none" w:color="FFFFFF" w:sz="0"/>
               <w:left w:val="none" w:color="FFFFFF" w:sz="0"/>
@@ -15335,7 +16312,7 @@
         </w:tc>
         <w:tc>
           <w:tcPr>
-            <w:tcW w:type="dxa" w:w="1560"/>
+            <w:tcW w:type="dxa" w:w="1101"/>
             <w:tcBorders>
               <w:top w:val="none" w:color="FFFFFF" w:sz="0"/>
               <w:left w:val="none" w:color="FFFFFF" w:sz="0"/>
@@ -15372,7 +16349,7 @@
         </w:tc>
         <w:tc>
           <w:tcPr>
-            <w:tcW w:type="dxa" w:w="1560"/>
+            <w:tcW w:type="dxa" w:w="1101"/>
             <w:tcBorders>
               <w:top w:val="none" w:color="FFFFFF" w:sz="0"/>
               <w:left w:val="none" w:color="FFFFFF" w:sz="0"/>
@@ -15404,6 +16381,43 @@
                 <w:szCs w:val="20"/>
               </w:rPr>
               <w:t xml:space="preserve">34.3%</w:t>
+            </w:r>
+          </w:p>
+        </w:tc>
+        <w:tc>
+          <w:tcPr>
+            <w:tcW w:type="dxa" w:w="2863"/>
+            <w:tcBorders>
+              <w:top w:val="none" w:color="FFFFFF" w:sz="0"/>
+              <w:left w:val="none" w:color="FFFFFF" w:sz="0"/>
+              <w:bottom w:val="none" w:color="FFFFFF" w:sz="0"/>
+              <w:right w:val="none" w:color="FFFFFF" w:sz="0"/>
+            </w:tcBorders>
+            <w:tcMar>
+              <w:top w:type="dxa" w:w="30"/>
+              <w:left w:type="dxa" w:w="80"/>
+              <w:bottom w:type="dxa" w:w="30"/>
+              <w:right w:type="dxa" w:w="80"/>
+            </w:tcMar>
+            <w:vAlign w:val="center"/>
+          </w:tcPr>
+          <w:p>
+            <w:pPr>
+              <w:keepNext/>
+              <w:spacing w:line="240"/>
+              <w:jc w:val="center"/>
+            </w:pPr>
+            <w:r>
+              <w:rPr>
+                <w:rFonts w:ascii="Times New Roman" w:cs="Times New Roman" w:eastAsia="Times New Roman" w:hAnsi="Times New Roman"/>
+                <w:b w:val="false"/>
+                <w:bCs w:val="false"/>
+                <w:i w:val="false"/>
+                <w:iCs w:val="false"/>
+                <w:sz w:val="20"/>
+                <w:szCs w:val="20"/>
+              </w:rPr>
+              <w:t xml:space="preserve">Precision: Significant, large effect; leakage: Significant</w:t>
             </w:r>
           </w:p>
         </w:tc>
@@ -15414,7 +16428,7 @@
         </w:trPr>
         <w:tc>
           <w:tcPr>
-            <w:tcW w:type="dxa" w:w="2080"/>
+            <w:tcW w:type="dxa" w:w="1432"/>
             <w:tcBorders>
               <w:top w:val="none" w:color="FFFFFF" w:sz="0"/>
               <w:left w:val="none" w:color="FFFFFF" w:sz="0"/>
@@ -15451,7 +16465,7 @@
         </w:tc>
         <w:tc>
           <w:tcPr>
-            <w:tcW w:type="dxa" w:w="1560"/>
+            <w:tcW w:type="dxa" w:w="1101"/>
             <w:tcBorders>
               <w:top w:val="none" w:color="FFFFFF" w:sz="0"/>
               <w:left w:val="none" w:color="FFFFFF" w:sz="0"/>
@@ -15488,7 +16502,7 @@
         </w:tc>
         <w:tc>
           <w:tcPr>
-            <w:tcW w:type="dxa" w:w="1560"/>
+            <w:tcW w:type="dxa" w:w="1101"/>
             <w:tcBorders>
               <w:top w:val="none" w:color="FFFFFF" w:sz="0"/>
               <w:left w:val="none" w:color="FFFFFF" w:sz="0"/>
@@ -15525,7 +16539,7 @@
         </w:tc>
         <w:tc>
           <w:tcPr>
-            <w:tcW w:type="dxa" w:w="1040"/>
+            <w:tcW w:type="dxa" w:w="661"/>
             <w:tcBorders>
               <w:top w:val="none" w:color="FFFFFF" w:sz="0"/>
               <w:left w:val="none" w:color="FFFFFF" w:sz="0"/>
@@ -15562,7 +16576,7 @@
         </w:tc>
         <w:tc>
           <w:tcPr>
-            <w:tcW w:type="dxa" w:w="1560"/>
+            <w:tcW w:type="dxa" w:w="1101"/>
             <w:tcBorders>
               <w:top w:val="none" w:color="FFFFFF" w:sz="0"/>
               <w:left w:val="none" w:color="FFFFFF" w:sz="0"/>
@@ -15599,7 +16613,7 @@
         </w:tc>
         <w:tc>
           <w:tcPr>
-            <w:tcW w:type="dxa" w:w="1560"/>
+            <w:tcW w:type="dxa" w:w="1101"/>
             <w:tcBorders>
               <w:top w:val="none" w:color="FFFFFF" w:sz="0"/>
               <w:left w:val="none" w:color="FFFFFF" w:sz="0"/>
@@ -15631,6 +16645,43 @@
                 <w:szCs w:val="20"/>
               </w:rPr>
               <w:t xml:space="preserve">4.4%</w:t>
+            </w:r>
+          </w:p>
+        </w:tc>
+        <w:tc>
+          <w:tcPr>
+            <w:tcW w:type="dxa" w:w="2863"/>
+            <w:tcBorders>
+              <w:top w:val="none" w:color="FFFFFF" w:sz="0"/>
+              <w:left w:val="none" w:color="FFFFFF" w:sz="0"/>
+              <w:bottom w:val="none" w:color="FFFFFF" w:sz="0"/>
+              <w:right w:val="none" w:color="FFFFFF" w:sz="0"/>
+            </w:tcBorders>
+            <w:tcMar>
+              <w:top w:type="dxa" w:w="30"/>
+              <w:left w:type="dxa" w:w="80"/>
+              <w:bottom w:type="dxa" w:w="30"/>
+              <w:right w:type="dxa" w:w="80"/>
+            </w:tcMar>
+            <w:vAlign w:val="center"/>
+          </w:tcPr>
+          <w:p>
+            <w:pPr>
+              <w:keepNext/>
+              <w:spacing w:line="240"/>
+              <w:jc w:val="center"/>
+            </w:pPr>
+            <w:r>
+              <w:rPr>
+                <w:rFonts w:ascii="Times New Roman" w:cs="Times New Roman" w:eastAsia="Times New Roman" w:hAnsi="Times New Roman"/>
+                <w:b w:val="false"/>
+                <w:bCs w:val="false"/>
+                <w:i w:val="false"/>
+                <w:iCs w:val="false"/>
+                <w:sz w:val="20"/>
+                <w:szCs w:val="20"/>
+              </w:rPr>
+              <w:t xml:space="preserve">Precision: Significant, large effect; leakage: Significant</w:t>
             </w:r>
           </w:p>
         </w:tc>
@@ -15641,7 +16692,7 @@
         </w:trPr>
         <w:tc>
           <w:tcPr>
-            <w:tcW w:type="dxa" w:w="2080"/>
+            <w:tcW w:type="dxa" w:w="1432"/>
             <w:tcBorders>
               <w:top w:val="none" w:color="FFFFFF" w:sz="0"/>
               <w:left w:val="none" w:color="FFFFFF" w:sz="0"/>
@@ -15678,7 +16729,7 @@
         </w:tc>
         <w:tc>
           <w:tcPr>
-            <w:tcW w:type="dxa" w:w="1560"/>
+            <w:tcW w:type="dxa" w:w="1101"/>
             <w:tcBorders>
               <w:top w:val="none" w:color="FFFFFF" w:sz="0"/>
               <w:left w:val="none" w:color="FFFFFF" w:sz="0"/>
@@ -15715,7 +16766,7 @@
         </w:tc>
         <w:tc>
           <w:tcPr>
-            <w:tcW w:type="dxa" w:w="1560"/>
+            <w:tcW w:type="dxa" w:w="1101"/>
             <w:tcBorders>
               <w:top w:val="none" w:color="FFFFFF" w:sz="0"/>
               <w:left w:val="none" w:color="FFFFFF" w:sz="0"/>
@@ -15752,7 +16803,7 @@
         </w:tc>
         <w:tc>
           <w:tcPr>
-            <w:tcW w:type="dxa" w:w="1040"/>
+            <w:tcW w:type="dxa" w:w="661"/>
             <w:tcBorders>
               <w:top w:val="none" w:color="FFFFFF" w:sz="0"/>
               <w:left w:val="none" w:color="FFFFFF" w:sz="0"/>
@@ -15789,7 +16840,7 @@
         </w:tc>
         <w:tc>
           <w:tcPr>
-            <w:tcW w:type="dxa" w:w="1560"/>
+            <w:tcW w:type="dxa" w:w="1101"/>
             <w:tcBorders>
               <w:top w:val="none" w:color="FFFFFF" w:sz="0"/>
               <w:left w:val="none" w:color="FFFFFF" w:sz="0"/>
@@ -15826,7 +16877,7 @@
         </w:tc>
         <w:tc>
           <w:tcPr>
-            <w:tcW w:type="dxa" w:w="1560"/>
+            <w:tcW w:type="dxa" w:w="1101"/>
             <w:tcBorders>
               <w:top w:val="none" w:color="FFFFFF" w:sz="0"/>
               <w:left w:val="none" w:color="FFFFFF" w:sz="0"/>
@@ -15858,6 +16909,43 @@
                 <w:szCs w:val="20"/>
               </w:rPr>
               <w:t xml:space="preserve">4.4%</w:t>
+            </w:r>
+          </w:p>
+        </w:tc>
+        <w:tc>
+          <w:tcPr>
+            <w:tcW w:type="dxa" w:w="2863"/>
+            <w:tcBorders>
+              <w:top w:val="none" w:color="FFFFFF" w:sz="0"/>
+              <w:left w:val="none" w:color="FFFFFF" w:sz="0"/>
+              <w:bottom w:val="none" w:color="FFFFFF" w:sz="0"/>
+              <w:right w:val="none" w:color="FFFFFF" w:sz="0"/>
+            </w:tcBorders>
+            <w:tcMar>
+              <w:top w:type="dxa" w:w="30"/>
+              <w:left w:type="dxa" w:w="80"/>
+              <w:bottom w:type="dxa" w:w="30"/>
+              <w:right w:type="dxa" w:w="80"/>
+            </w:tcMar>
+            <w:vAlign w:val="center"/>
+          </w:tcPr>
+          <w:p>
+            <w:pPr>
+              <w:keepNext/>
+              <w:spacing w:line="240"/>
+              <w:jc w:val="center"/>
+            </w:pPr>
+            <w:r>
+              <w:rPr>
+                <w:rFonts w:ascii="Times New Roman" w:cs="Times New Roman" w:eastAsia="Times New Roman" w:hAnsi="Times New Roman"/>
+                <w:b w:val="false"/>
+                <w:bCs w:val="false"/>
+                <w:i w:val="false"/>
+                <w:iCs w:val="false"/>
+                <w:sz w:val="20"/>
+                <w:szCs w:val="20"/>
+              </w:rPr>
+              <w:t xml:space="preserve">Precision: Significant, large effect; leakage: Significant</w:t>
             </w:r>
           </w:p>
         </w:tc>
@@ -15868,7 +16956,7 @@
         </w:trPr>
         <w:tc>
           <w:tcPr>
-            <w:tcW w:type="dxa" w:w="2080"/>
+            <w:tcW w:type="dxa" w:w="1432"/>
             <w:tcBorders>
               <w:top w:val="none" w:color="FFFFFF" w:sz="0"/>
               <w:left w:val="none" w:color="FFFFFF" w:sz="0"/>
@@ -15905,7 +16993,7 @@
         </w:tc>
         <w:tc>
           <w:tcPr>
-            <w:tcW w:type="dxa" w:w="1560"/>
+            <w:tcW w:type="dxa" w:w="1101"/>
             <w:tcBorders>
               <w:top w:val="none" w:color="FFFFFF" w:sz="0"/>
               <w:left w:val="none" w:color="FFFFFF" w:sz="0"/>
@@ -15942,7 +17030,7 @@
         </w:tc>
         <w:tc>
           <w:tcPr>
-            <w:tcW w:type="dxa" w:w="1560"/>
+            <w:tcW w:type="dxa" w:w="1101"/>
             <w:tcBorders>
               <w:top w:val="none" w:color="FFFFFF" w:sz="0"/>
               <w:left w:val="none" w:color="FFFFFF" w:sz="0"/>
@@ -15979,7 +17067,7 @@
         </w:tc>
         <w:tc>
           <w:tcPr>
-            <w:tcW w:type="dxa" w:w="1040"/>
+            <w:tcW w:type="dxa" w:w="661"/>
             <w:tcBorders>
               <w:top w:val="none" w:color="FFFFFF" w:sz="0"/>
               <w:left w:val="none" w:color="FFFFFF" w:sz="0"/>
@@ -16016,7 +17104,7 @@
         </w:tc>
         <w:tc>
           <w:tcPr>
-            <w:tcW w:type="dxa" w:w="1560"/>
+            <w:tcW w:type="dxa" w:w="1101"/>
             <w:tcBorders>
               <w:top w:val="none" w:color="FFFFFF" w:sz="0"/>
               <w:left w:val="none" w:color="FFFFFF" w:sz="0"/>
@@ -16053,7 +17141,7 @@
         </w:tc>
         <w:tc>
           <w:tcPr>
-            <w:tcW w:type="dxa" w:w="1560"/>
+            <w:tcW w:type="dxa" w:w="1101"/>
             <w:tcBorders>
               <w:top w:val="none" w:color="FFFFFF" w:sz="0"/>
               <w:left w:val="none" w:color="FFFFFF" w:sz="0"/>
@@ -16085,6 +17173,43 @@
                 <w:szCs w:val="20"/>
               </w:rPr>
               <w:t xml:space="preserve">14.4%</w:t>
+            </w:r>
+          </w:p>
+        </w:tc>
+        <w:tc>
+          <w:tcPr>
+            <w:tcW w:type="dxa" w:w="2863"/>
+            <w:tcBorders>
+              <w:top w:val="none" w:color="FFFFFF" w:sz="0"/>
+              <w:left w:val="none" w:color="FFFFFF" w:sz="0"/>
+              <w:bottom w:val="single" w:color="000000" w:sz="6"/>
+              <w:right w:val="none" w:color="FFFFFF" w:sz="0"/>
+            </w:tcBorders>
+            <w:tcMar>
+              <w:top w:type="dxa" w:w="30"/>
+              <w:left w:type="dxa" w:w="80"/>
+              <w:bottom w:type="dxa" w:w="30"/>
+              <w:right w:type="dxa" w:w="80"/>
+            </w:tcMar>
+            <w:vAlign w:val="center"/>
+          </w:tcPr>
+          <w:p>
+            <w:pPr>
+              <w:keepNext w:val="false"/>
+              <w:spacing w:line="240"/>
+              <w:jc w:val="center"/>
+            </w:pPr>
+            <w:r>
+              <w:rPr>
+                <w:rFonts w:ascii="Times New Roman" w:cs="Times New Roman" w:eastAsia="Times New Roman" w:hAnsi="Times New Roman"/>
+                <w:b w:val="false"/>
+                <w:bCs w:val="false"/>
+                <w:i w:val="false"/>
+                <w:iCs w:val="false"/>
+                <w:sz w:val="20"/>
+                <w:szCs w:val="20"/>
+              </w:rPr>
+              <w:t xml:space="preserve">Precision: Significant, large effect; leakage: Significant</w:t>
             </w:r>
           </w:p>
         </w:tc>
@@ -16367,10 +17492,11 @@
         </w:tblBorders>
       </w:tblPr>
       <w:tblGrid>
-        <w:gridCol w:w="2139"/>
-        <w:gridCol w:w="2407"/>
-        <w:gridCol w:w="2407"/>
-        <w:gridCol w:w="2407"/>
+        <w:gridCol w:w="1337"/>
+        <w:gridCol w:w="1449"/>
+        <w:gridCol w:w="1560"/>
+        <w:gridCol w:w="1449"/>
+        <w:gridCol w:w="3565"/>
       </w:tblGrid>
       <w:tr>
         <w:trPr>
@@ -16379,7 +17505,7 @@
         </w:trPr>
         <w:tc>
           <w:tcPr>
-            <w:tcW w:type="dxa" w:w="2139"/>
+            <w:tcW w:type="dxa" w:w="1337"/>
             <w:tcBorders>
               <w:top w:val="single" w:color="000000" w:sz="6"/>
               <w:left w:val="none" w:color="FFFFFF" w:sz="0"/>
@@ -16404,7 +17530,7 @@
         </w:tc>
         <w:tc>
           <w:tcPr>
-            <w:tcW w:type="dxa" w:w="7221"/>
+            <w:tcW w:type="dxa" w:w="4458"/>
             <w:gridSpan w:val="3"/>
             <w:tcBorders>
               <w:top w:val="single" w:color="000000" w:sz="6"/>
@@ -16462,6 +17588,31 @@
               </w:rPr>
               <w:t xml:space="preserve"> [IQR], pixels</w:t>
             </w:r>
+          </w:p>
+        </w:tc>
+        <w:tc>
+          <w:tcPr>
+            <w:tcW w:type="dxa" w:w="3565"/>
+            <w:tcBorders>
+              <w:top w:val="single" w:color="000000" w:sz="6"/>
+              <w:left w:val="none" w:color="FFFFFF" w:sz="0"/>
+              <w:bottom w:val="none" w:color="FFFFFF" w:sz="0"/>
+              <w:right w:val="none" w:color="FFFFFF" w:sz="0"/>
+            </w:tcBorders>
+            <w:tcMar>
+              <w:top w:type="dxa" w:w="30"/>
+              <w:left w:type="dxa" w:w="80"/>
+              <w:bottom w:type="dxa" w:w="30"/>
+              <w:right w:type="dxa" w:w="80"/>
+            </w:tcMar>
+            <w:vAlign w:val="center"/>
+          </w:tcPr>
+          <w:p>
+            <w:pPr>
+              <w:keepNext/>
+              <w:spacing w:line="240"/>
+              <w:jc w:val="center"/>
+            </w:pPr>
           </w:p>
         </w:tc>
       </w:tr>
@@ -16472,7 +17623,7 @@
         </w:trPr>
         <w:tc>
           <w:tcPr>
-            <w:tcW w:type="dxa" w:w="2139"/>
+            <w:tcW w:type="dxa" w:w="1337"/>
             <w:tcBorders>
               <w:top w:val="none" w:color="FFFFFF" w:sz="0"/>
               <w:left w:val="none" w:color="FFFFFF" w:sz="0"/>
@@ -16509,7 +17660,7 @@
         </w:tc>
         <w:tc>
           <w:tcPr>
-            <w:tcW w:type="dxa" w:w="2407"/>
+            <w:tcW w:type="dxa" w:w="1449"/>
             <w:tcBorders>
               <w:top w:val="none" w:color="FFFFFF" w:sz="0"/>
               <w:left w:val="none" w:color="FFFFFF" w:sz="0"/>
@@ -16546,7 +17697,7 @@
         </w:tc>
         <w:tc>
           <w:tcPr>
-            <w:tcW w:type="dxa" w:w="2407"/>
+            <w:tcW w:type="dxa" w:w="1560"/>
             <w:tcBorders>
               <w:top w:val="none" w:color="FFFFFF" w:sz="0"/>
               <w:left w:val="none" w:color="FFFFFF" w:sz="0"/>
@@ -16583,7 +17734,7 @@
         </w:tc>
         <w:tc>
           <w:tcPr>
-            <w:tcW w:type="dxa" w:w="2407"/>
+            <w:tcW w:type="dxa" w:w="1449"/>
             <w:tcBorders>
               <w:top w:val="none" w:color="FFFFFF" w:sz="0"/>
               <w:left w:val="none" w:color="FFFFFF" w:sz="0"/>
@@ -16615,6 +17766,43 @@
                 <w:szCs w:val="20"/>
               </w:rPr>
               <w:t xml:space="preserve">ESRG (full)</w:t>
+            </w:r>
+          </w:p>
+        </w:tc>
+        <w:tc>
+          <w:tcPr>
+            <w:tcW w:type="dxa" w:w="3565"/>
+            <w:tcBorders>
+              <w:top w:val="none" w:color="FFFFFF" w:sz="0"/>
+              <w:left w:val="none" w:color="FFFFFF" w:sz="0"/>
+              <w:bottom w:val="single" w:color="000000" w:sz="6"/>
+              <w:right w:val="none" w:color="FFFFFF" w:sz="0"/>
+            </w:tcBorders>
+            <w:tcMar>
+              <w:top w:type="dxa" w:w="30"/>
+              <w:left w:type="dxa" w:w="80"/>
+              <w:bottom w:type="dxa" w:w="30"/>
+              <w:right w:type="dxa" w:w="80"/>
+            </w:tcMar>
+            <w:vAlign w:val="center"/>
+          </w:tcPr>
+          <w:p>
+            <w:pPr>
+              <w:keepNext/>
+              <w:spacing w:line="240"/>
+              <w:jc w:val="center"/>
+            </w:pPr>
+            <w:r>
+              <w:rPr>
+                <w:rFonts w:ascii="Times New Roman" w:cs="Times New Roman" w:eastAsia="Times New Roman" w:hAnsi="Times New Roman"/>
+                <w:b/>
+                <w:bCs/>
+                <w:i w:val="false"/>
+                <w:iCs w:val="false"/>
+                <w:sz w:val="20"/>
+                <w:szCs w:val="20"/>
+              </w:rPr>
+              <w:t xml:space="preserve">Interpretation</w:t>
             </w:r>
           </w:p>
         </w:tc>
@@ -16625,7 +17813,7 @@
         </w:trPr>
         <w:tc>
           <w:tcPr>
-            <w:tcW w:type="dxa" w:w="2139"/>
+            <w:tcW w:type="dxa" w:w="1337"/>
             <w:tcBorders>
               <w:top w:val="none" w:color="FFFFFF" w:sz="0"/>
               <w:left w:val="none" w:color="FFFFFF" w:sz="0"/>
@@ -16662,7 +17850,7 @@
         </w:tc>
         <w:tc>
           <w:tcPr>
-            <w:tcW w:type="dxa" w:w="2407"/>
+            <w:tcW w:type="dxa" w:w="1449"/>
             <w:tcBorders>
               <w:top w:val="none" w:color="FFFFFF" w:sz="0"/>
               <w:left w:val="none" w:color="FFFFFF" w:sz="0"/>
@@ -16699,7 +17887,7 @@
         </w:tc>
         <w:tc>
           <w:tcPr>
-            <w:tcW w:type="dxa" w:w="2407"/>
+            <w:tcW w:type="dxa" w:w="1560"/>
             <w:tcBorders>
               <w:top w:val="none" w:color="FFFFFF" w:sz="0"/>
               <w:left w:val="none" w:color="FFFFFF" w:sz="0"/>
@@ -16736,7 +17924,7 @@
         </w:tc>
         <w:tc>
           <w:tcPr>
-            <w:tcW w:type="dxa" w:w="2407"/>
+            <w:tcW w:type="dxa" w:w="1449"/>
             <w:tcBorders>
               <w:top w:val="none" w:color="FFFFFF" w:sz="0"/>
               <w:left w:val="none" w:color="FFFFFF" w:sz="0"/>
@@ -16768,6 +17956,43 @@
                 <w:szCs w:val="20"/>
               </w:rPr>
               <w:t xml:space="preserve">58.3 [30.7, 156.1]</w:t>
+            </w:r>
+          </w:p>
+        </w:tc>
+        <w:tc>
+          <w:tcPr>
+            <w:tcW w:type="dxa" w:w="3565"/>
+            <w:tcBorders>
+              <w:top w:val="none" w:color="FFFFFF" w:sz="0"/>
+              <w:left w:val="none" w:color="FFFFFF" w:sz="0"/>
+              <w:bottom w:val="none" w:color="FFFFFF" w:sz="0"/>
+              <w:right w:val="none" w:color="FFFFFF" w:sz="0"/>
+            </w:tcBorders>
+            <w:tcMar>
+              <w:top w:type="dxa" w:w="30"/>
+              <w:left w:type="dxa" w:w="80"/>
+              <w:bottom w:type="dxa" w:w="30"/>
+              <w:right w:type="dxa" w:w="80"/>
+            </w:tcMar>
+            <w:vAlign w:val="center"/>
+          </w:tcPr>
+          <w:p>
+            <w:pPr>
+              <w:keepNext/>
+              <w:spacing w:line="240"/>
+              <w:jc w:val="center"/>
+            </w:pPr>
+            <w:r>
+              <w:rPr>
+                <w:rFonts w:ascii="Times New Roman" w:cs="Times New Roman" w:eastAsia="Times New Roman" w:hAnsi="Times New Roman"/>
+                <w:b w:val="false"/>
+                <w:bCs w:val="false"/>
+                <w:i w:val="false"/>
+                <w:iCs w:val="false"/>
+                <w:sz w:val="20"/>
+                <w:szCs w:val="20"/>
+              </w:rPr>
+              <w:t xml:space="preserve">Significant vs. SRG (medium effect, favors SRG); significant vs. no stopping (large effect, favors full ESRG)</w:t>
             </w:r>
           </w:p>
         </w:tc>
@@ -16778,7 +18003,7 @@
         </w:trPr>
         <w:tc>
           <w:tcPr>
-            <w:tcW w:type="dxa" w:w="2139"/>
+            <w:tcW w:type="dxa" w:w="1337"/>
             <w:tcBorders>
               <w:top w:val="none" w:color="FFFFFF" w:sz="0"/>
               <w:left w:val="none" w:color="FFFFFF" w:sz="0"/>
@@ -16815,7 +18040,7 @@
         </w:tc>
         <w:tc>
           <w:tcPr>
-            <w:tcW w:type="dxa" w:w="2407"/>
+            <w:tcW w:type="dxa" w:w="1449"/>
             <w:tcBorders>
               <w:top w:val="none" w:color="FFFFFF" w:sz="0"/>
               <w:left w:val="none" w:color="FFFFFF" w:sz="0"/>
@@ -16852,7 +18077,7 @@
         </w:tc>
         <w:tc>
           <w:tcPr>
-            <w:tcW w:type="dxa" w:w="2407"/>
+            <w:tcW w:type="dxa" w:w="1560"/>
             <w:tcBorders>
               <w:top w:val="none" w:color="FFFFFF" w:sz="0"/>
               <w:left w:val="none" w:color="FFFFFF" w:sz="0"/>
@@ -16889,7 +18114,7 @@
         </w:tc>
         <w:tc>
           <w:tcPr>
-            <w:tcW w:type="dxa" w:w="2407"/>
+            <w:tcW w:type="dxa" w:w="1449"/>
             <w:tcBorders>
               <w:top w:val="none" w:color="FFFFFF" w:sz="0"/>
               <w:left w:val="none" w:color="FFFFFF" w:sz="0"/>
@@ -16921,6 +18146,43 @@
                 <w:szCs w:val="20"/>
               </w:rPr>
               <w:t xml:space="preserve">19.8 [11.4, 34.5]</w:t>
+            </w:r>
+          </w:p>
+        </w:tc>
+        <w:tc>
+          <w:tcPr>
+            <w:tcW w:type="dxa" w:w="3565"/>
+            <w:tcBorders>
+              <w:top w:val="none" w:color="FFFFFF" w:sz="0"/>
+              <w:left w:val="none" w:color="FFFFFF" w:sz="0"/>
+              <w:bottom w:val="none" w:color="FFFFFF" w:sz="0"/>
+              <w:right w:val="none" w:color="FFFFFF" w:sz="0"/>
+            </w:tcBorders>
+            <w:tcMar>
+              <w:top w:type="dxa" w:w="30"/>
+              <w:left w:type="dxa" w:w="80"/>
+              <w:bottom w:type="dxa" w:w="30"/>
+              <w:right w:type="dxa" w:w="80"/>
+            </w:tcMar>
+            <w:vAlign w:val="center"/>
+          </w:tcPr>
+          <w:p>
+            <w:pPr>
+              <w:keepNext/>
+              <w:spacing w:line="240"/>
+              <w:jc w:val="center"/>
+            </w:pPr>
+            <w:r>
+              <w:rPr>
+                <w:rFonts w:ascii="Times New Roman" w:cs="Times New Roman" w:eastAsia="Times New Roman" w:hAnsi="Times New Roman"/>
+                <w:b w:val="false"/>
+                <w:bCs w:val="false"/>
+                <w:i w:val="false"/>
+                <w:iCs w:val="false"/>
+                <w:sz w:val="20"/>
+                <w:szCs w:val="20"/>
+              </w:rPr>
+              <w:t xml:space="preserve">Significant vs. SRG (large effect, favors full ESRG); significant vs. no stopping (large effect, favors full ESRG)</w:t>
             </w:r>
           </w:p>
         </w:tc>
@@ -16931,7 +18193,7 @@
         </w:trPr>
         <w:tc>
           <w:tcPr>
-            <w:tcW w:type="dxa" w:w="2139"/>
+            <w:tcW w:type="dxa" w:w="1337"/>
             <w:tcBorders>
               <w:top w:val="none" w:color="FFFFFF" w:sz="0"/>
               <w:left w:val="none" w:color="FFFFFF" w:sz="0"/>
@@ -16968,7 +18230,7 @@
         </w:tc>
         <w:tc>
           <w:tcPr>
-            <w:tcW w:type="dxa" w:w="2407"/>
+            <w:tcW w:type="dxa" w:w="1449"/>
             <w:tcBorders>
               <w:top w:val="none" w:color="FFFFFF" w:sz="0"/>
               <w:left w:val="none" w:color="FFFFFF" w:sz="0"/>
@@ -17005,7 +18267,7 @@
         </w:tc>
         <w:tc>
           <w:tcPr>
-            <w:tcW w:type="dxa" w:w="2407"/>
+            <w:tcW w:type="dxa" w:w="1560"/>
             <w:tcBorders>
               <w:top w:val="none" w:color="FFFFFF" w:sz="0"/>
               <w:left w:val="none" w:color="FFFFFF" w:sz="0"/>
@@ -17042,7 +18304,7 @@
         </w:tc>
         <w:tc>
           <w:tcPr>
-            <w:tcW w:type="dxa" w:w="2407"/>
+            <w:tcW w:type="dxa" w:w="1449"/>
             <w:tcBorders>
               <w:top w:val="none" w:color="FFFFFF" w:sz="0"/>
               <w:left w:val="none" w:color="FFFFFF" w:sz="0"/>
@@ -17074,6 +18336,43 @@
                 <w:szCs w:val="20"/>
               </w:rPr>
               <w:t xml:space="preserve">23.4 [15.7, 37.1]</w:t>
+            </w:r>
+          </w:p>
+        </w:tc>
+        <w:tc>
+          <w:tcPr>
+            <w:tcW w:type="dxa" w:w="3565"/>
+            <w:tcBorders>
+              <w:top w:val="none" w:color="FFFFFF" w:sz="0"/>
+              <w:left w:val="none" w:color="FFFFFF" w:sz="0"/>
+              <w:bottom w:val="none" w:color="FFFFFF" w:sz="0"/>
+              <w:right w:val="none" w:color="FFFFFF" w:sz="0"/>
+            </w:tcBorders>
+            <w:tcMar>
+              <w:top w:type="dxa" w:w="30"/>
+              <w:left w:type="dxa" w:w="80"/>
+              <w:bottom w:type="dxa" w:w="30"/>
+              <w:right w:type="dxa" w:w="80"/>
+            </w:tcMar>
+            <w:vAlign w:val="center"/>
+          </w:tcPr>
+          <w:p>
+            <w:pPr>
+              <w:keepNext/>
+              <w:spacing w:line="240"/>
+              <w:jc w:val="center"/>
+            </w:pPr>
+            <w:r>
+              <w:rPr>
+                <w:rFonts w:ascii="Times New Roman" w:cs="Times New Roman" w:eastAsia="Times New Roman" w:hAnsi="Times New Roman"/>
+                <w:b w:val="false"/>
+                <w:bCs w:val="false"/>
+                <w:i w:val="false"/>
+                <w:iCs w:val="false"/>
+                <w:sz w:val="20"/>
+                <w:szCs w:val="20"/>
+              </w:rPr>
+              <w:t xml:space="preserve">Significant vs. SRG (small effect, favors full ESRG); significant vs. no stopping (large effect, favors full ESRG)</w:t>
             </w:r>
           </w:p>
         </w:tc>
@@ -17084,7 +18383,7 @@
         </w:trPr>
         <w:tc>
           <w:tcPr>
-            <w:tcW w:type="dxa" w:w="2139"/>
+            <w:tcW w:type="dxa" w:w="1337"/>
             <w:tcBorders>
               <w:top w:val="none" w:color="FFFFFF" w:sz="0"/>
               <w:left w:val="none" w:color="FFFFFF" w:sz="0"/>
@@ -17121,7 +18420,7 @@
         </w:tc>
         <w:tc>
           <w:tcPr>
-            <w:tcW w:type="dxa" w:w="2407"/>
+            <w:tcW w:type="dxa" w:w="1449"/>
             <w:tcBorders>
               <w:top w:val="none" w:color="FFFFFF" w:sz="0"/>
               <w:left w:val="none" w:color="FFFFFF" w:sz="0"/>
@@ -17158,7 +18457,7 @@
         </w:tc>
         <w:tc>
           <w:tcPr>
-            <w:tcW w:type="dxa" w:w="2407"/>
+            <w:tcW w:type="dxa" w:w="1560"/>
             <w:tcBorders>
               <w:top w:val="none" w:color="FFFFFF" w:sz="0"/>
               <w:left w:val="none" w:color="FFFFFF" w:sz="0"/>
@@ -17195,7 +18494,7 @@
         </w:tc>
         <w:tc>
           <w:tcPr>
-            <w:tcW w:type="dxa" w:w="2407"/>
+            <w:tcW w:type="dxa" w:w="1449"/>
             <w:tcBorders>
               <w:top w:val="none" w:color="FFFFFF" w:sz="0"/>
               <w:left w:val="none" w:color="FFFFFF" w:sz="0"/>
@@ -17227,6 +18526,43 @@
                 <w:szCs w:val="20"/>
               </w:rPr>
               <w:t xml:space="preserve">28.3 [16.0, 55.1]</w:t>
+            </w:r>
+          </w:p>
+        </w:tc>
+        <w:tc>
+          <w:tcPr>
+            <w:tcW w:type="dxa" w:w="3565"/>
+            <w:tcBorders>
+              <w:top w:val="none" w:color="FFFFFF" w:sz="0"/>
+              <w:left w:val="none" w:color="FFFFFF" w:sz="0"/>
+              <w:bottom w:val="single" w:color="000000" w:sz="6"/>
+              <w:right w:val="none" w:color="FFFFFF" w:sz="0"/>
+            </w:tcBorders>
+            <w:tcMar>
+              <w:top w:type="dxa" w:w="30"/>
+              <w:left w:type="dxa" w:w="80"/>
+              <w:bottom w:type="dxa" w:w="30"/>
+              <w:right w:type="dxa" w:w="80"/>
+            </w:tcMar>
+            <w:vAlign w:val="center"/>
+          </w:tcPr>
+          <w:p>
+            <w:pPr>
+              <w:keepNext w:val="false"/>
+              <w:spacing w:line="240"/>
+              <w:jc w:val="center"/>
+            </w:pPr>
+            <w:r>
+              <w:rPr>
+                <w:rFonts w:ascii="Times New Roman" w:cs="Times New Roman" w:eastAsia="Times New Roman" w:hAnsi="Times New Roman"/>
+                <w:b w:val="false"/>
+                <w:bCs w:val="false"/>
+                <w:i w:val="false"/>
+                <w:iCs w:val="false"/>
+                <w:sz w:val="20"/>
+                <w:szCs w:val="20"/>
+              </w:rPr>
+              <w:t xml:space="preserve">Significant vs. SRG (small effect, favors full ESRG); significant vs. no stopping (large effect, favors full ESRG)</w:t>
             </w:r>
           </w:p>
         </w:tc>
@@ -17407,10 +18743,11 @@
         </w:tblBorders>
       </w:tblPr>
       <w:tblGrid>
-        <w:gridCol w:w="3925"/>
-        <w:gridCol w:w="2114"/>
-        <w:gridCol w:w="2114"/>
-        <w:gridCol w:w="1207"/>
+        <w:gridCol w:w="2553"/>
+        <w:gridCol w:w="1337"/>
+        <w:gridCol w:w="1337"/>
+        <w:gridCol w:w="851"/>
+        <w:gridCol w:w="3282"/>
       </w:tblGrid>
       <w:tr>
         <w:trPr>
@@ -17419,7 +18756,7 @@
         </w:trPr>
         <w:tc>
           <w:tcPr>
-            <w:tcW w:type="dxa" w:w="3925"/>
+            <w:tcW w:type="dxa" w:w="2553"/>
             <w:tcBorders>
               <w:top w:val="single" w:color="000000" w:sz="6"/>
               <w:left w:val="none" w:color="FFFFFF" w:sz="0"/>
@@ -17456,7 +18793,7 @@
         </w:tc>
         <w:tc>
           <w:tcPr>
-            <w:tcW w:type="dxa" w:w="2114"/>
+            <w:tcW w:type="dxa" w:w="1337"/>
             <w:tcBorders>
               <w:top w:val="single" w:color="000000" w:sz="6"/>
               <w:left w:val="none" w:color="FFFFFF" w:sz="0"/>
@@ -17493,7 +18830,7 @@
         </w:tc>
         <w:tc>
           <w:tcPr>
-            <w:tcW w:type="dxa" w:w="2114"/>
+            <w:tcW w:type="dxa" w:w="1337"/>
             <w:tcBorders>
               <w:top w:val="single" w:color="000000" w:sz="6"/>
               <w:left w:val="none" w:color="FFFFFF" w:sz="0"/>
@@ -17530,7 +18867,7 @@
         </w:tc>
         <w:tc>
           <w:tcPr>
-            <w:tcW w:type="dxa" w:w="1207"/>
+            <w:tcW w:type="dxa" w:w="851"/>
             <w:tcBorders>
               <w:top w:val="single" w:color="000000" w:sz="6"/>
               <w:left w:val="none" w:color="FFFFFF" w:sz="0"/>
@@ -17562,6 +18899,43 @@
                 <w:szCs w:val="20"/>
               </w:rPr>
               <w:t xml:space="preserve">r</w:t>
+            </w:r>
+          </w:p>
+        </w:tc>
+        <w:tc>
+          <w:tcPr>
+            <w:tcW w:type="dxa" w:w="3282"/>
+            <w:tcBorders>
+              <w:top w:val="single" w:color="000000" w:sz="6"/>
+              <w:left w:val="none" w:color="FFFFFF" w:sz="0"/>
+              <w:bottom w:val="single" w:color="000000" w:sz="6"/>
+              <w:right w:val="none" w:color="FFFFFF" w:sz="0"/>
+            </w:tcBorders>
+            <w:tcMar>
+              <w:top w:type="dxa" w:w="30"/>
+              <w:left w:type="dxa" w:w="80"/>
+              <w:bottom w:type="dxa" w:w="30"/>
+              <w:right w:type="dxa" w:w="80"/>
+            </w:tcMar>
+            <w:vAlign w:val="center"/>
+          </w:tcPr>
+          <w:p>
+            <w:pPr>
+              <w:keepNext/>
+              <w:spacing w:line="240"/>
+              <w:jc w:val="center"/>
+            </w:pPr>
+            <w:r>
+              <w:rPr>
+                <w:rFonts w:ascii="Times New Roman" w:cs="Times New Roman" w:eastAsia="Times New Roman" w:hAnsi="Times New Roman"/>
+                <w:b/>
+                <w:bCs/>
+                <w:i w:val="false"/>
+                <w:iCs w:val="false"/>
+                <w:sz w:val="20"/>
+                <w:szCs w:val="20"/>
+              </w:rPr>
+              <w:t xml:space="preserve">Interpretation</w:t>
             </w:r>
           </w:p>
         </w:tc>
@@ -17572,7 +18946,7 @@
         </w:trPr>
         <w:tc>
           <w:tcPr>
-            <w:tcW w:type="dxa" w:w="3925"/>
+            <w:tcW w:type="dxa" w:w="2553"/>
             <w:tcBorders>
               <w:top w:val="none" w:color="FFFFFF" w:sz="0"/>
               <w:left w:val="none" w:color="FFFFFF" w:sz="0"/>
@@ -17609,7 +18983,7 @@
         </w:tc>
         <w:tc>
           <w:tcPr>
-            <w:tcW w:type="dxa" w:w="2114"/>
+            <w:tcW w:type="dxa" w:w="1337"/>
             <w:tcBorders>
               <w:top w:val="none" w:color="FFFFFF" w:sz="0"/>
               <w:left w:val="none" w:color="FFFFFF" w:sz="0"/>
@@ -17646,7 +19020,7 @@
         </w:tc>
         <w:tc>
           <w:tcPr>
-            <w:tcW w:type="dxa" w:w="2114"/>
+            <w:tcW w:type="dxa" w:w="1337"/>
             <w:tcBorders>
               <w:top w:val="none" w:color="FFFFFF" w:sz="0"/>
               <w:left w:val="none" w:color="FFFFFF" w:sz="0"/>
@@ -17683,7 +19057,7 @@
         </w:tc>
         <w:tc>
           <w:tcPr>
-            <w:tcW w:type="dxa" w:w="1207"/>
+            <w:tcW w:type="dxa" w:w="851"/>
             <w:tcBorders>
               <w:top w:val="none" w:color="FFFFFF" w:sz="0"/>
               <w:left w:val="none" w:color="FFFFFF" w:sz="0"/>
@@ -17715,6 +19089,43 @@
                 <w:szCs w:val="20"/>
               </w:rPr>
               <w:t xml:space="preserve">−.46</w:t>
+            </w:r>
+          </w:p>
+        </w:tc>
+        <w:tc>
+          <w:tcPr>
+            <w:tcW w:type="dxa" w:w="3282"/>
+            <w:tcBorders>
+              <w:top w:val="none" w:color="FFFFFF" w:sz="0"/>
+              <w:left w:val="none" w:color="FFFFFF" w:sz="0"/>
+              <w:bottom w:val="none" w:color="FFFFFF" w:sz="0"/>
+              <w:right w:val="none" w:color="FFFFFF" w:sz="0"/>
+            </w:tcBorders>
+            <w:tcMar>
+              <w:top w:type="dxa" w:w="30"/>
+              <w:left w:type="dxa" w:w="80"/>
+              <w:bottom w:type="dxa" w:w="30"/>
+              <w:right w:type="dxa" w:w="80"/>
+            </w:tcMar>
+            <w:vAlign w:val="center"/>
+          </w:tcPr>
+          <w:p>
+            <w:pPr>
+              <w:keepNext/>
+              <w:spacing w:line="240"/>
+              <w:jc w:val="center"/>
+            </w:pPr>
+            <w:r>
+              <w:rPr>
+                <w:rFonts w:ascii="Times New Roman" w:cs="Times New Roman" w:eastAsia="Times New Roman" w:hAnsi="Times New Roman"/>
+                <w:b w:val="false"/>
+                <w:bCs w:val="false"/>
+                <w:i w:val="false"/>
+                <w:iCs w:val="false"/>
+                <w:sz w:val="20"/>
+                <w:szCs w:val="20"/>
+              </w:rPr>
+              <w:t xml:space="preserve">Significant, medium effect; favors the click disk</w:t>
             </w:r>
           </w:p>
         </w:tc>
@@ -17725,7 +19136,7 @@
         </w:trPr>
         <w:tc>
           <w:tcPr>
-            <w:tcW w:type="dxa" w:w="3925"/>
+            <w:tcW w:type="dxa" w:w="2553"/>
             <w:tcBorders>
               <w:top w:val="none" w:color="FFFFFF" w:sz="0"/>
               <w:left w:val="none" w:color="FFFFFF" w:sz="0"/>
@@ -17762,7 +19173,7 @@
         </w:tc>
         <w:tc>
           <w:tcPr>
-            <w:tcW w:type="dxa" w:w="2114"/>
+            <w:tcW w:type="dxa" w:w="1337"/>
             <w:tcBorders>
               <w:top w:val="none" w:color="FFFFFF" w:sz="0"/>
               <w:left w:val="none" w:color="FFFFFF" w:sz="0"/>
@@ -17799,7 +19210,7 @@
         </w:tc>
         <w:tc>
           <w:tcPr>
-            <w:tcW w:type="dxa" w:w="2114"/>
+            <w:tcW w:type="dxa" w:w="1337"/>
             <w:tcBorders>
               <w:top w:val="none" w:color="FFFFFF" w:sz="0"/>
               <w:left w:val="none" w:color="FFFFFF" w:sz="0"/>
@@ -17836,7 +19247,7 @@
         </w:tc>
         <w:tc>
           <w:tcPr>
-            <w:tcW w:type="dxa" w:w="1207"/>
+            <w:tcW w:type="dxa" w:w="851"/>
             <w:tcBorders>
               <w:top w:val="none" w:color="FFFFFF" w:sz="0"/>
               <w:left w:val="none" w:color="FFFFFF" w:sz="0"/>
@@ -17868,6 +19279,43 @@
                 <w:szCs w:val="20"/>
               </w:rPr>
               <w:t xml:space="preserve">−.76</w:t>
+            </w:r>
+          </w:p>
+        </w:tc>
+        <w:tc>
+          <w:tcPr>
+            <w:tcW w:type="dxa" w:w="3282"/>
+            <w:tcBorders>
+              <w:top w:val="none" w:color="FFFFFF" w:sz="0"/>
+              <w:left w:val="none" w:color="FFFFFF" w:sz="0"/>
+              <w:bottom w:val="none" w:color="FFFFFF" w:sz="0"/>
+              <w:right w:val="none" w:color="FFFFFF" w:sz="0"/>
+            </w:tcBorders>
+            <w:tcMar>
+              <w:top w:type="dxa" w:w="30"/>
+              <w:left w:type="dxa" w:w="80"/>
+              <w:bottom w:type="dxa" w:w="30"/>
+              <w:right w:type="dxa" w:w="80"/>
+            </w:tcMar>
+            <w:vAlign w:val="center"/>
+          </w:tcPr>
+          <w:p>
+            <w:pPr>
+              <w:keepNext/>
+              <w:spacing w:line="240"/>
+              <w:jc w:val="center"/>
+            </w:pPr>
+            <w:r>
+              <w:rPr>
+                <w:rFonts w:ascii="Times New Roman" w:cs="Times New Roman" w:eastAsia="Times New Roman" w:hAnsi="Times New Roman"/>
+                <w:b w:val="false"/>
+                <w:bCs w:val="false"/>
+                <w:i w:val="false"/>
+                <w:iCs w:val="false"/>
+                <w:sz w:val="20"/>
+                <w:szCs w:val="20"/>
+              </w:rPr>
+              <w:t xml:space="preserve">Significant, large effect; favors the click disk</w:t>
             </w:r>
           </w:p>
         </w:tc>
@@ -17878,7 +19326,7 @@
         </w:trPr>
         <w:tc>
           <w:tcPr>
-            <w:tcW w:type="dxa" w:w="3925"/>
+            <w:tcW w:type="dxa" w:w="2553"/>
             <w:tcBorders>
               <w:top w:val="none" w:color="FFFFFF" w:sz="0"/>
               <w:left w:val="none" w:color="FFFFFF" w:sz="0"/>
@@ -17915,7 +19363,7 @@
         </w:tc>
         <w:tc>
           <w:tcPr>
-            <w:tcW w:type="dxa" w:w="2114"/>
+            <w:tcW w:type="dxa" w:w="1337"/>
             <w:tcBorders>
               <w:top w:val="none" w:color="FFFFFF" w:sz="0"/>
               <w:left w:val="none" w:color="FFFFFF" w:sz="0"/>
@@ -17952,7 +19400,7 @@
         </w:tc>
         <w:tc>
           <w:tcPr>
-            <w:tcW w:type="dxa" w:w="2114"/>
+            <w:tcW w:type="dxa" w:w="1337"/>
             <w:tcBorders>
               <w:top w:val="none" w:color="FFFFFF" w:sz="0"/>
               <w:left w:val="none" w:color="FFFFFF" w:sz="0"/>
@@ -17989,7 +19437,7 @@
         </w:tc>
         <w:tc>
           <w:tcPr>
-            <w:tcW w:type="dxa" w:w="1207"/>
+            <w:tcW w:type="dxa" w:w="851"/>
             <w:tcBorders>
               <w:top w:val="none" w:color="FFFFFF" w:sz="0"/>
               <w:left w:val="none" w:color="FFFFFF" w:sz="0"/>
@@ -18021,6 +19469,43 @@
                 <w:szCs w:val="20"/>
               </w:rPr>
               <w:t xml:space="preserve">.55</w:t>
+            </w:r>
+          </w:p>
+        </w:tc>
+        <w:tc>
+          <w:tcPr>
+            <w:tcW w:type="dxa" w:w="3282"/>
+            <w:tcBorders>
+              <w:top w:val="none" w:color="FFFFFF" w:sz="0"/>
+              <w:left w:val="none" w:color="FFFFFF" w:sz="0"/>
+              <w:bottom w:val="none" w:color="FFFFFF" w:sz="0"/>
+              <w:right w:val="none" w:color="FFFFFF" w:sz="0"/>
+            </w:tcBorders>
+            <w:tcMar>
+              <w:top w:type="dxa" w:w="30"/>
+              <w:left w:type="dxa" w:w="80"/>
+              <w:bottom w:type="dxa" w:w="30"/>
+              <w:right w:type="dxa" w:w="80"/>
+            </w:tcMar>
+            <w:vAlign w:val="center"/>
+          </w:tcPr>
+          <w:p>
+            <w:pPr>
+              <w:keepNext/>
+              <w:spacing w:line="240"/>
+              <w:jc w:val="center"/>
+            </w:pPr>
+            <w:r>
+              <w:rPr>
+                <w:rFonts w:ascii="Times New Roman" w:cs="Times New Roman" w:eastAsia="Times New Roman" w:hAnsi="Times New Roman"/>
+                <w:b w:val="false"/>
+                <w:bCs w:val="false"/>
+                <w:i w:val="false"/>
+                <w:iCs w:val="false"/>
+                <w:sz w:val="20"/>
+                <w:szCs w:val="20"/>
+              </w:rPr>
+              <w:t xml:space="preserve">Significant, large effect; favors the purified core</w:t>
             </w:r>
           </w:p>
         </w:tc>
@@ -18031,7 +19516,7 @@
         </w:trPr>
         <w:tc>
           <w:tcPr>
-            <w:tcW w:type="dxa" w:w="3925"/>
+            <w:tcW w:type="dxa" w:w="2553"/>
             <w:tcBorders>
               <w:top w:val="none" w:color="FFFFFF" w:sz="0"/>
               <w:left w:val="none" w:color="FFFFFF" w:sz="0"/>
@@ -18068,7 +19553,7 @@
         </w:tc>
         <w:tc>
           <w:tcPr>
-            <w:tcW w:type="dxa" w:w="2114"/>
+            <w:tcW w:type="dxa" w:w="1337"/>
             <w:tcBorders>
               <w:top w:val="none" w:color="FFFFFF" w:sz="0"/>
               <w:left w:val="none" w:color="FFFFFF" w:sz="0"/>
@@ -18105,7 +19590,7 @@
         </w:tc>
         <w:tc>
           <w:tcPr>
-            <w:tcW w:type="dxa" w:w="2114"/>
+            <w:tcW w:type="dxa" w:w="1337"/>
             <w:tcBorders>
               <w:top w:val="none" w:color="FFFFFF" w:sz="0"/>
               <w:left w:val="none" w:color="FFFFFF" w:sz="0"/>
@@ -18142,7 +19627,7 @@
         </w:tc>
         <w:tc>
           <w:tcPr>
-            <w:tcW w:type="dxa" w:w="1207"/>
+            <w:tcW w:type="dxa" w:w="851"/>
             <w:tcBorders>
               <w:top w:val="none" w:color="FFFFFF" w:sz="0"/>
               <w:left w:val="none" w:color="FFFFFF" w:sz="0"/>
@@ -18174,6 +19659,43 @@
                 <w:szCs w:val="20"/>
               </w:rPr>
               <w:t xml:space="preserve">—</w:t>
+            </w:r>
+          </w:p>
+        </w:tc>
+        <w:tc>
+          <w:tcPr>
+            <w:tcW w:type="dxa" w:w="3282"/>
+            <w:tcBorders>
+              <w:top w:val="none" w:color="FFFFFF" w:sz="0"/>
+              <w:left w:val="none" w:color="FFFFFF" w:sz="0"/>
+              <w:bottom w:val="none" w:color="FFFFFF" w:sz="0"/>
+              <w:right w:val="none" w:color="FFFFFF" w:sz="0"/>
+            </w:tcBorders>
+            <w:tcMar>
+              <w:top w:type="dxa" w:w="30"/>
+              <w:left w:type="dxa" w:w="80"/>
+              <w:bottom w:type="dxa" w:w="30"/>
+              <w:right w:type="dxa" w:w="80"/>
+            </w:tcMar>
+            <w:vAlign w:val="center"/>
+          </w:tcPr>
+          <w:p>
+            <w:pPr>
+              <w:keepNext/>
+              <w:spacing w:line="240"/>
+              <w:jc w:val="center"/>
+            </w:pPr>
+            <w:r>
+              <w:rPr>
+                <w:rFonts w:ascii="Times New Roman" w:cs="Times New Roman" w:eastAsia="Times New Roman" w:hAnsi="Times New Roman"/>
+                <w:b w:val="false"/>
+                <w:bCs w:val="false"/>
+                <w:i w:val="false"/>
+                <w:iCs w:val="false"/>
+                <w:sz w:val="20"/>
+                <w:szCs w:val="20"/>
+              </w:rPr>
+              <w:t xml:space="preserve">Significant; favors the click disk</w:t>
             </w:r>
           </w:p>
         </w:tc>
@@ -18184,7 +19706,7 @@
         </w:trPr>
         <w:tc>
           <w:tcPr>
-            <w:tcW w:type="dxa" w:w="3925"/>
+            <w:tcW w:type="dxa" w:w="2553"/>
             <w:tcBorders>
               <w:top w:val="none" w:color="FFFFFF" w:sz="0"/>
               <w:left w:val="none" w:color="FFFFFF" w:sz="0"/>
@@ -18269,7 +19791,7 @@
         </w:tc>
         <w:tc>
           <w:tcPr>
-            <w:tcW w:type="dxa" w:w="2114"/>
+            <w:tcW w:type="dxa" w:w="1337"/>
             <w:tcBorders>
               <w:top w:val="none" w:color="FFFFFF" w:sz="0"/>
               <w:left w:val="none" w:color="FFFFFF" w:sz="0"/>
@@ -18306,7 +19828,7 @@
         </w:tc>
         <w:tc>
           <w:tcPr>
-            <w:tcW w:type="dxa" w:w="2114"/>
+            <w:tcW w:type="dxa" w:w="1337"/>
             <w:tcBorders>
               <w:top w:val="none" w:color="FFFFFF" w:sz="0"/>
               <w:left w:val="none" w:color="FFFFFF" w:sz="0"/>
@@ -18343,7 +19865,7 @@
         </w:tc>
         <w:tc>
           <w:tcPr>
-            <w:tcW w:type="dxa" w:w="1207"/>
+            <w:tcW w:type="dxa" w:w="851"/>
             <w:tcBorders>
               <w:top w:val="none" w:color="FFFFFF" w:sz="0"/>
               <w:left w:val="none" w:color="FFFFFF" w:sz="0"/>
@@ -18375,6 +19897,43 @@
                 <w:szCs w:val="20"/>
               </w:rPr>
               <w:t xml:space="preserve">—</w:t>
+            </w:r>
+          </w:p>
+        </w:tc>
+        <w:tc>
+          <w:tcPr>
+            <w:tcW w:type="dxa" w:w="3282"/>
+            <w:tcBorders>
+              <w:top w:val="none" w:color="FFFFFF" w:sz="0"/>
+              <w:left w:val="none" w:color="FFFFFF" w:sz="0"/>
+              <w:bottom w:val="single" w:color="000000" w:sz="6"/>
+              <w:right w:val="none" w:color="FFFFFF" w:sz="0"/>
+            </w:tcBorders>
+            <w:tcMar>
+              <w:top w:type="dxa" w:w="30"/>
+              <w:left w:type="dxa" w:w="80"/>
+              <w:bottom w:type="dxa" w:w="30"/>
+              <w:right w:type="dxa" w:w="80"/>
+            </w:tcMar>
+            <w:vAlign w:val="center"/>
+          </w:tcPr>
+          <w:p>
+            <w:pPr>
+              <w:keepNext w:val="false"/>
+              <w:spacing w:line="240"/>
+              <w:jc w:val="center"/>
+            </w:pPr>
+            <w:r>
+              <w:rPr>
+                <w:rFonts w:ascii="Times New Roman" w:cs="Times New Roman" w:eastAsia="Times New Roman" w:hAnsi="Times New Roman"/>
+                <w:b w:val="false"/>
+                <w:bCs w:val="false"/>
+                <w:i w:val="false"/>
+                <w:iCs w:val="false"/>
+                <w:sz w:val="20"/>
+                <w:szCs w:val="20"/>
+              </w:rPr>
+              <w:t xml:space="preserve">Significant; favors the purified core</w:t>
             </w:r>
           </w:p>
         </w:tc>

--- a/Chapter4_Results_and_Discussion.docx
+++ b/Chapter4_Results_and_Discussion.docx
@@ -72,7 +72,7 @@
           <w:sz w:val="24"/>
           <w:szCs w:val="24"/>
         </w:rPr>
-        <w:t xml:space="preserve">This chapter presents the evaluation of the Enhanced Seeded Region Growing (ESRG) algorithm against the original Seeded Region Growing (SRG) algorithm of Adams and Bischof (1994), which serves as the baseline control. The evaluation follows the three aspects that Udupa et al. (2006) identify for judging a segmentation method: its </w:t>
+        <w:t xml:space="preserve">This chapter presents the evaluation of the Enhanced Seeded Region Growing (ESRG) algorithm against the original Seeded Region Growing (SRG) algorithm of Adams and Bischof (1994), which serves as the baseline control. The evaluation follows two of the aspects that Udupa et al. (2006) identify for judging a segmentation method: its </w:t>
       </w:r>
       <w:r>
         <w:rPr>
@@ -90,7 +90,7 @@
           <w:sz w:val="24"/>
           <w:szCs w:val="24"/>
         </w:rPr>
-        <w:t xml:space="preserve"> (how closely the result matches the ground truth), its </w:t>
+        <w:t xml:space="preserve"> (how closely the result matches the ground truth) and its </w:t>
       </w:r>
       <w:r>
         <w:rPr>
@@ -108,25 +108,7 @@
           <w:sz w:val="24"/>
           <w:szCs w:val="24"/>
         </w:rPr>
-        <w:t xml:space="preserve"> in the sense of reproducibility (whether the same image always yields the same result), and its </w:t>
-      </w:r>
-      <w:r>
-        <w:rPr>
-          <w:rFonts w:ascii="Times New Roman" w:cs="Times New Roman" w:eastAsia="Times New Roman" w:hAnsi="Times New Roman"/>
-          <w:i/>
-          <w:iCs/>
-          <w:sz w:val="24"/>
-          <w:szCs w:val="24"/>
-        </w:rPr>
-        <w:t xml:space="preserve">efficiency</w:t>
-      </w:r>
-      <w:r>
-        <w:rPr>
-          <w:rFonts w:ascii="Times New Roman" w:cs="Times New Roman" w:eastAsia="Times New Roman" w:hAnsi="Times New Roman"/>
-          <w:sz w:val="24"/>
-          <w:szCs w:val="24"/>
-        </w:rPr>
-        <w:t xml:space="preserve"> (the time it takes). The dataset and sampling design, the experimental configurations, the evaluation metrics, and the statistical tests are described in Chapter 3 (Sections 3.1 to 3.1.2, Tables 3.1 to 3.5) and are not repeated here.</w:t>
+        <w:t xml:space="preserve"> in the sense of reproducibility (whether the same image always yields the same result). The dataset and sampling design, the experimental configurations, the evaluation metrics, and the statistical tests are described in Chapter 3 (Sections 3.1 to 3.1.2, Tables 3.1 to 3.5) and are not repeated here.</w:t>
       </w:r>
     </w:p>
     <w:p>
@@ -142,7 +124,7 @@
           <w:sz w:val="24"/>
           <w:szCs w:val="24"/>
         </w:rPr>
-        <w:t xml:space="preserve">The results are organized by the three specific objectives of the study: to provide an automatic seed selection option through Multi-Level Otsu Thresholding with connected-component filtering, evaluated by the seed hit rate and the variability between operators; to minimize undersegmentation by replacing the global-mean difference with a local difference measure computed in the log domain, making the criterion insensitive to multiplicative bias, evaluated by recall; and to decrease boundary leakage by integrating a stopping criterion that adapts to the intensity variability of the growing region, supported with a global drift guard, evaluated by precision, the leakage rate, and HD95. Overall delineation is summarized by the Dice Similarity Coefficient (DSC) and the success rate, and efficiency by the processing time per slice. All 21,942 runs (954 slices × 23 configurations) were produced by the automated evaluation pipeline, and none ended in an error; the per-slice results of every evaluation are listed in Appendices B to H.</w:t>
+        <w:t xml:space="preserve">The results are organized by the three specific objectives of the study: to provide an automatic seed selection option through Multi-Level Otsu Thresholding with connected-component filtering, evaluated by the seed hit rate and the variability between operators; to minimize undersegmentation by replacing the global-mean difference with a local difference measure computed in the log domain, making the criterion insensitive to multiplicative bias, evaluated by recall; and to decrease boundary leakage by integrating a stopping criterion that adapts to the intensity variability of the growing region, supported with a global drift guard, evaluated by precision, the leakage rate, and HD95. Overall delineation is summarized by the Dice Similarity Coefficient (DSC) and the success rate. All 21,942 runs (954 slices × 23 configurations) were produced by the automated evaluation pipeline, and none ended in an error; the per-slice results of every evaluation are listed in Appendices B to G.</w:t>
       </w:r>
     </w:p>
     <w:p>
@@ -23448,10 +23430,9 @@
     </w:p>
     <w:p>
       <w:pPr>
-        <w:pStyle w:val="Heading3"/>
+        <w:pStyle w:val="Heading2"/>
         <w:keepNext/>
         <w:spacing w:after="0" w:before="240" w:line="360"/>
-        <w:ind w:left="720"/>
         <w:jc w:val="left"/>
       </w:pPr>
       <w:r>
@@ -23463,1190 +23444,7 @@
           <w:sz w:val="24"/>
           <w:szCs w:val="24"/>
         </w:rPr>
-        <w:t xml:space="preserve">4.2.5 Computational Efficiency</w:t>
-      </w:r>
-    </w:p>
-    <w:p>
-      <w:pPr>
-        <w:keepNext/>
-        <w:spacing w:after="0" w:before="240" w:line="360"/>
-      </w:pPr>
-      <w:r>
-        <w:rPr>
-          <w:rFonts w:ascii="Times New Roman" w:cs="Times New Roman" w:eastAsia="Times New Roman" w:hAnsi="Times New Roman"/>
-          <w:b/>
-          <w:bCs/>
-          <w:sz w:val="24"/>
-          <w:szCs w:val="24"/>
-        </w:rPr>
-        <w:t xml:space="preserve">Table 4.13</w:t>
-      </w:r>
-    </w:p>
-    <w:p>
-      <w:pPr>
-        <w:keepNext/>
-        <w:spacing w:after="0" w:line="360"/>
-      </w:pPr>
-      <w:r>
-        <w:rPr>
-          <w:rFonts w:ascii="Times New Roman" w:cs="Times New Roman" w:eastAsia="Times New Roman" w:hAnsi="Times New Roman"/>
-          <w:i/>
-          <w:iCs/>
-          <w:sz w:val="24"/>
-          <w:szCs w:val="24"/>
-        </w:rPr>
-        <w:t xml:space="preserve">Processing Time per Slice Under Automatic Seeding</w:t>
-      </w:r>
-    </w:p>
-    <w:tbl>
-      <w:tblPr>
-        <w:tblW w:type="dxa" w:w="9360"/>
-        <w:tblBorders>
-          <w:top w:val="none" w:color="FFFFFF" w:sz="0"/>
-          <w:left w:val="none" w:color="FFFFFF" w:sz="0"/>
-          <w:bottom w:val="none" w:color="FFFFFF" w:sz="0"/>
-          <w:right w:val="none" w:color="FFFFFF" w:sz="0"/>
-          <w:insideH w:val="none" w:color="FFFFFF" w:sz="0"/>
-          <w:insideV w:val="none" w:color="FFFFFF" w:sz="0"/>
-        </w:tblBorders>
-      </w:tblPr>
-      <w:tblGrid>
-        <w:gridCol w:w="2633"/>
-        <w:gridCol w:w="1901"/>
-        <w:gridCol w:w="1901"/>
-        <w:gridCol w:w="1755"/>
-        <w:gridCol w:w="1170"/>
-      </w:tblGrid>
-      <w:tr>
-        <w:trPr>
-          <w:cantSplit/>
-          <w:tblHeader/>
-        </w:trPr>
-        <w:tc>
-          <w:tcPr>
-            <w:tcW w:type="dxa" w:w="2633"/>
-            <w:tcBorders>
-              <w:top w:val="single" w:color="000000" w:sz="6"/>
-              <w:left w:val="none" w:color="FFFFFF" w:sz="0"/>
-              <w:bottom w:val="single" w:color="000000" w:sz="6"/>
-              <w:right w:val="none" w:color="FFFFFF" w:sz="0"/>
-            </w:tcBorders>
-            <w:tcMar>
-              <w:top w:type="dxa" w:w="30"/>
-              <w:left w:type="dxa" w:w="80"/>
-              <w:bottom w:type="dxa" w:w="30"/>
-              <w:right w:type="dxa" w:w="80"/>
-            </w:tcMar>
-            <w:vAlign w:val="center"/>
-          </w:tcPr>
-          <w:p>
-            <w:pPr>
-              <w:keepNext/>
-              <w:spacing w:line="240"/>
-              <w:jc w:val="left"/>
-            </w:pPr>
-            <w:r>
-              <w:rPr>
-                <w:rFonts w:ascii="Times New Roman" w:cs="Times New Roman" w:eastAsia="Times New Roman" w:hAnsi="Times New Roman"/>
-                <w:b/>
-                <w:bCs/>
-                <w:i w:val="false"/>
-                <w:iCs w:val="false"/>
-                <w:sz w:val="20"/>
-                <w:szCs w:val="20"/>
-              </w:rPr>
-              <w:t xml:space="preserve">Tumor class</w:t>
-            </w:r>
-          </w:p>
-        </w:tc>
-        <w:tc>
-          <w:tcPr>
-            <w:tcW w:type="dxa" w:w="1901"/>
-            <w:tcBorders>
-              <w:top w:val="single" w:color="000000" w:sz="6"/>
-              <w:left w:val="none" w:color="FFFFFF" w:sz="0"/>
-              <w:bottom w:val="single" w:color="000000" w:sz="6"/>
-              <w:right w:val="none" w:color="FFFFFF" w:sz="0"/>
-            </w:tcBorders>
-            <w:tcMar>
-              <w:top w:type="dxa" w:w="30"/>
-              <w:left w:type="dxa" w:w="80"/>
-              <w:bottom w:type="dxa" w:w="30"/>
-              <w:right w:type="dxa" w:w="80"/>
-            </w:tcMar>
-            <w:vAlign w:val="center"/>
-          </w:tcPr>
-          <w:p>
-            <w:pPr>
-              <w:keepNext/>
-              <w:spacing w:line="240"/>
-              <w:jc w:val="center"/>
-            </w:pPr>
-            <w:r>
-              <w:rPr>
-                <w:rFonts w:ascii="Times New Roman" w:cs="Times New Roman" w:eastAsia="Times New Roman" w:hAnsi="Times New Roman"/>
-                <w:b/>
-                <w:bCs/>
-                <w:i w:val="false"/>
-                <w:iCs w:val="false"/>
-                <w:sz w:val="20"/>
-                <w:szCs w:val="20"/>
-              </w:rPr>
-              <w:t xml:space="preserve">SRG </w:t>
-            </w:r>
-            <w:r>
-              <w:rPr>
-                <w:rFonts w:ascii="Times New Roman" w:cs="Times New Roman" w:eastAsia="Times New Roman" w:hAnsi="Times New Roman"/>
-                <w:b/>
-                <w:bCs/>
-                <w:i/>
-                <w:iCs/>
-                <w:sz w:val="20"/>
-                <w:szCs w:val="20"/>
-              </w:rPr>
-              <w:t xml:space="preserve">Mdn</w:t>
-            </w:r>
-            <w:r>
-              <w:rPr>
-                <w:rFonts w:ascii="Times New Roman" w:cs="Times New Roman" w:eastAsia="Times New Roman" w:hAnsi="Times New Roman"/>
-                <w:b/>
-                <w:bCs/>
-                <w:i w:val="false"/>
-                <w:iCs w:val="false"/>
-                <w:sz w:val="20"/>
-                <w:szCs w:val="20"/>
-              </w:rPr>
-              <w:t xml:space="preserve">, s</w:t>
-            </w:r>
-          </w:p>
-        </w:tc>
-        <w:tc>
-          <w:tcPr>
-            <w:tcW w:type="dxa" w:w="1901"/>
-            <w:tcBorders>
-              <w:top w:val="single" w:color="000000" w:sz="6"/>
-              <w:left w:val="none" w:color="FFFFFF" w:sz="0"/>
-              <w:bottom w:val="single" w:color="000000" w:sz="6"/>
-              <w:right w:val="none" w:color="FFFFFF" w:sz="0"/>
-            </w:tcBorders>
-            <w:tcMar>
-              <w:top w:type="dxa" w:w="30"/>
-              <w:left w:type="dxa" w:w="80"/>
-              <w:bottom w:type="dxa" w:w="30"/>
-              <w:right w:type="dxa" w:w="80"/>
-            </w:tcMar>
-            <w:vAlign w:val="center"/>
-          </w:tcPr>
-          <w:p>
-            <w:pPr>
-              <w:keepNext/>
-              <w:spacing w:line="240"/>
-              <w:jc w:val="center"/>
-            </w:pPr>
-            <w:r>
-              <w:rPr>
-                <w:rFonts w:ascii="Times New Roman" w:cs="Times New Roman" w:eastAsia="Times New Roman" w:hAnsi="Times New Roman"/>
-                <w:b/>
-                <w:bCs/>
-                <w:i w:val="false"/>
-                <w:iCs w:val="false"/>
-                <w:sz w:val="20"/>
-                <w:szCs w:val="20"/>
-              </w:rPr>
-              <w:t xml:space="preserve">ESRG </w:t>
-            </w:r>
-            <w:r>
-              <w:rPr>
-                <w:rFonts w:ascii="Times New Roman" w:cs="Times New Roman" w:eastAsia="Times New Roman" w:hAnsi="Times New Roman"/>
-                <w:b/>
-                <w:bCs/>
-                <w:i/>
-                <w:iCs/>
-                <w:sz w:val="20"/>
-                <w:szCs w:val="20"/>
-              </w:rPr>
-              <w:t xml:space="preserve">Mdn</w:t>
-            </w:r>
-            <w:r>
-              <w:rPr>
-                <w:rFonts w:ascii="Times New Roman" w:cs="Times New Roman" w:eastAsia="Times New Roman" w:hAnsi="Times New Roman"/>
-                <w:b/>
-                <w:bCs/>
-                <w:i w:val="false"/>
-                <w:iCs w:val="false"/>
-                <w:sz w:val="20"/>
-                <w:szCs w:val="20"/>
-              </w:rPr>
-              <w:t xml:space="preserve">, s</w:t>
-            </w:r>
-          </w:p>
-        </w:tc>
-        <w:tc>
-          <w:tcPr>
-            <w:tcW w:type="dxa" w:w="1755"/>
-            <w:tcBorders>
-              <w:top w:val="single" w:color="000000" w:sz="6"/>
-              <w:left w:val="none" w:color="FFFFFF" w:sz="0"/>
-              <w:bottom w:val="single" w:color="000000" w:sz="6"/>
-              <w:right w:val="none" w:color="FFFFFF" w:sz="0"/>
-            </w:tcBorders>
-            <w:tcMar>
-              <w:top w:type="dxa" w:w="30"/>
-              <w:left w:type="dxa" w:w="80"/>
-              <w:bottom w:type="dxa" w:w="30"/>
-              <w:right w:type="dxa" w:w="80"/>
-            </w:tcMar>
-            <w:vAlign w:val="center"/>
-          </w:tcPr>
-          <w:p>
-            <w:pPr>
-              <w:keepNext/>
-              <w:spacing w:line="240"/>
-              <w:jc w:val="center"/>
-            </w:pPr>
-            <w:r>
-              <w:rPr>
-                <w:rFonts w:ascii="Times New Roman" w:cs="Times New Roman" w:eastAsia="Times New Roman" w:hAnsi="Times New Roman"/>
-                <w:b/>
-                <w:bCs/>
-                <w:i w:val="false"/>
-                <w:iCs w:val="false"/>
-                <w:sz w:val="20"/>
-                <w:szCs w:val="20"/>
-              </w:rPr>
-              <w:t xml:space="preserve">Reduction</w:t>
-            </w:r>
-          </w:p>
-        </w:tc>
-        <w:tc>
-          <w:tcPr>
-            <w:tcW w:type="dxa" w:w="1170"/>
-            <w:tcBorders>
-              <w:top w:val="single" w:color="000000" w:sz="6"/>
-              <w:left w:val="none" w:color="FFFFFF" w:sz="0"/>
-              <w:bottom w:val="single" w:color="000000" w:sz="6"/>
-              <w:right w:val="none" w:color="FFFFFF" w:sz="0"/>
-            </w:tcBorders>
-            <w:tcMar>
-              <w:top w:type="dxa" w:w="30"/>
-              <w:left w:type="dxa" w:w="80"/>
-              <w:bottom w:type="dxa" w:w="30"/>
-              <w:right w:type="dxa" w:w="80"/>
-            </w:tcMar>
-            <w:vAlign w:val="center"/>
-          </w:tcPr>
-          <w:p>
-            <w:pPr>
-              <w:keepNext/>
-              <w:spacing w:line="240"/>
-              <w:jc w:val="center"/>
-            </w:pPr>
-            <w:r>
-              <w:rPr>
-                <w:rFonts w:ascii="Times New Roman" w:cs="Times New Roman" w:eastAsia="Times New Roman" w:hAnsi="Times New Roman"/>
-                <w:b/>
-                <w:bCs/>
-                <w:i/>
-                <w:iCs/>
-                <w:sz w:val="20"/>
-                <w:szCs w:val="20"/>
-              </w:rPr>
-              <w:t xml:space="preserve">r</w:t>
-            </w:r>
-          </w:p>
-        </w:tc>
-      </w:tr>
-      <w:tr>
-        <w:trPr>
-          <w:cantSplit/>
-        </w:trPr>
-        <w:tc>
-          <w:tcPr>
-            <w:tcW w:type="dxa" w:w="2633"/>
-            <w:tcBorders>
-              <w:top w:val="none" w:color="FFFFFF" w:sz="0"/>
-              <w:left w:val="none" w:color="FFFFFF" w:sz="0"/>
-              <w:bottom w:val="none" w:color="FFFFFF" w:sz="0"/>
-              <w:right w:val="none" w:color="FFFFFF" w:sz="0"/>
-            </w:tcBorders>
-            <w:tcMar>
-              <w:top w:type="dxa" w:w="30"/>
-              <w:left w:type="dxa" w:w="80"/>
-              <w:bottom w:type="dxa" w:w="30"/>
-              <w:right w:type="dxa" w:w="80"/>
-            </w:tcMar>
-            <w:vAlign w:val="center"/>
-          </w:tcPr>
-          <w:p>
-            <w:pPr>
-              <w:keepNext/>
-              <w:spacing w:line="240"/>
-              <w:jc w:val="left"/>
-            </w:pPr>
-            <w:r>
-              <w:rPr>
-                <w:rFonts w:ascii="Times New Roman" w:cs="Times New Roman" w:eastAsia="Times New Roman" w:hAnsi="Times New Roman"/>
-                <w:b w:val="false"/>
-                <w:bCs w:val="false"/>
-                <w:i w:val="false"/>
-                <w:iCs w:val="false"/>
-                <w:sz w:val="20"/>
-                <w:szCs w:val="20"/>
-              </w:rPr>
-              <w:t xml:space="preserve">Glioma</w:t>
-            </w:r>
-          </w:p>
-        </w:tc>
-        <w:tc>
-          <w:tcPr>
-            <w:tcW w:type="dxa" w:w="1901"/>
-            <w:tcBorders>
-              <w:top w:val="none" w:color="FFFFFF" w:sz="0"/>
-              <w:left w:val="none" w:color="FFFFFF" w:sz="0"/>
-              <w:bottom w:val="none" w:color="FFFFFF" w:sz="0"/>
-              <w:right w:val="none" w:color="FFFFFF" w:sz="0"/>
-            </w:tcBorders>
-            <w:tcMar>
-              <w:top w:type="dxa" w:w="30"/>
-              <w:left w:type="dxa" w:w="80"/>
-              <w:bottom w:type="dxa" w:w="30"/>
-              <w:right w:type="dxa" w:w="80"/>
-            </w:tcMar>
-            <w:vAlign w:val="center"/>
-          </w:tcPr>
-          <w:p>
-            <w:pPr>
-              <w:keepNext/>
-              <w:spacing w:line="240"/>
-              <w:jc w:val="center"/>
-            </w:pPr>
-            <w:r>
-              <w:rPr>
-                <w:rFonts w:ascii="Times New Roman" w:cs="Times New Roman" w:eastAsia="Times New Roman" w:hAnsi="Times New Roman"/>
-                <w:b w:val="false"/>
-                <w:bCs w:val="false"/>
-                <w:i w:val="false"/>
-                <w:iCs w:val="false"/>
-                <w:sz w:val="20"/>
-                <w:szCs w:val="20"/>
-              </w:rPr>
-              <w:t xml:space="preserve">14.57</w:t>
-            </w:r>
-          </w:p>
-        </w:tc>
-        <w:tc>
-          <w:tcPr>
-            <w:tcW w:type="dxa" w:w="1901"/>
-            <w:tcBorders>
-              <w:top w:val="none" w:color="FFFFFF" w:sz="0"/>
-              <w:left w:val="none" w:color="FFFFFF" w:sz="0"/>
-              <w:bottom w:val="none" w:color="FFFFFF" w:sz="0"/>
-              <w:right w:val="none" w:color="FFFFFF" w:sz="0"/>
-            </w:tcBorders>
-            <w:tcMar>
-              <w:top w:type="dxa" w:w="30"/>
-              <w:left w:type="dxa" w:w="80"/>
-              <w:bottom w:type="dxa" w:w="30"/>
-              <w:right w:type="dxa" w:w="80"/>
-            </w:tcMar>
-            <w:vAlign w:val="center"/>
-          </w:tcPr>
-          <w:p>
-            <w:pPr>
-              <w:keepNext/>
-              <w:spacing w:line="240"/>
-              <w:jc w:val="center"/>
-            </w:pPr>
-            <w:r>
-              <w:rPr>
-                <w:rFonts w:ascii="Times New Roman" w:cs="Times New Roman" w:eastAsia="Times New Roman" w:hAnsi="Times New Roman"/>
-                <w:b w:val="false"/>
-                <w:bCs w:val="false"/>
-                <w:i w:val="false"/>
-                <w:iCs w:val="false"/>
-                <w:sz w:val="20"/>
-                <w:szCs w:val="20"/>
-              </w:rPr>
-              <w:t xml:space="preserve">8.69</w:t>
-            </w:r>
-          </w:p>
-        </w:tc>
-        <w:tc>
-          <w:tcPr>
-            <w:tcW w:type="dxa" w:w="1755"/>
-            <w:tcBorders>
-              <w:top w:val="none" w:color="FFFFFF" w:sz="0"/>
-              <w:left w:val="none" w:color="FFFFFF" w:sz="0"/>
-              <w:bottom w:val="none" w:color="FFFFFF" w:sz="0"/>
-              <w:right w:val="none" w:color="FFFFFF" w:sz="0"/>
-            </w:tcBorders>
-            <w:tcMar>
-              <w:top w:type="dxa" w:w="30"/>
-              <w:left w:type="dxa" w:w="80"/>
-              <w:bottom w:type="dxa" w:w="30"/>
-              <w:right w:type="dxa" w:w="80"/>
-            </w:tcMar>
-            <w:vAlign w:val="center"/>
-          </w:tcPr>
-          <w:p>
-            <w:pPr>
-              <w:keepNext/>
-              <w:spacing w:line="240"/>
-              <w:jc w:val="center"/>
-            </w:pPr>
-            <w:r>
-              <w:rPr>
-                <w:rFonts w:ascii="Times New Roman" w:cs="Times New Roman" w:eastAsia="Times New Roman" w:hAnsi="Times New Roman"/>
-                <w:b w:val="false"/>
-                <w:bCs w:val="false"/>
-                <w:i w:val="false"/>
-                <w:iCs w:val="false"/>
-                <w:sz w:val="20"/>
-                <w:szCs w:val="20"/>
-              </w:rPr>
-              <w:t xml:space="preserve">40.4%</w:t>
-            </w:r>
-          </w:p>
-        </w:tc>
-        <w:tc>
-          <w:tcPr>
-            <w:tcW w:type="dxa" w:w="1170"/>
-            <w:tcBorders>
-              <w:top w:val="none" w:color="FFFFFF" w:sz="0"/>
-              <w:left w:val="none" w:color="FFFFFF" w:sz="0"/>
-              <w:bottom w:val="none" w:color="FFFFFF" w:sz="0"/>
-              <w:right w:val="none" w:color="FFFFFF" w:sz="0"/>
-            </w:tcBorders>
-            <w:tcMar>
-              <w:top w:type="dxa" w:w="30"/>
-              <w:left w:type="dxa" w:w="80"/>
-              <w:bottom w:type="dxa" w:w="30"/>
-              <w:right w:type="dxa" w:w="80"/>
-            </w:tcMar>
-            <w:vAlign w:val="center"/>
-          </w:tcPr>
-          <w:p>
-            <w:pPr>
-              <w:keepNext/>
-              <w:spacing w:line="240"/>
-              <w:jc w:val="center"/>
-            </w:pPr>
-            <w:r>
-              <w:rPr>
-                <w:rFonts w:ascii="Times New Roman" w:cs="Times New Roman" w:eastAsia="Times New Roman" w:hAnsi="Times New Roman"/>
-                <w:b w:val="false"/>
-                <w:bCs w:val="false"/>
-                <w:i w:val="false"/>
-                <w:iCs w:val="false"/>
-                <w:sz w:val="20"/>
-                <w:szCs w:val="20"/>
-              </w:rPr>
-              <w:t xml:space="preserve">−.64</w:t>
-            </w:r>
-          </w:p>
-        </w:tc>
-      </w:tr>
-      <w:tr>
-        <w:trPr>
-          <w:cantSplit/>
-        </w:trPr>
-        <w:tc>
-          <w:tcPr>
-            <w:tcW w:type="dxa" w:w="2633"/>
-            <w:tcBorders>
-              <w:top w:val="none" w:color="FFFFFF" w:sz="0"/>
-              <w:left w:val="none" w:color="FFFFFF" w:sz="0"/>
-              <w:bottom w:val="none" w:color="FFFFFF" w:sz="0"/>
-              <w:right w:val="none" w:color="FFFFFF" w:sz="0"/>
-            </w:tcBorders>
-            <w:tcMar>
-              <w:top w:type="dxa" w:w="30"/>
-              <w:left w:type="dxa" w:w="80"/>
-              <w:bottom w:type="dxa" w:w="30"/>
-              <w:right w:type="dxa" w:w="80"/>
-            </w:tcMar>
-            <w:vAlign w:val="center"/>
-          </w:tcPr>
-          <w:p>
-            <w:pPr>
-              <w:keepNext/>
-              <w:spacing w:line="240"/>
-              <w:jc w:val="left"/>
-            </w:pPr>
-            <w:r>
-              <w:rPr>
-                <w:rFonts w:ascii="Times New Roman" w:cs="Times New Roman" w:eastAsia="Times New Roman" w:hAnsi="Times New Roman"/>
-                <w:b w:val="false"/>
-                <w:bCs w:val="false"/>
-                <w:i w:val="false"/>
-                <w:iCs w:val="false"/>
-                <w:sz w:val="20"/>
-                <w:szCs w:val="20"/>
-              </w:rPr>
-              <w:t xml:space="preserve">Meningioma</w:t>
-            </w:r>
-          </w:p>
-        </w:tc>
-        <w:tc>
-          <w:tcPr>
-            <w:tcW w:type="dxa" w:w="1901"/>
-            <w:tcBorders>
-              <w:top w:val="none" w:color="FFFFFF" w:sz="0"/>
-              <w:left w:val="none" w:color="FFFFFF" w:sz="0"/>
-              <w:bottom w:val="none" w:color="FFFFFF" w:sz="0"/>
-              <w:right w:val="none" w:color="FFFFFF" w:sz="0"/>
-            </w:tcBorders>
-            <w:tcMar>
-              <w:top w:type="dxa" w:w="30"/>
-              <w:left w:type="dxa" w:w="80"/>
-              <w:bottom w:type="dxa" w:w="30"/>
-              <w:right w:type="dxa" w:w="80"/>
-            </w:tcMar>
-            <w:vAlign w:val="center"/>
-          </w:tcPr>
-          <w:p>
-            <w:pPr>
-              <w:keepNext/>
-              <w:spacing w:line="240"/>
-              <w:jc w:val="center"/>
-            </w:pPr>
-            <w:r>
-              <w:rPr>
-                <w:rFonts w:ascii="Times New Roman" w:cs="Times New Roman" w:eastAsia="Times New Roman" w:hAnsi="Times New Roman"/>
-                <w:b w:val="false"/>
-                <w:bCs w:val="false"/>
-                <w:i w:val="false"/>
-                <w:iCs w:val="false"/>
-                <w:sz w:val="20"/>
-                <w:szCs w:val="20"/>
-              </w:rPr>
-              <w:t xml:space="preserve">10.76</w:t>
-            </w:r>
-          </w:p>
-        </w:tc>
-        <w:tc>
-          <w:tcPr>
-            <w:tcW w:type="dxa" w:w="1901"/>
-            <w:tcBorders>
-              <w:top w:val="none" w:color="FFFFFF" w:sz="0"/>
-              <w:left w:val="none" w:color="FFFFFF" w:sz="0"/>
-              <w:bottom w:val="none" w:color="FFFFFF" w:sz="0"/>
-              <w:right w:val="none" w:color="FFFFFF" w:sz="0"/>
-            </w:tcBorders>
-            <w:tcMar>
-              <w:top w:type="dxa" w:w="30"/>
-              <w:left w:type="dxa" w:w="80"/>
-              <w:bottom w:type="dxa" w:w="30"/>
-              <w:right w:type="dxa" w:w="80"/>
-            </w:tcMar>
-            <w:vAlign w:val="center"/>
-          </w:tcPr>
-          <w:p>
-            <w:pPr>
-              <w:keepNext/>
-              <w:spacing w:line="240"/>
-              <w:jc w:val="center"/>
-            </w:pPr>
-            <w:r>
-              <w:rPr>
-                <w:rFonts w:ascii="Times New Roman" w:cs="Times New Roman" w:eastAsia="Times New Roman" w:hAnsi="Times New Roman"/>
-                <w:b w:val="false"/>
-                <w:bCs w:val="false"/>
-                <w:i w:val="false"/>
-                <w:iCs w:val="false"/>
-                <w:sz w:val="20"/>
-                <w:szCs w:val="20"/>
-              </w:rPr>
-              <w:t xml:space="preserve">6.43</w:t>
-            </w:r>
-          </w:p>
-        </w:tc>
-        <w:tc>
-          <w:tcPr>
-            <w:tcW w:type="dxa" w:w="1755"/>
-            <w:tcBorders>
-              <w:top w:val="none" w:color="FFFFFF" w:sz="0"/>
-              <w:left w:val="none" w:color="FFFFFF" w:sz="0"/>
-              <w:bottom w:val="none" w:color="FFFFFF" w:sz="0"/>
-              <w:right w:val="none" w:color="FFFFFF" w:sz="0"/>
-            </w:tcBorders>
-            <w:tcMar>
-              <w:top w:type="dxa" w:w="30"/>
-              <w:left w:type="dxa" w:w="80"/>
-              <w:bottom w:type="dxa" w:w="30"/>
-              <w:right w:type="dxa" w:w="80"/>
-            </w:tcMar>
-            <w:vAlign w:val="center"/>
-          </w:tcPr>
-          <w:p>
-            <w:pPr>
-              <w:keepNext/>
-              <w:spacing w:line="240"/>
-              <w:jc w:val="center"/>
-            </w:pPr>
-            <w:r>
-              <w:rPr>
-                <w:rFonts w:ascii="Times New Roman" w:cs="Times New Roman" w:eastAsia="Times New Roman" w:hAnsi="Times New Roman"/>
-                <w:b w:val="false"/>
-                <w:bCs w:val="false"/>
-                <w:i w:val="false"/>
-                <w:iCs w:val="false"/>
-                <w:sz w:val="20"/>
-                <w:szCs w:val="20"/>
-              </w:rPr>
-              <w:t xml:space="preserve">40.2%</w:t>
-            </w:r>
-          </w:p>
-        </w:tc>
-        <w:tc>
-          <w:tcPr>
-            <w:tcW w:type="dxa" w:w="1170"/>
-            <w:tcBorders>
-              <w:top w:val="none" w:color="FFFFFF" w:sz="0"/>
-              <w:left w:val="none" w:color="FFFFFF" w:sz="0"/>
-              <w:bottom w:val="none" w:color="FFFFFF" w:sz="0"/>
-              <w:right w:val="none" w:color="FFFFFF" w:sz="0"/>
-            </w:tcBorders>
-            <w:tcMar>
-              <w:top w:type="dxa" w:w="30"/>
-              <w:left w:type="dxa" w:w="80"/>
-              <w:bottom w:type="dxa" w:w="30"/>
-              <w:right w:type="dxa" w:w="80"/>
-            </w:tcMar>
-            <w:vAlign w:val="center"/>
-          </w:tcPr>
-          <w:p>
-            <w:pPr>
-              <w:keepNext/>
-              <w:spacing w:line="240"/>
-              <w:jc w:val="center"/>
-            </w:pPr>
-            <w:r>
-              <w:rPr>
-                <w:rFonts w:ascii="Times New Roman" w:cs="Times New Roman" w:eastAsia="Times New Roman" w:hAnsi="Times New Roman"/>
-                <w:b w:val="false"/>
-                <w:bCs w:val="false"/>
-                <w:i w:val="false"/>
-                <w:iCs w:val="false"/>
-                <w:sz w:val="20"/>
-                <w:szCs w:val="20"/>
-              </w:rPr>
-              <w:t xml:space="preserve">−.71</w:t>
-            </w:r>
-          </w:p>
-        </w:tc>
-      </w:tr>
-      <w:tr>
-        <w:trPr>
-          <w:cantSplit/>
-        </w:trPr>
-        <w:tc>
-          <w:tcPr>
-            <w:tcW w:type="dxa" w:w="2633"/>
-            <w:tcBorders>
-              <w:top w:val="none" w:color="FFFFFF" w:sz="0"/>
-              <w:left w:val="none" w:color="FFFFFF" w:sz="0"/>
-              <w:bottom w:val="none" w:color="FFFFFF" w:sz="0"/>
-              <w:right w:val="none" w:color="FFFFFF" w:sz="0"/>
-            </w:tcBorders>
-            <w:tcMar>
-              <w:top w:type="dxa" w:w="30"/>
-              <w:left w:type="dxa" w:w="80"/>
-              <w:bottom w:type="dxa" w:w="30"/>
-              <w:right w:type="dxa" w:w="80"/>
-            </w:tcMar>
-            <w:vAlign w:val="center"/>
-          </w:tcPr>
-          <w:p>
-            <w:pPr>
-              <w:keepNext/>
-              <w:spacing w:line="240"/>
-              <w:jc w:val="left"/>
-            </w:pPr>
-            <w:r>
-              <w:rPr>
-                <w:rFonts w:ascii="Times New Roman" w:cs="Times New Roman" w:eastAsia="Times New Roman" w:hAnsi="Times New Roman"/>
-                <w:b w:val="false"/>
-                <w:bCs w:val="false"/>
-                <w:i w:val="false"/>
-                <w:iCs w:val="false"/>
-                <w:sz w:val="20"/>
-                <w:szCs w:val="20"/>
-              </w:rPr>
-              <w:t xml:space="preserve">Pituitary</w:t>
-            </w:r>
-          </w:p>
-        </w:tc>
-        <w:tc>
-          <w:tcPr>
-            <w:tcW w:type="dxa" w:w="1901"/>
-            <w:tcBorders>
-              <w:top w:val="none" w:color="FFFFFF" w:sz="0"/>
-              <w:left w:val="none" w:color="FFFFFF" w:sz="0"/>
-              <w:bottom w:val="none" w:color="FFFFFF" w:sz="0"/>
-              <w:right w:val="none" w:color="FFFFFF" w:sz="0"/>
-            </w:tcBorders>
-            <w:tcMar>
-              <w:top w:type="dxa" w:w="30"/>
-              <w:left w:type="dxa" w:w="80"/>
-              <w:bottom w:type="dxa" w:w="30"/>
-              <w:right w:type="dxa" w:w="80"/>
-            </w:tcMar>
-            <w:vAlign w:val="center"/>
-          </w:tcPr>
-          <w:p>
-            <w:pPr>
-              <w:keepNext/>
-              <w:spacing w:line="240"/>
-              <w:jc w:val="center"/>
-            </w:pPr>
-            <w:r>
-              <w:rPr>
-                <w:rFonts w:ascii="Times New Roman" w:cs="Times New Roman" w:eastAsia="Times New Roman" w:hAnsi="Times New Roman"/>
-                <w:b w:val="false"/>
-                <w:bCs w:val="false"/>
-                <w:i w:val="false"/>
-                <w:iCs w:val="false"/>
-                <w:sz w:val="20"/>
-                <w:szCs w:val="20"/>
-              </w:rPr>
-              <w:t xml:space="preserve">3.48</w:t>
-            </w:r>
-          </w:p>
-        </w:tc>
-        <w:tc>
-          <w:tcPr>
-            <w:tcW w:type="dxa" w:w="1901"/>
-            <w:tcBorders>
-              <w:top w:val="none" w:color="FFFFFF" w:sz="0"/>
-              <w:left w:val="none" w:color="FFFFFF" w:sz="0"/>
-              <w:bottom w:val="none" w:color="FFFFFF" w:sz="0"/>
-              <w:right w:val="none" w:color="FFFFFF" w:sz="0"/>
-            </w:tcBorders>
-            <w:tcMar>
-              <w:top w:type="dxa" w:w="30"/>
-              <w:left w:type="dxa" w:w="80"/>
-              <w:bottom w:type="dxa" w:w="30"/>
-              <w:right w:type="dxa" w:w="80"/>
-            </w:tcMar>
-            <w:vAlign w:val="center"/>
-          </w:tcPr>
-          <w:p>
-            <w:pPr>
-              <w:keepNext/>
-              <w:spacing w:line="240"/>
-              <w:jc w:val="center"/>
-            </w:pPr>
-            <w:r>
-              <w:rPr>
-                <w:rFonts w:ascii="Times New Roman" w:cs="Times New Roman" w:eastAsia="Times New Roman" w:hAnsi="Times New Roman"/>
-                <w:b w:val="false"/>
-                <w:bCs w:val="false"/>
-                <w:i w:val="false"/>
-                <w:iCs w:val="false"/>
-                <w:sz w:val="20"/>
-                <w:szCs w:val="20"/>
-              </w:rPr>
-              <w:t xml:space="preserve">1.68</w:t>
-            </w:r>
-          </w:p>
-        </w:tc>
-        <w:tc>
-          <w:tcPr>
-            <w:tcW w:type="dxa" w:w="1755"/>
-            <w:tcBorders>
-              <w:top w:val="none" w:color="FFFFFF" w:sz="0"/>
-              <w:left w:val="none" w:color="FFFFFF" w:sz="0"/>
-              <w:bottom w:val="none" w:color="FFFFFF" w:sz="0"/>
-              <w:right w:val="none" w:color="FFFFFF" w:sz="0"/>
-            </w:tcBorders>
-            <w:tcMar>
-              <w:top w:type="dxa" w:w="30"/>
-              <w:left w:type="dxa" w:w="80"/>
-              <w:bottom w:type="dxa" w:w="30"/>
-              <w:right w:type="dxa" w:w="80"/>
-            </w:tcMar>
-            <w:vAlign w:val="center"/>
-          </w:tcPr>
-          <w:p>
-            <w:pPr>
-              <w:keepNext/>
-              <w:spacing w:line="240"/>
-              <w:jc w:val="center"/>
-            </w:pPr>
-            <w:r>
-              <w:rPr>
-                <w:rFonts w:ascii="Times New Roman" w:cs="Times New Roman" w:eastAsia="Times New Roman" w:hAnsi="Times New Roman"/>
-                <w:b w:val="false"/>
-                <w:bCs w:val="false"/>
-                <w:i w:val="false"/>
-                <w:iCs w:val="false"/>
-                <w:sz w:val="20"/>
-                <w:szCs w:val="20"/>
-              </w:rPr>
-              <w:t xml:space="preserve">51.7%</w:t>
-            </w:r>
-          </w:p>
-        </w:tc>
-        <w:tc>
-          <w:tcPr>
-            <w:tcW w:type="dxa" w:w="1170"/>
-            <w:tcBorders>
-              <w:top w:val="none" w:color="FFFFFF" w:sz="0"/>
-              <w:left w:val="none" w:color="FFFFFF" w:sz="0"/>
-              <w:bottom w:val="none" w:color="FFFFFF" w:sz="0"/>
-              <w:right w:val="none" w:color="FFFFFF" w:sz="0"/>
-            </w:tcBorders>
-            <w:tcMar>
-              <w:top w:type="dxa" w:w="30"/>
-              <w:left w:type="dxa" w:w="80"/>
-              <w:bottom w:type="dxa" w:w="30"/>
-              <w:right w:type="dxa" w:w="80"/>
-            </w:tcMar>
-            <w:vAlign w:val="center"/>
-          </w:tcPr>
-          <w:p>
-            <w:pPr>
-              <w:keepNext/>
-              <w:spacing w:line="240"/>
-              <w:jc w:val="center"/>
-            </w:pPr>
-            <w:r>
-              <w:rPr>
-                <w:rFonts w:ascii="Times New Roman" w:cs="Times New Roman" w:eastAsia="Times New Roman" w:hAnsi="Times New Roman"/>
-                <w:b w:val="false"/>
-                <w:bCs w:val="false"/>
-                <w:i w:val="false"/>
-                <w:iCs w:val="false"/>
-                <w:sz w:val="20"/>
-                <w:szCs w:val="20"/>
-              </w:rPr>
-              <w:t xml:space="preserve">−.86</w:t>
-            </w:r>
-          </w:p>
-        </w:tc>
-      </w:tr>
-      <w:tr>
-        <w:trPr>
-          <w:cantSplit/>
-        </w:trPr>
-        <w:tc>
-          <w:tcPr>
-            <w:tcW w:type="dxa" w:w="2633"/>
-            <w:tcBorders>
-              <w:top w:val="none" w:color="FFFFFF" w:sz="0"/>
-              <w:left w:val="none" w:color="FFFFFF" w:sz="0"/>
-              <w:bottom w:val="single" w:color="000000" w:sz="6"/>
-              <w:right w:val="none" w:color="FFFFFF" w:sz="0"/>
-            </w:tcBorders>
-            <w:tcMar>
-              <w:top w:type="dxa" w:w="30"/>
-              <w:left w:type="dxa" w:w="80"/>
-              <w:bottom w:type="dxa" w:w="30"/>
-              <w:right w:type="dxa" w:w="80"/>
-            </w:tcMar>
-            <w:vAlign w:val="center"/>
-          </w:tcPr>
-          <w:p>
-            <w:pPr>
-              <w:keepNext w:val="false"/>
-              <w:spacing w:line="240"/>
-              <w:jc w:val="left"/>
-            </w:pPr>
-            <w:r>
-              <w:rPr>
-                <w:rFonts w:ascii="Times New Roman" w:cs="Times New Roman" w:eastAsia="Times New Roman" w:hAnsi="Times New Roman"/>
-                <w:b w:val="false"/>
-                <w:bCs w:val="false"/>
-                <w:i w:val="false"/>
-                <w:iCs w:val="false"/>
-                <w:sz w:val="20"/>
-                <w:szCs w:val="20"/>
-              </w:rPr>
-              <w:t xml:space="preserve">All classes</w:t>
-            </w:r>
-          </w:p>
-        </w:tc>
-        <w:tc>
-          <w:tcPr>
-            <w:tcW w:type="dxa" w:w="1901"/>
-            <w:tcBorders>
-              <w:top w:val="none" w:color="FFFFFF" w:sz="0"/>
-              <w:left w:val="none" w:color="FFFFFF" w:sz="0"/>
-              <w:bottom w:val="single" w:color="000000" w:sz="6"/>
-              <w:right w:val="none" w:color="FFFFFF" w:sz="0"/>
-            </w:tcBorders>
-            <w:tcMar>
-              <w:top w:type="dxa" w:w="30"/>
-              <w:left w:type="dxa" w:w="80"/>
-              <w:bottom w:type="dxa" w:w="30"/>
-              <w:right w:type="dxa" w:w="80"/>
-            </w:tcMar>
-            <w:vAlign w:val="center"/>
-          </w:tcPr>
-          <w:p>
-            <w:pPr>
-              <w:keepNext w:val="false"/>
-              <w:spacing w:line="240"/>
-              <w:jc w:val="center"/>
-            </w:pPr>
-            <w:r>
-              <w:rPr>
-                <w:rFonts w:ascii="Times New Roman" w:cs="Times New Roman" w:eastAsia="Times New Roman" w:hAnsi="Times New Roman"/>
-                <w:b w:val="false"/>
-                <w:bCs w:val="false"/>
-                <w:i w:val="false"/>
-                <w:iCs w:val="false"/>
-                <w:sz w:val="20"/>
-                <w:szCs w:val="20"/>
-              </w:rPr>
-              <w:t xml:space="preserve">10.76</w:t>
-            </w:r>
-          </w:p>
-        </w:tc>
-        <w:tc>
-          <w:tcPr>
-            <w:tcW w:type="dxa" w:w="1901"/>
-            <w:tcBorders>
-              <w:top w:val="none" w:color="FFFFFF" w:sz="0"/>
-              <w:left w:val="none" w:color="FFFFFF" w:sz="0"/>
-              <w:bottom w:val="single" w:color="000000" w:sz="6"/>
-              <w:right w:val="none" w:color="FFFFFF" w:sz="0"/>
-            </w:tcBorders>
-            <w:tcMar>
-              <w:top w:type="dxa" w:w="30"/>
-              <w:left w:type="dxa" w:w="80"/>
-              <w:bottom w:type="dxa" w:w="30"/>
-              <w:right w:type="dxa" w:w="80"/>
-            </w:tcMar>
-            <w:vAlign w:val="center"/>
-          </w:tcPr>
-          <w:p>
-            <w:pPr>
-              <w:keepNext w:val="false"/>
-              <w:spacing w:line="240"/>
-              <w:jc w:val="center"/>
-            </w:pPr>
-            <w:r>
-              <w:rPr>
-                <w:rFonts w:ascii="Times New Roman" w:cs="Times New Roman" w:eastAsia="Times New Roman" w:hAnsi="Times New Roman"/>
-                <w:b w:val="false"/>
-                <w:bCs w:val="false"/>
-                <w:i w:val="false"/>
-                <w:iCs w:val="false"/>
-                <w:sz w:val="20"/>
-                <w:szCs w:val="20"/>
-              </w:rPr>
-              <w:t xml:space="preserve">5.73</w:t>
-            </w:r>
-          </w:p>
-        </w:tc>
-        <w:tc>
-          <w:tcPr>
-            <w:tcW w:type="dxa" w:w="1755"/>
-            <w:tcBorders>
-              <w:top w:val="none" w:color="FFFFFF" w:sz="0"/>
-              <w:left w:val="none" w:color="FFFFFF" w:sz="0"/>
-              <w:bottom w:val="single" w:color="000000" w:sz="6"/>
-              <w:right w:val="none" w:color="FFFFFF" w:sz="0"/>
-            </w:tcBorders>
-            <w:tcMar>
-              <w:top w:type="dxa" w:w="30"/>
-              <w:left w:type="dxa" w:w="80"/>
-              <w:bottom w:type="dxa" w:w="30"/>
-              <w:right w:type="dxa" w:w="80"/>
-            </w:tcMar>
-            <w:vAlign w:val="center"/>
-          </w:tcPr>
-          <w:p>
-            <w:pPr>
-              <w:keepNext w:val="false"/>
-              <w:spacing w:line="240"/>
-              <w:jc w:val="center"/>
-            </w:pPr>
-            <w:r>
-              <w:rPr>
-                <w:rFonts w:ascii="Times New Roman" w:cs="Times New Roman" w:eastAsia="Times New Roman" w:hAnsi="Times New Roman"/>
-                <w:b w:val="false"/>
-                <w:bCs w:val="false"/>
-                <w:i w:val="false"/>
-                <w:iCs w:val="false"/>
-                <w:sz w:val="20"/>
-                <w:szCs w:val="20"/>
-              </w:rPr>
-              <w:t xml:space="preserve">46.7%</w:t>
-            </w:r>
-          </w:p>
-        </w:tc>
-        <w:tc>
-          <w:tcPr>
-            <w:tcW w:type="dxa" w:w="1170"/>
-            <w:tcBorders>
-              <w:top w:val="none" w:color="FFFFFF" w:sz="0"/>
-              <w:left w:val="none" w:color="FFFFFF" w:sz="0"/>
-              <w:bottom w:val="single" w:color="000000" w:sz="6"/>
-              <w:right w:val="none" w:color="FFFFFF" w:sz="0"/>
-            </w:tcBorders>
-            <w:tcMar>
-              <w:top w:type="dxa" w:w="30"/>
-              <w:left w:type="dxa" w:w="80"/>
-              <w:bottom w:type="dxa" w:w="30"/>
-              <w:right w:type="dxa" w:w="80"/>
-            </w:tcMar>
-            <w:vAlign w:val="center"/>
-          </w:tcPr>
-          <w:p>
-            <w:pPr>
-              <w:keepNext w:val="false"/>
-              <w:spacing w:line="240"/>
-              <w:jc w:val="center"/>
-            </w:pPr>
-            <w:r>
-              <w:rPr>
-                <w:rFonts w:ascii="Times New Roman" w:cs="Times New Roman" w:eastAsia="Times New Roman" w:hAnsi="Times New Roman"/>
-                <w:b w:val="false"/>
-                <w:bCs w:val="false"/>
-                <w:i w:val="false"/>
-                <w:iCs w:val="false"/>
-                <w:sz w:val="20"/>
-                <w:szCs w:val="20"/>
-              </w:rPr>
-              <w:t xml:space="preserve">−.68</w:t>
-            </w:r>
-          </w:p>
-        </w:tc>
-      </w:tr>
-    </w:tbl>
-    <w:p>
-      <w:pPr>
-        <w:spacing w:after="240" w:before="60" w:line="240"/>
-        <w:jc w:val="both"/>
-      </w:pPr>
-      <w:r>
-        <w:rPr>
-          <w:rFonts w:ascii="Times New Roman" w:cs="Times New Roman" w:eastAsia="Times New Roman" w:hAnsi="Times New Roman"/>
-          <w:i/>
-          <w:iCs/>
-          <w:sz w:val="20"/>
-          <w:szCs w:val="20"/>
-        </w:rPr>
-        <w:t xml:space="preserve">Note.</w:t>
-      </w:r>
-      <w:r>
-        <w:rPr>
-          <w:rFonts w:ascii="Times New Roman" w:cs="Times New Roman" w:eastAsia="Times New Roman" w:hAnsi="Times New Roman"/>
-          <w:sz w:val="20"/>
-          <w:szCs w:val="20"/>
-        </w:rPr>
-        <w:t xml:space="preserve"> </w:t>
-      </w:r>
-      <w:r>
-        <w:rPr>
-          <w:rFonts w:ascii="Times New Roman" w:cs="Times New Roman" w:eastAsia="Times New Roman" w:hAnsi="Times New Roman"/>
-          <w:i/>
-          <w:iCs/>
-          <w:sz w:val="20"/>
-          <w:szCs w:val="20"/>
-        </w:rPr>
-        <w:t xml:space="preserve">N</w:t>
-      </w:r>
-      <w:r>
-        <w:rPr>
-          <w:rFonts w:ascii="Times New Roman" w:cs="Times New Roman" w:eastAsia="Times New Roman" w:hAnsi="Times New Roman"/>
-          <w:sz w:val="20"/>
-          <w:szCs w:val="20"/>
-        </w:rPr>
-        <w:t xml:space="preserve"> = 180 slices (20 per stratum) timed in the sequential pass of Section 3.1.2. Reduction is 1 − </w:t>
-      </w:r>
-      <w:r>
-        <w:rPr>
-          <w:rFonts w:ascii="Times New Roman" w:cs="Times New Roman" w:eastAsia="Times New Roman" w:hAnsi="Times New Roman"/>
-          <w:i/>
-          <w:iCs/>
-          <w:sz w:val="20"/>
-          <w:szCs w:val="20"/>
-        </w:rPr>
-        <w:t xml:space="preserve">Mdn</w:t>
-      </w:r>
-      <w:r>
-        <w:rPr>
-          <w:rFonts w:ascii="Times New Roman" w:cs="Times New Roman" w:eastAsia="Times New Roman" w:hAnsi="Times New Roman"/>
-          <w:sz w:val="20"/>
-          <w:szCs w:val="20"/>
-          <w:vertAlign w:val="subscript"/>
-        </w:rPr>
-        <w:t xml:space="preserve">ESRG</w:t>
-      </w:r>
-      <w:r>
-        <w:rPr>
-          <w:rFonts w:ascii="Times New Roman" w:cs="Times New Roman" w:eastAsia="Times New Roman" w:hAnsi="Times New Roman"/>
-          <w:sz w:val="20"/>
-          <w:szCs w:val="20"/>
-        </w:rPr>
-        <w:t xml:space="preserve">/</w:t>
-      </w:r>
-      <w:r>
-        <w:rPr>
-          <w:rFonts w:ascii="Times New Roman" w:cs="Times New Roman" w:eastAsia="Times New Roman" w:hAnsi="Times New Roman"/>
-          <w:i/>
-          <w:iCs/>
-          <w:sz w:val="20"/>
-          <w:szCs w:val="20"/>
-        </w:rPr>
-        <w:t xml:space="preserve">Mdn</w:t>
-      </w:r>
-      <w:r>
-        <w:rPr>
-          <w:rFonts w:ascii="Times New Roman" w:cs="Times New Roman" w:eastAsia="Times New Roman" w:hAnsi="Times New Roman"/>
-          <w:sz w:val="20"/>
-          <w:szCs w:val="20"/>
-          <w:vertAlign w:val="subscript"/>
-        </w:rPr>
-        <w:t xml:space="preserve">SRG</w:t>
-      </w:r>
-      <w:r>
-        <w:rPr>
-          <w:rFonts w:ascii="Times New Roman" w:cs="Times New Roman" w:eastAsia="Times New Roman" w:hAnsi="Times New Roman"/>
-          <w:sz w:val="20"/>
-          <w:szCs w:val="20"/>
-        </w:rPr>
-        <w:t xml:space="preserve">; a negative </w:t>
-      </w:r>
-      <w:r>
-        <w:rPr>
-          <w:rFonts w:ascii="Times New Roman" w:cs="Times New Roman" w:eastAsia="Times New Roman" w:hAnsi="Times New Roman"/>
-          <w:i/>
-          <w:iCs/>
-          <w:sz w:val="20"/>
-          <w:szCs w:val="20"/>
-        </w:rPr>
-        <w:t xml:space="preserve">r</w:t>
-      </w:r>
-      <w:r>
-        <w:rPr>
-          <w:rFonts w:ascii="Times New Roman" w:cs="Times New Roman" w:eastAsia="Times New Roman" w:hAnsi="Times New Roman"/>
-          <w:sz w:val="20"/>
-          <w:szCs w:val="20"/>
-        </w:rPr>
-        <w:t xml:space="preserve"> means ESRG was faster (Wilcoxon signed-rank test); after Holm adjustment over the three classes, every </w:t>
-      </w:r>
-      <w:r>
-        <w:rPr>
-          <w:rFonts w:ascii="Times New Roman" w:cs="Times New Roman" w:eastAsia="Times New Roman" w:hAnsi="Times New Roman"/>
-          <w:i/>
-          <w:iCs/>
-          <w:sz w:val="20"/>
-          <w:szCs w:val="20"/>
-        </w:rPr>
-        <w:t xml:space="preserve">p</w:t>
-      </w:r>
-      <w:r>
-        <w:rPr>
-          <w:rFonts w:ascii="Times New Roman" w:cs="Times New Roman" w:eastAsia="Times New Roman" w:hAnsi="Times New Roman"/>
-          <w:sz w:val="20"/>
-          <w:szCs w:val="20"/>
-        </w:rPr>
-        <w:t xml:space="preserve"> is &lt; .001. Means and standard deviations are given in Appendix G.</w:t>
+        <w:t xml:space="preserve">4.3 Summary of Findings</w:t>
       </w:r>
     </w:p>
     <w:p>
@@ -24662,43 +23460,7 @@
           <w:sz w:val="24"/>
           <w:szCs w:val="24"/>
         </w:rPr>
-        <w:t xml:space="preserve">Table 4.13 shows the processing time measured in the sequential timing pass. The median time per slice is 10.76 s for SRG and 5.73 s for ESRG (</w:t>
-      </w:r>
-      <w:r>
-        <w:rPr>
-          <w:rFonts w:ascii="Times New Roman" w:cs="Times New Roman" w:eastAsia="Times New Roman" w:hAnsi="Times New Roman"/>
-          <w:i/>
-          <w:iCs/>
-          <w:sz w:val="24"/>
-          <w:szCs w:val="24"/>
-        </w:rPr>
-        <w:t xml:space="preserve">p</w:t>
-      </w:r>
-      <w:r>
-        <w:rPr>
-          <w:rFonts w:ascii="Times New Roman" w:cs="Times New Roman" w:eastAsia="Times New Roman" w:hAnsi="Times New Roman"/>
-          <w:sz w:val="24"/>
-          <w:szCs w:val="24"/>
-        </w:rPr>
-        <w:t xml:space="preserve"> &lt; .001, </w:t>
-      </w:r>
-      <w:r>
-        <w:rPr>
-          <w:rFonts w:ascii="Times New Roman" w:cs="Times New Roman" w:eastAsia="Times New Roman" w:hAnsi="Times New Roman"/>
-          <w:i/>
-          <w:iCs/>
-          <w:sz w:val="24"/>
-          <w:szCs w:val="24"/>
-        </w:rPr>
-        <w:t xml:space="preserve">r</w:t>
-      </w:r>
-      <w:r>
-        <w:rPr>
-          <w:rFonts w:ascii="Times New Roman" w:cs="Times New Roman" w:eastAsia="Times New Roman" w:hAnsi="Times New Roman"/>
-          <w:sz w:val="24"/>
-          <w:szCs w:val="24"/>
-        </w:rPr>
-        <w:t xml:space="preserve"> = −.68), a 46.7% reduction; ESRG was faster on 86.7% of slices. The enhanced algorithm is therefore faster as well as more accurate. The baseline partitions the whole head among hundreds of background seeds, whereas ESRG grows a single region and stops at its boundary. By class, ESRG takes longest on glioma slices (median 8.69 s), where weak margins let the region grow larger before the bound halts it. Running first or second made no material difference (mean 6.33 against 6.34 s for ESRG and 9.82 against 9.87 s for SRG), so the alternation removed any warm-cache advantage. At a median of 5.73 s per slice on a laptop CPU without a GPU, running on battery power, the enhanced algorithm is fast enough for interactive use.</w:t>
+        <w:t xml:space="preserve">Table 4.13 summarizes the evaluation per objective. Each objective is judged by the metric that measures its problem directly, against the configuration without the corresponding enhancement.</w:t>
       </w:r>
     </w:p>
     <w:p>
@@ -24714,993 +23476,7 @@
           <w:sz w:val="24"/>
           <w:szCs w:val="24"/>
         </w:rPr>
-        <w:t xml:space="preserve">Table 4.14</w:t>
-      </w:r>
-    </w:p>
-    <w:p>
-      <w:pPr>
-        <w:keepNext/>
-        <w:spacing w:after="0" w:line="360"/>
-      </w:pPr>
-      <w:r>
-        <w:rPr>
-          <w:rFonts w:ascii="Times New Roman" w:cs="Times New Roman" w:eastAsia="Times New Roman" w:hAnsi="Times New Roman"/>
-          <w:i/>
-          <w:iCs/>
-          <w:sz w:val="24"/>
-          <w:szCs w:val="24"/>
-        </w:rPr>
-        <w:t xml:space="preserve">Mean Processing Time per Pipeline Stage</w:t>
-      </w:r>
-    </w:p>
-    <w:tbl>
-      <w:tblPr>
-        <w:tblW w:type="dxa" w:w="9360"/>
-        <w:tblBorders>
-          <w:top w:val="none" w:color="FFFFFF" w:sz="0"/>
-          <w:left w:val="none" w:color="FFFFFF" w:sz="0"/>
-          <w:bottom w:val="none" w:color="FFFFFF" w:sz="0"/>
-          <w:right w:val="none" w:color="FFFFFF" w:sz="0"/>
-          <w:insideH w:val="none" w:color="FFFFFF" w:sz="0"/>
-          <w:insideV w:val="none" w:color="FFFFFF" w:sz="0"/>
-        </w:tblBorders>
-      </w:tblPr>
-      <w:tblGrid>
-        <w:gridCol w:w="4507"/>
-        <w:gridCol w:w="2427"/>
-        <w:gridCol w:w="2426"/>
-      </w:tblGrid>
-      <w:tr>
-        <w:trPr>
-          <w:cantSplit/>
-          <w:tblHeader/>
-        </w:trPr>
-        <w:tc>
-          <w:tcPr>
-            <w:tcW w:type="dxa" w:w="4507"/>
-            <w:tcBorders>
-              <w:top w:val="single" w:color="000000" w:sz="6"/>
-              <w:left w:val="none" w:color="FFFFFF" w:sz="0"/>
-              <w:bottom w:val="single" w:color="000000" w:sz="6"/>
-              <w:right w:val="none" w:color="FFFFFF" w:sz="0"/>
-            </w:tcBorders>
-            <w:tcMar>
-              <w:top w:type="dxa" w:w="30"/>
-              <w:left w:type="dxa" w:w="80"/>
-              <w:bottom w:type="dxa" w:w="30"/>
-              <w:right w:type="dxa" w:w="80"/>
-            </w:tcMar>
-            <w:vAlign w:val="center"/>
-          </w:tcPr>
-          <w:p>
-            <w:pPr>
-              <w:keepNext/>
-              <w:spacing w:line="240"/>
-              <w:jc w:val="left"/>
-            </w:pPr>
-            <w:r>
-              <w:rPr>
-                <w:rFonts w:ascii="Times New Roman" w:cs="Times New Roman" w:eastAsia="Times New Roman" w:hAnsi="Times New Roman"/>
-                <w:b/>
-                <w:bCs/>
-                <w:i w:val="false"/>
-                <w:iCs w:val="false"/>
-                <w:sz w:val="20"/>
-                <w:szCs w:val="20"/>
-              </w:rPr>
-              <w:t xml:space="preserve">Stage</w:t>
-            </w:r>
-          </w:p>
-        </w:tc>
-        <w:tc>
-          <w:tcPr>
-            <w:tcW w:type="dxa" w:w="2427"/>
-            <w:tcBorders>
-              <w:top w:val="single" w:color="000000" w:sz="6"/>
-              <w:left w:val="none" w:color="FFFFFF" w:sz="0"/>
-              <w:bottom w:val="single" w:color="000000" w:sz="6"/>
-              <w:right w:val="none" w:color="FFFFFF" w:sz="0"/>
-            </w:tcBorders>
-            <w:tcMar>
-              <w:top w:type="dxa" w:w="30"/>
-              <w:left w:type="dxa" w:w="80"/>
-              <w:bottom w:type="dxa" w:w="30"/>
-              <w:right w:type="dxa" w:w="80"/>
-            </w:tcMar>
-            <w:vAlign w:val="center"/>
-          </w:tcPr>
-          <w:p>
-            <w:pPr>
-              <w:keepNext/>
-              <w:spacing w:line="240"/>
-              <w:jc w:val="center"/>
-            </w:pPr>
-            <w:r>
-              <w:rPr>
-                <w:rFonts w:ascii="Times New Roman" w:cs="Times New Roman" w:eastAsia="Times New Roman" w:hAnsi="Times New Roman"/>
-                <w:b/>
-                <w:bCs/>
-                <w:i w:val="false"/>
-                <w:iCs w:val="false"/>
-                <w:sz w:val="20"/>
-                <w:szCs w:val="20"/>
-              </w:rPr>
-              <w:t xml:space="preserve">SRG </w:t>
-            </w:r>
-            <w:r>
-              <w:rPr>
-                <w:rFonts w:ascii="Times New Roman" w:cs="Times New Roman" w:eastAsia="Times New Roman" w:hAnsi="Times New Roman"/>
-                <w:b/>
-                <w:bCs/>
-                <w:i/>
-                <w:iCs/>
-                <w:sz w:val="20"/>
-                <w:szCs w:val="20"/>
-              </w:rPr>
-              <w:t xml:space="preserve">M</w:t>
-            </w:r>
-            <w:r>
-              <w:rPr>
-                <w:rFonts w:ascii="Times New Roman" w:cs="Times New Roman" w:eastAsia="Times New Roman" w:hAnsi="Times New Roman"/>
-                <w:b/>
-                <w:bCs/>
-                <w:i w:val="false"/>
-                <w:iCs w:val="false"/>
-                <w:sz w:val="20"/>
-                <w:szCs w:val="20"/>
-              </w:rPr>
-              <w:t xml:space="preserve">, s</w:t>
-            </w:r>
-          </w:p>
-        </w:tc>
-        <w:tc>
-          <w:tcPr>
-            <w:tcW w:type="dxa" w:w="2426"/>
-            <w:tcBorders>
-              <w:top w:val="single" w:color="000000" w:sz="6"/>
-              <w:left w:val="none" w:color="FFFFFF" w:sz="0"/>
-              <w:bottom w:val="single" w:color="000000" w:sz="6"/>
-              <w:right w:val="none" w:color="FFFFFF" w:sz="0"/>
-            </w:tcBorders>
-            <w:tcMar>
-              <w:top w:type="dxa" w:w="30"/>
-              <w:left w:type="dxa" w:w="80"/>
-              <w:bottom w:type="dxa" w:w="30"/>
-              <w:right w:type="dxa" w:w="80"/>
-            </w:tcMar>
-            <w:vAlign w:val="center"/>
-          </w:tcPr>
-          <w:p>
-            <w:pPr>
-              <w:keepNext/>
-              <w:spacing w:line="240"/>
-              <w:jc w:val="center"/>
-            </w:pPr>
-            <w:r>
-              <w:rPr>
-                <w:rFonts w:ascii="Times New Roman" w:cs="Times New Roman" w:eastAsia="Times New Roman" w:hAnsi="Times New Roman"/>
-                <w:b/>
-                <w:bCs/>
-                <w:i w:val="false"/>
-                <w:iCs w:val="false"/>
-                <w:sz w:val="20"/>
-                <w:szCs w:val="20"/>
-              </w:rPr>
-              <w:t xml:space="preserve">ESRG </w:t>
-            </w:r>
-            <w:r>
-              <w:rPr>
-                <w:rFonts w:ascii="Times New Roman" w:cs="Times New Roman" w:eastAsia="Times New Roman" w:hAnsi="Times New Roman"/>
-                <w:b/>
-                <w:bCs/>
-                <w:i/>
-                <w:iCs/>
-                <w:sz w:val="20"/>
-                <w:szCs w:val="20"/>
-              </w:rPr>
-              <w:t xml:space="preserve">M</w:t>
-            </w:r>
-            <w:r>
-              <w:rPr>
-                <w:rFonts w:ascii="Times New Roman" w:cs="Times New Roman" w:eastAsia="Times New Roman" w:hAnsi="Times New Roman"/>
-                <w:b/>
-                <w:bCs/>
-                <w:i w:val="false"/>
-                <w:iCs w:val="false"/>
-                <w:sz w:val="20"/>
-                <w:szCs w:val="20"/>
-              </w:rPr>
-              <w:t xml:space="preserve">, s</w:t>
-            </w:r>
-          </w:p>
-        </w:tc>
-      </w:tr>
-      <w:tr>
-        <w:trPr>
-          <w:cantSplit/>
-        </w:trPr>
-        <w:tc>
-          <w:tcPr>
-            <w:tcW w:type="dxa" w:w="4507"/>
-            <w:tcBorders>
-              <w:top w:val="none" w:color="FFFFFF" w:sz="0"/>
-              <w:left w:val="none" w:color="FFFFFF" w:sz="0"/>
-              <w:bottom w:val="none" w:color="FFFFFF" w:sz="0"/>
-              <w:right w:val="none" w:color="FFFFFF" w:sz="0"/>
-            </w:tcBorders>
-            <w:tcMar>
-              <w:top w:type="dxa" w:w="30"/>
-              <w:left w:type="dxa" w:w="80"/>
-              <w:bottom w:type="dxa" w:w="30"/>
-              <w:right w:type="dxa" w:w="80"/>
-            </w:tcMar>
-            <w:vAlign w:val="center"/>
-          </w:tcPr>
-          <w:p>
-            <w:pPr>
-              <w:keepNext/>
-              <w:spacing w:line="240"/>
-              <w:jc w:val="left"/>
-            </w:pPr>
-            <w:r>
-              <w:rPr>
-                <w:rFonts w:ascii="Times New Roman" w:cs="Times New Roman" w:eastAsia="Times New Roman" w:hAnsi="Times New Roman"/>
-                <w:b w:val="false"/>
-                <w:bCs w:val="false"/>
-                <w:i w:val="false"/>
-                <w:iCs w:val="false"/>
-                <w:sz w:val="20"/>
-                <w:szCs w:val="20"/>
-              </w:rPr>
-              <w:t xml:space="preserve">1 · Input</w:t>
-            </w:r>
-          </w:p>
-        </w:tc>
-        <w:tc>
-          <w:tcPr>
-            <w:tcW w:type="dxa" w:w="2427"/>
-            <w:tcBorders>
-              <w:top w:val="none" w:color="FFFFFF" w:sz="0"/>
-              <w:left w:val="none" w:color="FFFFFF" w:sz="0"/>
-              <w:bottom w:val="none" w:color="FFFFFF" w:sz="0"/>
-              <w:right w:val="none" w:color="FFFFFF" w:sz="0"/>
-            </w:tcBorders>
-            <w:tcMar>
-              <w:top w:type="dxa" w:w="30"/>
-              <w:left w:type="dxa" w:w="80"/>
-              <w:bottom w:type="dxa" w:w="30"/>
-              <w:right w:type="dxa" w:w="80"/>
-            </w:tcMar>
-            <w:vAlign w:val="center"/>
-          </w:tcPr>
-          <w:p>
-            <w:pPr>
-              <w:keepNext/>
-              <w:spacing w:line="240"/>
-              <w:jc w:val="center"/>
-            </w:pPr>
-            <w:r>
-              <w:rPr>
-                <w:rFonts w:ascii="Times New Roman" w:cs="Times New Roman" w:eastAsia="Times New Roman" w:hAnsi="Times New Roman"/>
-                <w:b w:val="false"/>
-                <w:bCs w:val="false"/>
-                <w:i w:val="false"/>
-                <w:iCs w:val="false"/>
-                <w:sz w:val="20"/>
-                <w:szCs w:val="20"/>
-              </w:rPr>
-              <w:t xml:space="preserve">0.006</w:t>
-            </w:r>
-          </w:p>
-        </w:tc>
-        <w:tc>
-          <w:tcPr>
-            <w:tcW w:type="dxa" w:w="2426"/>
-            <w:tcBorders>
-              <w:top w:val="none" w:color="FFFFFF" w:sz="0"/>
-              <w:left w:val="none" w:color="FFFFFF" w:sz="0"/>
-              <w:bottom w:val="none" w:color="FFFFFF" w:sz="0"/>
-              <w:right w:val="none" w:color="FFFFFF" w:sz="0"/>
-            </w:tcBorders>
-            <w:tcMar>
-              <w:top w:type="dxa" w:w="30"/>
-              <w:left w:type="dxa" w:w="80"/>
-              <w:bottom w:type="dxa" w:w="30"/>
-              <w:right w:type="dxa" w:w="80"/>
-            </w:tcMar>
-            <w:vAlign w:val="center"/>
-          </w:tcPr>
-          <w:p>
-            <w:pPr>
-              <w:keepNext/>
-              <w:spacing w:line="240"/>
-              <w:jc w:val="center"/>
-            </w:pPr>
-            <w:r>
-              <w:rPr>
-                <w:rFonts w:ascii="Times New Roman" w:cs="Times New Roman" w:eastAsia="Times New Roman" w:hAnsi="Times New Roman"/>
-                <w:b w:val="false"/>
-                <w:bCs w:val="false"/>
-                <w:i w:val="false"/>
-                <w:iCs w:val="false"/>
-                <w:sz w:val="20"/>
-                <w:szCs w:val="20"/>
-              </w:rPr>
-              <w:t xml:space="preserve">0.006</w:t>
-            </w:r>
-          </w:p>
-        </w:tc>
-      </w:tr>
-      <w:tr>
-        <w:trPr>
-          <w:cantSplit/>
-        </w:trPr>
-        <w:tc>
-          <w:tcPr>
-            <w:tcW w:type="dxa" w:w="4507"/>
-            <w:tcBorders>
-              <w:top w:val="none" w:color="FFFFFF" w:sz="0"/>
-              <w:left w:val="none" w:color="FFFFFF" w:sz="0"/>
-              <w:bottom w:val="none" w:color="FFFFFF" w:sz="0"/>
-              <w:right w:val="none" w:color="FFFFFF" w:sz="0"/>
-            </w:tcBorders>
-            <w:tcMar>
-              <w:top w:type="dxa" w:w="30"/>
-              <w:left w:type="dxa" w:w="80"/>
-              <w:bottom w:type="dxa" w:w="30"/>
-              <w:right w:type="dxa" w:w="80"/>
-            </w:tcMar>
-            <w:vAlign w:val="center"/>
-          </w:tcPr>
-          <w:p>
-            <w:pPr>
-              <w:keepNext/>
-              <w:spacing w:line="240"/>
-              <w:jc w:val="left"/>
-            </w:pPr>
-            <w:r>
-              <w:rPr>
-                <w:rFonts w:ascii="Times New Roman" w:cs="Times New Roman" w:eastAsia="Times New Roman" w:hAnsi="Times New Roman"/>
-                <w:b w:val="false"/>
-                <w:bCs w:val="false"/>
-                <w:i w:val="false"/>
-                <w:iCs w:val="false"/>
-                <w:sz w:val="20"/>
-                <w:szCs w:val="20"/>
-              </w:rPr>
-              <w:t xml:space="preserve">2 · Head mask</w:t>
-            </w:r>
-          </w:p>
-        </w:tc>
-        <w:tc>
-          <w:tcPr>
-            <w:tcW w:type="dxa" w:w="2427"/>
-            <w:tcBorders>
-              <w:top w:val="none" w:color="FFFFFF" w:sz="0"/>
-              <w:left w:val="none" w:color="FFFFFF" w:sz="0"/>
-              <w:bottom w:val="none" w:color="FFFFFF" w:sz="0"/>
-              <w:right w:val="none" w:color="FFFFFF" w:sz="0"/>
-            </w:tcBorders>
-            <w:tcMar>
-              <w:top w:type="dxa" w:w="30"/>
-              <w:left w:type="dxa" w:w="80"/>
-              <w:bottom w:type="dxa" w:w="30"/>
-              <w:right w:type="dxa" w:w="80"/>
-            </w:tcMar>
-            <w:vAlign w:val="center"/>
-          </w:tcPr>
-          <w:p>
-            <w:pPr>
-              <w:keepNext/>
-              <w:spacing w:line="240"/>
-              <w:jc w:val="center"/>
-            </w:pPr>
-            <w:r>
-              <w:rPr>
-                <w:rFonts w:ascii="Times New Roman" w:cs="Times New Roman" w:eastAsia="Times New Roman" w:hAnsi="Times New Roman"/>
-                <w:b w:val="false"/>
-                <w:bCs w:val="false"/>
-                <w:i w:val="false"/>
-                <w:iCs w:val="false"/>
-                <w:sz w:val="20"/>
-                <w:szCs w:val="20"/>
-              </w:rPr>
-              <w:t xml:space="preserve">1.757</w:t>
-            </w:r>
-          </w:p>
-        </w:tc>
-        <w:tc>
-          <w:tcPr>
-            <w:tcW w:type="dxa" w:w="2426"/>
-            <w:tcBorders>
-              <w:top w:val="none" w:color="FFFFFF" w:sz="0"/>
-              <w:left w:val="none" w:color="FFFFFF" w:sz="0"/>
-              <w:bottom w:val="none" w:color="FFFFFF" w:sz="0"/>
-              <w:right w:val="none" w:color="FFFFFF" w:sz="0"/>
-            </w:tcBorders>
-            <w:tcMar>
-              <w:top w:type="dxa" w:w="30"/>
-              <w:left w:type="dxa" w:w="80"/>
-              <w:bottom w:type="dxa" w:w="30"/>
-              <w:right w:type="dxa" w:w="80"/>
-            </w:tcMar>
-            <w:vAlign w:val="center"/>
-          </w:tcPr>
-          <w:p>
-            <w:pPr>
-              <w:keepNext/>
-              <w:spacing w:line="240"/>
-              <w:jc w:val="center"/>
-            </w:pPr>
-            <w:r>
-              <w:rPr>
-                <w:rFonts w:ascii="Times New Roman" w:cs="Times New Roman" w:eastAsia="Times New Roman" w:hAnsi="Times New Roman"/>
-                <w:b w:val="false"/>
-                <w:bCs w:val="false"/>
-                <w:i w:val="false"/>
-                <w:iCs w:val="false"/>
-                <w:sz w:val="20"/>
-                <w:szCs w:val="20"/>
-              </w:rPr>
-              <w:t xml:space="preserve">1.745</w:t>
-            </w:r>
-          </w:p>
-        </w:tc>
-      </w:tr>
-      <w:tr>
-        <w:trPr>
-          <w:cantSplit/>
-        </w:trPr>
-        <w:tc>
-          <w:tcPr>
-            <w:tcW w:type="dxa" w:w="4507"/>
-            <w:tcBorders>
-              <w:top w:val="none" w:color="FFFFFF" w:sz="0"/>
-              <w:left w:val="none" w:color="FFFFFF" w:sz="0"/>
-              <w:bottom w:val="none" w:color="FFFFFF" w:sz="0"/>
-              <w:right w:val="none" w:color="FFFFFF" w:sz="0"/>
-            </w:tcBorders>
-            <w:tcMar>
-              <w:top w:type="dxa" w:w="30"/>
-              <w:left w:type="dxa" w:w="80"/>
-              <w:bottom w:type="dxa" w:w="30"/>
-              <w:right w:type="dxa" w:w="80"/>
-            </w:tcMar>
-            <w:vAlign w:val="center"/>
-          </w:tcPr>
-          <w:p>
-            <w:pPr>
-              <w:keepNext/>
-              <w:spacing w:line="240"/>
-              <w:jc w:val="left"/>
-            </w:pPr>
-            <w:r>
-              <w:rPr>
-                <w:rFonts w:ascii="Times New Roman" w:cs="Times New Roman" w:eastAsia="Times New Roman" w:hAnsi="Times New Roman"/>
-                <w:b w:val="false"/>
-                <w:bCs w:val="false"/>
-                <w:i w:val="false"/>
-                <w:iCs w:val="false"/>
-                <w:sz w:val="20"/>
-                <w:szCs w:val="20"/>
-              </w:rPr>
-              <w:t xml:space="preserve">3 · Log domain</w:t>
-            </w:r>
-          </w:p>
-        </w:tc>
-        <w:tc>
-          <w:tcPr>
-            <w:tcW w:type="dxa" w:w="2427"/>
-            <w:tcBorders>
-              <w:top w:val="none" w:color="FFFFFF" w:sz="0"/>
-              <w:left w:val="none" w:color="FFFFFF" w:sz="0"/>
-              <w:bottom w:val="none" w:color="FFFFFF" w:sz="0"/>
-              <w:right w:val="none" w:color="FFFFFF" w:sz="0"/>
-            </w:tcBorders>
-            <w:tcMar>
-              <w:top w:type="dxa" w:w="30"/>
-              <w:left w:type="dxa" w:w="80"/>
-              <w:bottom w:type="dxa" w:w="30"/>
-              <w:right w:type="dxa" w:w="80"/>
-            </w:tcMar>
-            <w:vAlign w:val="center"/>
-          </w:tcPr>
-          <w:p>
-            <w:pPr>
-              <w:keepNext/>
-              <w:spacing w:line="240"/>
-              <w:jc w:val="center"/>
-            </w:pPr>
-            <w:r>
-              <w:rPr>
-                <w:rFonts w:ascii="Times New Roman" w:cs="Times New Roman" w:eastAsia="Times New Roman" w:hAnsi="Times New Roman"/>
-                <w:b w:val="false"/>
-                <w:bCs w:val="false"/>
-                <w:i w:val="false"/>
-                <w:iCs w:val="false"/>
-                <w:sz w:val="20"/>
-                <w:szCs w:val="20"/>
-              </w:rPr>
-              <w:t xml:space="preserve">0.006</w:t>
-            </w:r>
-          </w:p>
-        </w:tc>
-        <w:tc>
-          <w:tcPr>
-            <w:tcW w:type="dxa" w:w="2426"/>
-            <w:tcBorders>
-              <w:top w:val="none" w:color="FFFFFF" w:sz="0"/>
-              <w:left w:val="none" w:color="FFFFFF" w:sz="0"/>
-              <w:bottom w:val="none" w:color="FFFFFF" w:sz="0"/>
-              <w:right w:val="none" w:color="FFFFFF" w:sz="0"/>
-            </w:tcBorders>
-            <w:tcMar>
-              <w:top w:type="dxa" w:w="30"/>
-              <w:left w:type="dxa" w:w="80"/>
-              <w:bottom w:type="dxa" w:w="30"/>
-              <w:right w:type="dxa" w:w="80"/>
-            </w:tcMar>
-            <w:vAlign w:val="center"/>
-          </w:tcPr>
-          <w:p>
-            <w:pPr>
-              <w:keepNext/>
-              <w:spacing w:line="240"/>
-              <w:jc w:val="center"/>
-            </w:pPr>
-            <w:r>
-              <w:rPr>
-                <w:rFonts w:ascii="Times New Roman" w:cs="Times New Roman" w:eastAsia="Times New Roman" w:hAnsi="Times New Roman"/>
-                <w:b w:val="false"/>
-                <w:bCs w:val="false"/>
-                <w:i w:val="false"/>
-                <w:iCs w:val="false"/>
-                <w:sz w:val="20"/>
-                <w:szCs w:val="20"/>
-              </w:rPr>
-              <w:t xml:space="preserve">0.006</w:t>
-            </w:r>
-          </w:p>
-        </w:tc>
-      </w:tr>
-      <w:tr>
-        <w:trPr>
-          <w:cantSplit/>
-        </w:trPr>
-        <w:tc>
-          <w:tcPr>
-            <w:tcW w:type="dxa" w:w="4507"/>
-            <w:tcBorders>
-              <w:top w:val="none" w:color="FFFFFF" w:sz="0"/>
-              <w:left w:val="none" w:color="FFFFFF" w:sz="0"/>
-              <w:bottom w:val="none" w:color="FFFFFF" w:sz="0"/>
-              <w:right w:val="none" w:color="FFFFFF" w:sz="0"/>
-            </w:tcBorders>
-            <w:tcMar>
-              <w:top w:type="dxa" w:w="30"/>
-              <w:left w:type="dxa" w:w="80"/>
-              <w:bottom w:type="dxa" w:w="30"/>
-              <w:right w:type="dxa" w:w="80"/>
-            </w:tcMar>
-            <w:vAlign w:val="center"/>
-          </w:tcPr>
-          <w:p>
-            <w:pPr>
-              <w:keepNext/>
-              <w:spacing w:line="240"/>
-              <w:jc w:val="left"/>
-            </w:pPr>
-            <w:r>
-              <w:rPr>
-                <w:rFonts w:ascii="Times New Roman" w:cs="Times New Roman" w:eastAsia="Times New Roman" w:hAnsi="Times New Roman"/>
-                <w:b w:val="false"/>
-                <w:bCs w:val="false"/>
-                <w:i w:val="false"/>
-                <w:iCs w:val="false"/>
-                <w:sz w:val="20"/>
-                <w:szCs w:val="20"/>
-              </w:rPr>
-              <w:t xml:space="preserve">4–5 · Seed selection</w:t>
-            </w:r>
-          </w:p>
-        </w:tc>
-        <w:tc>
-          <w:tcPr>
-            <w:tcW w:type="dxa" w:w="2427"/>
-            <w:tcBorders>
-              <w:top w:val="none" w:color="FFFFFF" w:sz="0"/>
-              <w:left w:val="none" w:color="FFFFFF" w:sz="0"/>
-              <w:bottom w:val="none" w:color="FFFFFF" w:sz="0"/>
-              <w:right w:val="none" w:color="FFFFFF" w:sz="0"/>
-            </w:tcBorders>
-            <w:tcMar>
-              <w:top w:type="dxa" w:w="30"/>
-              <w:left w:type="dxa" w:w="80"/>
-              <w:bottom w:type="dxa" w:w="30"/>
-              <w:right w:type="dxa" w:w="80"/>
-            </w:tcMar>
-            <w:vAlign w:val="center"/>
-          </w:tcPr>
-          <w:p>
-            <w:pPr>
-              <w:keepNext/>
-              <w:spacing w:line="240"/>
-              <w:jc w:val="center"/>
-            </w:pPr>
-            <w:r>
-              <w:rPr>
-                <w:rFonts w:ascii="Times New Roman" w:cs="Times New Roman" w:eastAsia="Times New Roman" w:hAnsi="Times New Roman"/>
-                <w:b w:val="false"/>
-                <w:bCs w:val="false"/>
-                <w:i w:val="false"/>
-                <w:iCs w:val="false"/>
-                <w:sz w:val="20"/>
-                <w:szCs w:val="20"/>
-              </w:rPr>
-              <w:t xml:space="preserve">2.614</w:t>
-            </w:r>
-          </w:p>
-        </w:tc>
-        <w:tc>
-          <w:tcPr>
-            <w:tcW w:type="dxa" w:w="2426"/>
-            <w:tcBorders>
-              <w:top w:val="none" w:color="FFFFFF" w:sz="0"/>
-              <w:left w:val="none" w:color="FFFFFF" w:sz="0"/>
-              <w:bottom w:val="none" w:color="FFFFFF" w:sz="0"/>
-              <w:right w:val="none" w:color="FFFFFF" w:sz="0"/>
-            </w:tcBorders>
-            <w:tcMar>
-              <w:top w:type="dxa" w:w="30"/>
-              <w:left w:type="dxa" w:w="80"/>
-              <w:bottom w:type="dxa" w:w="30"/>
-              <w:right w:type="dxa" w:w="80"/>
-            </w:tcMar>
-            <w:vAlign w:val="center"/>
-          </w:tcPr>
-          <w:p>
-            <w:pPr>
-              <w:keepNext/>
-              <w:spacing w:line="240"/>
-              <w:jc w:val="center"/>
-            </w:pPr>
-            <w:r>
-              <w:rPr>
-                <w:rFonts w:ascii="Times New Roman" w:cs="Times New Roman" w:eastAsia="Times New Roman" w:hAnsi="Times New Roman"/>
-                <w:b w:val="false"/>
-                <w:bCs w:val="false"/>
-                <w:i w:val="false"/>
-                <w:iCs w:val="false"/>
-                <w:sz w:val="20"/>
-                <w:szCs w:val="20"/>
-              </w:rPr>
-              <w:t xml:space="preserve">2.606</w:t>
-            </w:r>
-          </w:p>
-        </w:tc>
-      </w:tr>
-      <w:tr>
-        <w:trPr>
-          <w:cantSplit/>
-        </w:trPr>
-        <w:tc>
-          <w:tcPr>
-            <w:tcW w:type="dxa" w:w="4507"/>
-            <w:tcBorders>
-              <w:top w:val="none" w:color="FFFFFF" w:sz="0"/>
-              <w:left w:val="none" w:color="FFFFFF" w:sz="0"/>
-              <w:bottom w:val="none" w:color="FFFFFF" w:sz="0"/>
-              <w:right w:val="none" w:color="FFFFFF" w:sz="0"/>
-            </w:tcBorders>
-            <w:tcMar>
-              <w:top w:type="dxa" w:w="30"/>
-              <w:left w:type="dxa" w:w="80"/>
-              <w:bottom w:type="dxa" w:w="30"/>
-              <w:right w:type="dxa" w:w="80"/>
-            </w:tcMar>
-            <w:vAlign w:val="center"/>
-          </w:tcPr>
-          <w:p>
-            <w:pPr>
-              <w:keepNext/>
-              <w:spacing w:line="240"/>
-              <w:jc w:val="left"/>
-            </w:pPr>
-            <w:r>
-              <w:rPr>
-                <w:rFonts w:ascii="Times New Roman" w:cs="Times New Roman" w:eastAsia="Times New Roman" w:hAnsi="Times New Roman"/>
-                <w:b w:val="false"/>
-                <w:bCs w:val="false"/>
-                <w:i w:val="false"/>
-                <w:iCs w:val="false"/>
-                <w:sz w:val="20"/>
-                <w:szCs w:val="20"/>
-              </w:rPr>
-              <w:t xml:space="preserve">6 · Region growing</w:t>
-            </w:r>
-          </w:p>
-        </w:tc>
-        <w:tc>
-          <w:tcPr>
-            <w:tcW w:type="dxa" w:w="2427"/>
-            <w:tcBorders>
-              <w:top w:val="none" w:color="FFFFFF" w:sz="0"/>
-              <w:left w:val="none" w:color="FFFFFF" w:sz="0"/>
-              <w:bottom w:val="none" w:color="FFFFFF" w:sz="0"/>
-              <w:right w:val="none" w:color="FFFFFF" w:sz="0"/>
-            </w:tcBorders>
-            <w:tcMar>
-              <w:top w:type="dxa" w:w="30"/>
-              <w:left w:type="dxa" w:w="80"/>
-              <w:bottom w:type="dxa" w:w="30"/>
-              <w:right w:type="dxa" w:w="80"/>
-            </w:tcMar>
-            <w:vAlign w:val="center"/>
-          </w:tcPr>
-          <w:p>
-            <w:pPr>
-              <w:keepNext/>
-              <w:spacing w:line="240"/>
-              <w:jc w:val="center"/>
-            </w:pPr>
-            <w:r>
-              <w:rPr>
-                <w:rFonts w:ascii="Times New Roman" w:cs="Times New Roman" w:eastAsia="Times New Roman" w:hAnsi="Times New Roman"/>
-                <w:b w:val="false"/>
-                <w:bCs w:val="false"/>
-                <w:i w:val="false"/>
-                <w:iCs w:val="false"/>
-                <w:sz w:val="20"/>
-                <w:szCs w:val="20"/>
-              </w:rPr>
-              <w:t xml:space="preserve">5.350</w:t>
-            </w:r>
-          </w:p>
-        </w:tc>
-        <w:tc>
-          <w:tcPr>
-            <w:tcW w:type="dxa" w:w="2426"/>
-            <w:tcBorders>
-              <w:top w:val="none" w:color="FFFFFF" w:sz="0"/>
-              <w:left w:val="none" w:color="FFFFFF" w:sz="0"/>
-              <w:bottom w:val="none" w:color="FFFFFF" w:sz="0"/>
-              <w:right w:val="none" w:color="FFFFFF" w:sz="0"/>
-            </w:tcBorders>
-            <w:tcMar>
-              <w:top w:type="dxa" w:w="30"/>
-              <w:left w:type="dxa" w:w="80"/>
-              <w:bottom w:type="dxa" w:w="30"/>
-              <w:right w:type="dxa" w:w="80"/>
-            </w:tcMar>
-            <w:vAlign w:val="center"/>
-          </w:tcPr>
-          <w:p>
-            <w:pPr>
-              <w:keepNext/>
-              <w:spacing w:line="240"/>
-              <w:jc w:val="center"/>
-            </w:pPr>
-            <w:r>
-              <w:rPr>
-                <w:rFonts w:ascii="Times New Roman" w:cs="Times New Roman" w:eastAsia="Times New Roman" w:hAnsi="Times New Roman"/>
-                <w:b w:val="false"/>
-                <w:bCs w:val="false"/>
-                <w:i w:val="false"/>
-                <w:iCs w:val="false"/>
-                <w:sz w:val="20"/>
-                <w:szCs w:val="20"/>
-              </w:rPr>
-              <w:t xml:space="preserve">1.858</w:t>
-            </w:r>
-          </w:p>
-        </w:tc>
-      </w:tr>
-      <w:tr>
-        <w:trPr>
-          <w:cantSplit/>
-        </w:trPr>
-        <w:tc>
-          <w:tcPr>
-            <w:tcW w:type="dxa" w:w="4507"/>
-            <w:tcBorders>
-              <w:top w:val="none" w:color="FFFFFF" w:sz="0"/>
-              <w:left w:val="none" w:color="FFFFFF" w:sz="0"/>
-              <w:bottom w:val="single" w:color="000000" w:sz="6"/>
-              <w:right w:val="none" w:color="FFFFFF" w:sz="0"/>
-            </w:tcBorders>
-            <w:tcMar>
-              <w:top w:type="dxa" w:w="30"/>
-              <w:left w:type="dxa" w:w="80"/>
-              <w:bottom w:type="dxa" w:w="30"/>
-              <w:right w:type="dxa" w:w="80"/>
-            </w:tcMar>
-            <w:vAlign w:val="center"/>
-          </w:tcPr>
-          <w:p>
-            <w:pPr>
-              <w:keepNext w:val="false"/>
-              <w:spacing w:line="240"/>
-              <w:jc w:val="left"/>
-            </w:pPr>
-            <w:r>
-              <w:rPr>
-                <w:rFonts w:ascii="Times New Roman" w:cs="Times New Roman" w:eastAsia="Times New Roman" w:hAnsi="Times New Roman"/>
-                <w:b w:val="false"/>
-                <w:bCs w:val="false"/>
-                <w:i w:val="false"/>
-                <w:iCs w:val="false"/>
-                <w:sz w:val="20"/>
-                <w:szCs w:val="20"/>
-              </w:rPr>
-              <w:t xml:space="preserve">7 · Post-processing</w:t>
-            </w:r>
-          </w:p>
-        </w:tc>
-        <w:tc>
-          <w:tcPr>
-            <w:tcW w:type="dxa" w:w="2427"/>
-            <w:tcBorders>
-              <w:top w:val="none" w:color="FFFFFF" w:sz="0"/>
-              <w:left w:val="none" w:color="FFFFFF" w:sz="0"/>
-              <w:bottom w:val="single" w:color="000000" w:sz="6"/>
-              <w:right w:val="none" w:color="FFFFFF" w:sz="0"/>
-            </w:tcBorders>
-            <w:tcMar>
-              <w:top w:type="dxa" w:w="30"/>
-              <w:left w:type="dxa" w:w="80"/>
-              <w:bottom w:type="dxa" w:w="30"/>
-              <w:right w:type="dxa" w:w="80"/>
-            </w:tcMar>
-            <w:vAlign w:val="center"/>
-          </w:tcPr>
-          <w:p>
-            <w:pPr>
-              <w:keepNext w:val="false"/>
-              <w:spacing w:line="240"/>
-              <w:jc w:val="center"/>
-            </w:pPr>
-            <w:r>
-              <w:rPr>
-                <w:rFonts w:ascii="Times New Roman" w:cs="Times New Roman" w:eastAsia="Times New Roman" w:hAnsi="Times New Roman"/>
-                <w:b w:val="false"/>
-                <w:bCs w:val="false"/>
-                <w:i w:val="false"/>
-                <w:iCs w:val="false"/>
-                <w:sz w:val="20"/>
-                <w:szCs w:val="20"/>
-              </w:rPr>
-              <w:t xml:space="preserve">0.045</w:t>
-            </w:r>
-          </w:p>
-        </w:tc>
-        <w:tc>
-          <w:tcPr>
-            <w:tcW w:type="dxa" w:w="2426"/>
-            <w:tcBorders>
-              <w:top w:val="none" w:color="FFFFFF" w:sz="0"/>
-              <w:left w:val="none" w:color="FFFFFF" w:sz="0"/>
-              <w:bottom w:val="single" w:color="000000" w:sz="6"/>
-              <w:right w:val="none" w:color="FFFFFF" w:sz="0"/>
-            </w:tcBorders>
-            <w:tcMar>
-              <w:top w:type="dxa" w:w="30"/>
-              <w:left w:type="dxa" w:w="80"/>
-              <w:bottom w:type="dxa" w:w="30"/>
-              <w:right w:type="dxa" w:w="80"/>
-            </w:tcMar>
-            <w:vAlign w:val="center"/>
-          </w:tcPr>
-          <w:p>
-            <w:pPr>
-              <w:keepNext w:val="false"/>
-              <w:spacing w:line="240"/>
-              <w:jc w:val="center"/>
-            </w:pPr>
-            <w:r>
-              <w:rPr>
-                <w:rFonts w:ascii="Times New Roman" w:cs="Times New Roman" w:eastAsia="Times New Roman" w:hAnsi="Times New Roman"/>
-                <w:b w:val="false"/>
-                <w:bCs w:val="false"/>
-                <w:i w:val="false"/>
-                <w:iCs w:val="false"/>
-                <w:sz w:val="20"/>
-                <w:szCs w:val="20"/>
-              </w:rPr>
-              <w:t xml:space="preserve">0.043</w:t>
-            </w:r>
-          </w:p>
-        </w:tc>
-      </w:tr>
-    </w:tbl>
-    <w:p>
-      <w:pPr>
-        <w:spacing w:after="240" w:before="60" w:line="240"/>
-        <w:jc w:val="both"/>
-      </w:pPr>
-      <w:r>
-        <w:rPr>
-          <w:rFonts w:ascii="Times New Roman" w:cs="Times New Roman" w:eastAsia="Times New Roman" w:hAnsi="Times New Roman"/>
-          <w:i/>
-          <w:iCs/>
-          <w:sz w:val="20"/>
-          <w:szCs w:val="20"/>
-        </w:rPr>
-        <w:t xml:space="preserve">Note.</w:t>
-      </w:r>
-      <w:r>
-        <w:rPr>
-          <w:rFonts w:ascii="Times New Roman" w:cs="Times New Roman" w:eastAsia="Times New Roman" w:hAnsi="Times New Roman"/>
-          <w:sz w:val="20"/>
-          <w:szCs w:val="20"/>
-        </w:rPr>
-        <w:t xml:space="preserve"> Same sequential pass as Table 4.13. Stages 1–5 are shared by both algorithms, so their times differ only by measurement noise; the difference in total time comes from Stage 6.</w:t>
-      </w:r>
-    </w:p>
-    <w:p>
-      <w:pPr>
-        <w:keepNext w:val="false"/>
-        <w:spacing w:after="0" w:before="0" w:line="360"/>
-        <w:ind w:firstLine="720"/>
-        <w:jc w:val="both"/>
-      </w:pPr>
-      <w:r>
-        <w:rPr>
-          <w:rFonts w:ascii="Times New Roman" w:cs="Times New Roman" w:eastAsia="Times New Roman" w:hAnsi="Times New Roman"/>
-          <w:sz w:val="24"/>
-          <w:szCs w:val="24"/>
-        </w:rPr>
-        <w:t xml:space="preserve">Table 4.14 shows where the time goes. Stages 1 to 5 are identical for both algorithms; the difference lies in region growing, which takes a mean 5.35 s for SRG and 1.86 s for ESRG. The most expensive shared stage is seed selection (2.61 s), which ranks every candidate component; it is also the stage that limits accuracy under automatic seeding, so it is the natural target for further optimization.</w:t>
-      </w:r>
-    </w:p>
-    <w:p>
-      <w:pPr>
-        <w:pStyle w:val="Heading2"/>
-        <w:keepNext/>
-        <w:spacing w:after="0" w:before="240" w:line="360"/>
-        <w:jc w:val="left"/>
-      </w:pPr>
-      <w:r>
-        <w:rPr>
-          <w:rFonts w:ascii="Times New Roman" w:cs="Times New Roman" w:eastAsia="Times New Roman" w:hAnsi="Times New Roman"/>
-          <w:b/>
-          <w:bCs/>
-          <w:color w:val="000000"/>
-          <w:sz w:val="24"/>
-          <w:szCs w:val="24"/>
-        </w:rPr>
-        <w:t xml:space="preserve">4.3 Summary of Findings</w:t>
-      </w:r>
-    </w:p>
-    <w:p>
-      <w:pPr>
-        <w:keepNext w:val="false"/>
-        <w:spacing w:after="0" w:before="0" w:line="360"/>
-        <w:ind w:firstLine="720"/>
-        <w:jc w:val="both"/>
-      </w:pPr>
-      <w:r>
-        <w:rPr>
-          <w:rFonts w:ascii="Times New Roman" w:cs="Times New Roman" w:eastAsia="Times New Roman" w:hAnsi="Times New Roman"/>
-          <w:sz w:val="24"/>
-          <w:szCs w:val="24"/>
-        </w:rPr>
-        <w:t xml:space="preserve">Table 4.15 summarizes the evaluation per objective. Each objective is judged by the metric that measures its problem directly, against the configuration without the corresponding enhancement.</w:t>
-      </w:r>
-    </w:p>
-    <w:p>
-      <w:pPr>
-        <w:keepNext/>
-        <w:spacing w:after="0" w:before="240" w:line="360"/>
-      </w:pPr>
-      <w:r>
-        <w:rPr>
-          <w:rFonts w:ascii="Times New Roman" w:cs="Times New Roman" w:eastAsia="Times New Roman" w:hAnsi="Times New Roman"/>
-          <w:b/>
-          <w:bCs/>
-          <w:sz w:val="24"/>
-          <w:szCs w:val="24"/>
-        </w:rPr>
-        <w:t xml:space="preserve">Table 4.15</w:t>
+        <w:t xml:space="preserve">Table 4.13</w:t>
       </w:r>
     </w:p>
     <w:p>
@@ -27594,7 +25370,7 @@
                 <w:sz w:val="20"/>
                 <w:szCs w:val="20"/>
               </w:rPr>
-              <w:t xml:space="preserve">Overall (automatic seed) and efficiency</w:t>
+              <w:t xml:space="preserve">Overall delineation (automatic seed)</w:t>
             </w:r>
           </w:p>
         </w:tc>
@@ -27823,20 +25599,20 @@
             <w:tcBorders>
               <w:top w:val="none" w:color="FFFFFF" w:sz="0"/>
               <w:left w:val="none" w:color="FFFFFF" w:sz="0"/>
-              <w:bottom w:val="none" w:color="FFFFFF" w:sz="0"/>
-              <w:right w:val="none" w:color="FFFFFF" w:sz="0"/>
-            </w:tcBorders>
-            <w:tcMar>
-              <w:top w:type="dxa" w:w="30"/>
-              <w:left w:type="dxa" w:w="80"/>
-              <w:bottom w:type="dxa" w:w="30"/>
-              <w:right w:type="dxa" w:w="80"/>
-            </w:tcMar>
-            <w:vAlign w:val="center"/>
-          </w:tcPr>
-          <w:p>
-            <w:pPr>
-              <w:keepNext/>
+              <w:bottom w:val="single" w:color="000000" w:sz="6"/>
+              <w:right w:val="none" w:color="FFFFFF" w:sz="0"/>
+            </w:tcBorders>
+            <w:tcMar>
+              <w:top w:type="dxa" w:w="30"/>
+              <w:left w:type="dxa" w:w="80"/>
+              <w:bottom w:type="dxa" w:w="30"/>
+              <w:right w:type="dxa" w:w="80"/>
+            </w:tcMar>
+            <w:vAlign w:val="center"/>
+          </w:tcPr>
+          <w:p>
+            <w:pPr>
+              <w:keepNext w:val="false"/>
               <w:spacing w:line="240"/>
               <w:jc w:val="left"/>
             </w:pPr>
@@ -27860,20 +25636,20 @@
             <w:tcBorders>
               <w:top w:val="none" w:color="FFFFFF" w:sz="0"/>
               <w:left w:val="none" w:color="FFFFFF" w:sz="0"/>
-              <w:bottom w:val="none" w:color="FFFFFF" w:sz="0"/>
-              <w:right w:val="none" w:color="FFFFFF" w:sz="0"/>
-            </w:tcBorders>
-            <w:tcMar>
-              <w:top w:type="dxa" w:w="30"/>
-              <w:left w:type="dxa" w:w="80"/>
-              <w:bottom w:type="dxa" w:w="30"/>
-              <w:right w:type="dxa" w:w="80"/>
-            </w:tcMar>
-            <w:vAlign w:val="center"/>
-          </w:tcPr>
-          <w:p>
-            <w:pPr>
-              <w:keepNext/>
+              <w:bottom w:val="single" w:color="000000" w:sz="6"/>
+              <w:right w:val="none" w:color="FFFFFF" w:sz="0"/>
+            </w:tcBorders>
+            <w:tcMar>
+              <w:top w:type="dxa" w:w="30"/>
+              <w:left w:type="dxa" w:w="80"/>
+              <w:bottom w:type="dxa" w:w="30"/>
+              <w:right w:type="dxa" w:w="80"/>
+            </w:tcMar>
+            <w:vAlign w:val="center"/>
+          </w:tcPr>
+          <w:p>
+            <w:pPr>
+              <w:keepNext w:val="false"/>
               <w:spacing w:line="240"/>
               <w:jc w:val="center"/>
             </w:pPr>
@@ -27897,20 +25673,20 @@
             <w:tcBorders>
               <w:top w:val="none" w:color="FFFFFF" w:sz="0"/>
               <w:left w:val="none" w:color="FFFFFF" w:sz="0"/>
-              <w:bottom w:val="none" w:color="FFFFFF" w:sz="0"/>
-              <w:right w:val="none" w:color="FFFFFF" w:sz="0"/>
-            </w:tcBorders>
-            <w:tcMar>
-              <w:top w:type="dxa" w:w="30"/>
-              <w:left w:type="dxa" w:w="80"/>
-              <w:bottom w:type="dxa" w:w="30"/>
-              <w:right w:type="dxa" w:w="80"/>
-            </w:tcMar>
-            <w:vAlign w:val="center"/>
-          </w:tcPr>
-          <w:p>
-            <w:pPr>
-              <w:keepNext/>
+              <w:bottom w:val="single" w:color="000000" w:sz="6"/>
+              <w:right w:val="none" w:color="FFFFFF" w:sz="0"/>
+            </w:tcBorders>
+            <w:tcMar>
+              <w:top w:type="dxa" w:w="30"/>
+              <w:left w:type="dxa" w:w="80"/>
+              <w:bottom w:type="dxa" w:w="30"/>
+              <w:right w:type="dxa" w:w="80"/>
+            </w:tcMar>
+            <w:vAlign w:val="center"/>
+          </w:tcPr>
+          <w:p>
+            <w:pPr>
+              <w:keepNext w:val="false"/>
               <w:spacing w:line="240"/>
               <w:jc w:val="center"/>
             </w:pPr>
@@ -27934,20 +25710,20 @@
             <w:tcBorders>
               <w:top w:val="none" w:color="FFFFFF" w:sz="0"/>
               <w:left w:val="none" w:color="FFFFFF" w:sz="0"/>
-              <w:bottom w:val="none" w:color="FFFFFF" w:sz="0"/>
-              <w:right w:val="none" w:color="FFFFFF" w:sz="0"/>
-            </w:tcBorders>
-            <w:tcMar>
-              <w:top w:type="dxa" w:w="30"/>
-              <w:left w:type="dxa" w:w="80"/>
-              <w:bottom w:type="dxa" w:w="30"/>
-              <w:right w:type="dxa" w:w="80"/>
-            </w:tcMar>
-            <w:vAlign w:val="center"/>
-          </w:tcPr>
-          <w:p>
-            <w:pPr>
-              <w:keepNext/>
+              <w:bottom w:val="single" w:color="000000" w:sz="6"/>
+              <w:right w:val="none" w:color="FFFFFF" w:sz="0"/>
+            </w:tcBorders>
+            <w:tcMar>
+              <w:top w:type="dxa" w:w="30"/>
+              <w:left w:type="dxa" w:w="80"/>
+              <w:bottom w:type="dxa" w:w="30"/>
+              <w:right w:type="dxa" w:w="80"/>
+            </w:tcMar>
+            <w:vAlign w:val="center"/>
+          </w:tcPr>
+          <w:p>
+            <w:pPr>
+              <w:keepNext w:val="false"/>
               <w:spacing w:line="240"/>
               <w:jc w:val="center"/>
             </w:pPr>
@@ -27971,20 +25747,20 @@
             <w:tcBorders>
               <w:top w:val="none" w:color="FFFFFF" w:sz="0"/>
               <w:left w:val="none" w:color="FFFFFF" w:sz="0"/>
-              <w:bottom w:val="none" w:color="FFFFFF" w:sz="0"/>
-              <w:right w:val="none" w:color="FFFFFF" w:sz="0"/>
-            </w:tcBorders>
-            <w:tcMar>
-              <w:top w:type="dxa" w:w="30"/>
-              <w:left w:type="dxa" w:w="80"/>
-              <w:bottom w:type="dxa" w:w="30"/>
-              <w:right w:type="dxa" w:w="80"/>
-            </w:tcMar>
-            <w:vAlign w:val="center"/>
-          </w:tcPr>
-          <w:p>
-            <w:pPr>
-              <w:keepNext/>
+              <w:bottom w:val="single" w:color="000000" w:sz="6"/>
+              <w:right w:val="none" w:color="FFFFFF" w:sz="0"/>
+            </w:tcBorders>
+            <w:tcMar>
+              <w:top w:type="dxa" w:w="30"/>
+              <w:left w:type="dxa" w:w="80"/>
+              <w:bottom w:type="dxa" w:w="30"/>
+              <w:right w:type="dxa" w:w="80"/>
+            </w:tcMar>
+            <w:vAlign w:val="center"/>
+          </w:tcPr>
+          <w:p>
+            <w:pPr>
+              <w:keepNext w:val="false"/>
               <w:spacing w:line="240"/>
               <w:jc w:val="center"/>
             </w:pPr>
@@ -27999,220 +25775,6 @@
                 <w:szCs w:val="20"/>
               </w:rPr>
               <w:t xml:space="preserve">4.1</w:t>
-            </w:r>
-          </w:p>
-        </w:tc>
-      </w:tr>
-      <w:tr>
-        <w:trPr>
-          <w:cantSplit/>
-        </w:trPr>
-        <w:tc>
-          <w:tcPr>
-            <w:tcW w:type="dxa" w:w="3383"/>
-            <w:tcBorders>
-              <w:top w:val="none" w:color="FFFFFF" w:sz="0"/>
-              <w:left w:val="none" w:color="FFFFFF" w:sz="0"/>
-              <w:bottom w:val="single" w:color="000000" w:sz="6"/>
-              <w:right w:val="none" w:color="FFFFFF" w:sz="0"/>
-            </w:tcBorders>
-            <w:tcMar>
-              <w:top w:type="dxa" w:w="30"/>
-              <w:left w:type="dxa" w:w="80"/>
-              <w:bottom w:type="dxa" w:w="30"/>
-              <w:right w:type="dxa" w:w="80"/>
-            </w:tcMar>
-            <w:vAlign w:val="center"/>
-          </w:tcPr>
-          <w:p>
-            <w:pPr>
-              <w:keepNext w:val="false"/>
-              <w:spacing w:line="240"/>
-              <w:jc w:val="left"/>
-            </w:pPr>
-            <w:r>
-              <w:rPr>
-                <w:rFonts w:ascii="Times New Roman" w:cs="Times New Roman" w:eastAsia="Times New Roman" w:hAnsi="Times New Roman"/>
-                <w:b w:val="false"/>
-                <w:bCs w:val="false"/>
-                <w:i w:val="false"/>
-                <w:iCs w:val="false"/>
-                <w:sz w:val="20"/>
-                <w:szCs w:val="20"/>
-              </w:rPr>
-              <w:t xml:space="preserve">Time per slice, </w:t>
-            </w:r>
-            <w:r>
-              <w:rPr>
-                <w:rFonts w:ascii="Times New Roman" w:cs="Times New Roman" w:eastAsia="Times New Roman" w:hAnsi="Times New Roman"/>
-                <w:b w:val="false"/>
-                <w:bCs w:val="false"/>
-                <w:i/>
-                <w:iCs/>
-                <w:sz w:val="20"/>
-                <w:szCs w:val="20"/>
-              </w:rPr>
-              <w:t xml:space="preserve">Mdn</w:t>
-            </w:r>
-          </w:p>
-        </w:tc>
-        <w:tc>
-          <w:tcPr>
-            <w:tcW w:type="dxa" w:w="1917"/>
-            <w:tcBorders>
-              <w:top w:val="none" w:color="FFFFFF" w:sz="0"/>
-              <w:left w:val="none" w:color="FFFFFF" w:sz="0"/>
-              <w:bottom w:val="single" w:color="000000" w:sz="6"/>
-              <w:right w:val="none" w:color="FFFFFF" w:sz="0"/>
-            </w:tcBorders>
-            <w:tcMar>
-              <w:top w:type="dxa" w:w="30"/>
-              <w:left w:type="dxa" w:w="80"/>
-              <w:bottom w:type="dxa" w:w="30"/>
-              <w:right w:type="dxa" w:w="80"/>
-            </w:tcMar>
-            <w:vAlign w:val="center"/>
-          </w:tcPr>
-          <w:p>
-            <w:pPr>
-              <w:keepNext w:val="false"/>
-              <w:spacing w:line="240"/>
-              <w:jc w:val="center"/>
-            </w:pPr>
-            <w:r>
-              <w:rPr>
-                <w:rFonts w:ascii="Times New Roman" w:cs="Times New Roman" w:eastAsia="Times New Roman" w:hAnsi="Times New Roman"/>
-                <w:b w:val="false"/>
-                <w:bCs w:val="false"/>
-                <w:i w:val="false"/>
-                <w:iCs w:val="false"/>
-                <w:sz w:val="20"/>
-                <w:szCs w:val="20"/>
-              </w:rPr>
-              <w:t xml:space="preserve">10.76 s</w:t>
-            </w:r>
-          </w:p>
-        </w:tc>
-        <w:tc>
-          <w:tcPr>
-            <w:tcW w:type="dxa" w:w="1466"/>
-            <w:tcBorders>
-              <w:top w:val="none" w:color="FFFFFF" w:sz="0"/>
-              <w:left w:val="none" w:color="FFFFFF" w:sz="0"/>
-              <w:bottom w:val="single" w:color="000000" w:sz="6"/>
-              <w:right w:val="none" w:color="FFFFFF" w:sz="0"/>
-            </w:tcBorders>
-            <w:tcMar>
-              <w:top w:type="dxa" w:w="30"/>
-              <w:left w:type="dxa" w:w="80"/>
-              <w:bottom w:type="dxa" w:w="30"/>
-              <w:right w:type="dxa" w:w="80"/>
-            </w:tcMar>
-            <w:vAlign w:val="center"/>
-          </w:tcPr>
-          <w:p>
-            <w:pPr>
-              <w:keepNext w:val="false"/>
-              <w:spacing w:line="240"/>
-              <w:jc w:val="center"/>
-            </w:pPr>
-            <w:r>
-              <w:rPr>
-                <w:rFonts w:ascii="Times New Roman" w:cs="Times New Roman" w:eastAsia="Times New Roman" w:hAnsi="Times New Roman"/>
-                <w:b w:val="false"/>
-                <w:bCs w:val="false"/>
-                <w:i w:val="false"/>
-                <w:iCs w:val="false"/>
-                <w:sz w:val="20"/>
-                <w:szCs w:val="20"/>
-              </w:rPr>
-              <w:t xml:space="preserve">5.73 s</w:t>
-            </w:r>
-          </w:p>
-        </w:tc>
-        <w:tc>
-          <w:tcPr>
-            <w:tcW w:type="dxa" w:w="1804"/>
-            <w:tcBorders>
-              <w:top w:val="none" w:color="FFFFFF" w:sz="0"/>
-              <w:left w:val="none" w:color="FFFFFF" w:sz="0"/>
-              <w:bottom w:val="single" w:color="000000" w:sz="6"/>
-              <w:right w:val="none" w:color="FFFFFF" w:sz="0"/>
-            </w:tcBorders>
-            <w:tcMar>
-              <w:top w:type="dxa" w:w="30"/>
-              <w:left w:type="dxa" w:w="80"/>
-              <w:bottom w:type="dxa" w:w="30"/>
-              <w:right w:type="dxa" w:w="80"/>
-            </w:tcMar>
-            <w:vAlign w:val="center"/>
-          </w:tcPr>
-          <w:p>
-            <w:pPr>
-              <w:keepNext w:val="false"/>
-              <w:spacing w:line="240"/>
-              <w:jc w:val="center"/>
-            </w:pPr>
-            <w:r>
-              <w:rPr>
-                <w:rFonts w:ascii="Times New Roman" w:cs="Times New Roman" w:eastAsia="Times New Roman" w:hAnsi="Times New Roman"/>
-                <w:b w:val="false"/>
-                <w:bCs w:val="false"/>
-                <w:i/>
-                <w:iCs/>
-                <w:sz w:val="20"/>
-                <w:szCs w:val="20"/>
-              </w:rPr>
-              <w:t xml:space="preserve">r</w:t>
-            </w:r>
-            <w:r>
-              <w:rPr>
-                <w:rFonts w:ascii="Times New Roman" w:cs="Times New Roman" w:eastAsia="Times New Roman" w:hAnsi="Times New Roman"/>
-                <w:b w:val="false"/>
-                <w:bCs w:val="false"/>
-                <w:i w:val="false"/>
-                <w:iCs w:val="false"/>
-                <w:sz w:val="20"/>
-                <w:szCs w:val="20"/>
-              </w:rPr>
-              <w:t xml:space="preserve"> = −.68</w:t>
-            </w:r>
-          </w:p>
-        </w:tc>
-        <w:tc>
-          <w:tcPr>
-            <w:tcW w:type="dxa" w:w="790"/>
-            <w:tcBorders>
-              <w:top w:val="none" w:color="FFFFFF" w:sz="0"/>
-              <w:left w:val="none" w:color="FFFFFF" w:sz="0"/>
-              <w:bottom w:val="single" w:color="000000" w:sz="6"/>
-              <w:right w:val="none" w:color="FFFFFF" w:sz="0"/>
-            </w:tcBorders>
-            <w:tcMar>
-              <w:top w:type="dxa" w:w="30"/>
-              <w:left w:type="dxa" w:w="80"/>
-              <w:bottom w:type="dxa" w:w="30"/>
-              <w:right w:type="dxa" w:w="80"/>
-            </w:tcMar>
-            <w:vAlign w:val="center"/>
-          </w:tcPr>
-          <w:p>
-            <w:pPr>
-              <w:keepNext w:val="false"/>
-              <w:spacing w:line="240"/>
-              <w:jc w:val="center"/>
-            </w:pPr>
-            <w:r>
-              <w:rPr>
-                <w:rFonts w:ascii="Times New Roman" w:cs="Times New Roman" w:eastAsia="Times New Roman" w:hAnsi="Times New Roman"/>
-                <w:b w:val="false"/>
-                <w:bCs w:val="false"/>
-                <w:i w:val="false"/>
-                <w:iCs w:val="false"/>
-                <w:sz w:val="20"/>
-                <w:szCs w:val="20"/>
-              </w:rPr>
-              <w:t xml:space="preserve">4.13</w:t>
             </w:r>
           </w:p>
         </w:tc>

--- a/Chapter4_Results_and_Discussion.docx
+++ b/Chapter4_Results_and_Discussion.docx
@@ -53,7 +53,7 @@
           <w:sz w:val="24"/>
           <w:szCs w:val="24"/>
         </w:rPr>
-        <w:t xml:space="preserve">This chapter presents and interprets the results of the single evaluation of the test sample described in Section 3.1.1. Section 4.1 reports the overall performance of the proposed Enhanced Seeded Region Growing (ESRG) algorithm against the original Seeded Region Growing (SRG) algorithm; Section 4.2 reports the experiments of each objective; Section 4.3 describes the practical advantages of the ESRG; and Section 4.4 summarizes the findings against the decision rules fixed in Section 3.1.2. The configurations, metrics, and experiments are those defined in Tables 3.1, 3.3, and 3.4. Differences are oriented so that a positive value favors the enhanced configuration, and an effect is described as significant only when its Holm-adjusted </w:t>
+        <w:t xml:space="preserve">This chapter presents and interprets the results of the single evaluation of the test sample described in Section 3.1.1. Section 4.1 reports the overall performance of the proposed Enhanced Seeded Region Growing (ESRG) algorithm against the original Seeded Region Growing (SRG) algorithm; Section 4.2 reports the experiments of each objective; Section 4.3 describes the practical advantages of the ESRG; and Section 4.4 summarizes the findings against the decision rules fixed in Section 3.1.2. The configurations, metrics, and experiments are those defined in Section 3.1.2 and Table 3.2. Differences are oriented so that a positive value favors the enhanced configuration, and an effect is described as significant only when its Holm-adjusted </w:t>
       </w:r>
       <w:r>
         <w:rPr>
@@ -124,7 +124,7 @@
           <w:sz w:val="24"/>
           <w:szCs w:val="24"/>
         </w:rPr>
-        <w:t xml:space="preserve">All 600 sampled test patients (300 glioma and 300 meningioma, one slice each) were processed by all twelve configurations, giving 7,200 segmentations, none of which ended in a processing error. Both automatic configurations were run twice more on the same slices and produced bit-identical masks on every slice in both repetitions, which confirms that the system is deterministic. The median processing time per slice was 0.4 s for the ESRG and 6.2 s for the SRG on the hardware of Table 3.6; these times are indicative only, because part of the run was performed on battery power with a reduced processor clock.</w:t>
+        <w:t xml:space="preserve">All 600 sampled test patients (300 glioma and 300 meningioma, one slice each) were processed by all twelve configurations, giving 7,200 segmentations, none of which ended in a processing error. Both automatic configurations were run twice more on the same slices and produced bit-identical masks on every slice in both repetitions, which confirms that the system is deterministic. The median processing time per slice was 0.4 s for the ESRG and 6.2 s for the SRG on the hardware of Table 3.4; these times are indicative only, because part of the run was performed on battery power with a reduced processor clock.</w:t>
       </w:r>
     </w:p>
     <w:p>
@@ -8239,7 +8239,7 @@
           <w:sz w:val="20"/>
           <w:szCs w:val="20"/>
         </w:rPr>
-        <w:t xml:space="preserve"> SHR = seed hit rate, the share of slices whose entire automatic seed core lies inside the ground-truth tumor core (Table 3.3); CI = Wilson score interval; LB = lower bound of the interval, compared with the 70% target of Objective 1. No candidate = slices on which the system reported “NO TUMOR CANDIDATE” (counted as misses, DSC = 0).</w:t>
+        <w:t xml:space="preserve"> SHR = seed hit rate, the share of slices whose entire automatic seed core lies inside the ground-truth tumor core (Section 3.1.2); CI = Wilson score interval; LB = lower bound of the interval, compared with the 70% target of Objective 1. No candidate = slices on which the system reported “NO TUMOR CANDIDATE” (counted as misses, DSC = 0).</w:t>
       </w:r>
     </w:p>
     <w:p>
@@ -14951,7 +14951,7 @@
           <w:sz w:val="20"/>
           <w:szCs w:val="20"/>
         </w:rPr>
-        <w:t xml:space="preserve"> Baseline → enhanced as defined in Table 3.4. Mdn diff. = median paired difference, oriented so that a positive value favors the enhanced configuration (for HD95, baseline minus enhanced, in pixels); + / − = number of slices on which the enhanced configuration was better / worse; </w:t>
+        <w:t xml:space="preserve"> Baseline → enhanced as defined in Table 3.2. Mdn diff. = median paired difference, oriented so that a positive value favors the enhanced configuration (for HD95, baseline minus enhanced, in pixels); + / − = number of slices on which the enhanced configuration was better / worse; </w:t>
       </w:r>
       <w:r>
         <w:rPr>
@@ -23989,7 +23989,7 @@
           <w:sz w:val="20"/>
           <w:szCs w:val="20"/>
         </w:rPr>
-        <w:t xml:space="preserve"> Baseline → enhanced as defined in Table 3.4. Mdn diff. = median paired difference, oriented so that a positive value favors the enhanced configuration (for HD95, baseline minus enhanced, in pixels); + / − = number of slices on which the enhanced configuration was better / worse; </w:t>
+        <w:t xml:space="preserve"> Baseline → enhanced as defined in Table 3.2. Mdn diff. = median paired difference, oriented so that a positive value favors the enhanced configuration (for HD95, baseline minus enhanced, in pixels); + / − = number of slices on which the enhanced configuration was better / worse; </w:t>
       </w:r>
       <w:r>
         <w:rPr>
@@ -24878,7 +24878,7 @@
                 <w:sz w:val="20"/>
                 <w:szCs w:val="20"/>
               </w:rPr>
-              <w:t xml:space="preserve">Table 3.1</w:t>
+              <w:t xml:space="preserve">Table 3.2</w:t>
             </w:r>
           </w:p>
         </w:tc>
